--- a/Docker/LANSA Docker Image creation and Usage Instructions.docx
+++ b/Docker/LANSA Docker Image creation and Usage Instructions.docx
@@ -614,7 +614,7 @@
     </w:p>
     <w:p>
       <w:r>
-        <w:t xml:space="preserve">If an additional DLL must be added after the MSI install, there are two supported approaches.</w:t>
+        <w:t xml:space="preserve">If an additional DLL must be added after the MSI install, there are two supported approaches. And you should consider re-building the MSI and then re-building the application Docker image.</w:t>
       </w:r>
     </w:p>
     <w:p>
@@ -836,6 +836,14 @@
       </w:r>
     </w:p>
     <w:p>
+      <w:pPr>
+        <w:ind w:left="360"/>
+      </w:pPr>
+      <w:r>
+        <w:t xml:space="preserve">• Its a very fast process so it may as well be used every time you need to patch.</w:t>
+      </w:r>
+    </w:p>
+    <w:p>
       <w:r>
         <w:t xml:space="preserve"/>
       </w:r>
@@ -870,7 +878,7 @@
     </w:p>
     <w:p>
       <w:r>
-        <w:t xml:space="preserve">run_img.ps1 can be run without database parameters if the database server has not changed. In that case, pass -ByPassSQLServerDNSChecks so bootstrap.ps1 skips DNS and ODBC validation.</w:t>
+        <w:t xml:space="preserve">run_img.ps1 can be run without database parameters if the database server has not changed. In that case, pass -ByPassSQLServerDNSChecks so bootstrap.ps1 skips DNS and ODBC validation. But note that stopping a Cloud VM and restarting it may change the VM IP Address and if your database is on the container host the ODBC DSN needs to be modified. run_img.ps1 obtains the current IP address and passes it to bootstrap.ps1 to modify the ODBC DSN. It also is quite quick, so its recommended to always run without -ByPassSQLServerDNSChecks.</w:t>
       </w:r>
     </w:p>
     <w:p>

--- a/Docker/LANSA Docker Image creation and Usage Instructions.docx
+++ b/Docker/LANSA Docker Image creation and Usage Instructions.docx
@@ -1,6 +1,6 @@
 
 <file path=word\document.xml><?xml version="1.0" encoding="utf-8"?>
-<w:document xmlns:wpc="http://schemas.microsoft.com/office/word/2010/wordprocessingCanvas" xmlns:mc="http://schemas.openxmlformats.org/markup-compatibility/2006" xmlns:o="urn:schemas-microsoft-com:office:office" xmlns:r="http://schemas.openxmlformats.org/officeDocument/2006/relationships" xmlns:m="http://schemas.openxmlformats.org/officeDocument/2006/math" xmlns:v="urn:schemas-microsoft-com:vml" xmlns:wp14="http://schemas.microsoft.com/office/word/2010/wordprocessingDrawing" xmlns:wp="http://schemas.openxmlformats.org/drawingml/2006/wordprocessingDrawing" xmlns:w10="urn:schemas-microsoft-com:office:word" xmlns:w="http://schemas.openxmlformats.org/wordprocessingml/2006/main" xmlns:w14="http://schemas.microsoft.com/office/word/2010/wordml" xmlns:w15="http://schemas.microsoft.com/office/word/2012/wordml" xmlns:w16cex="http://schemas.microsoft.com/office/word/2018/wordml/cex" xmlns:w16cid="http://schemas.microsoft.com/office/word/2016/wordml/cid" xmlns:w16="http://schemas.microsoft.com/office/word/2018/wordml" xmlns:w16du="http://schemas.microsoft.com/office/word/2023/wordml/word16du" xmlns:w16sdtdh="http://schemas.microsoft.com/office/word/2020/wordml/sdtdatahash" xmlns:w16sdtfl="http://schemas.microsoft.com/office/word/2024/wordml/sdtformatlock" xmlns:w16se="http://schemas.microsoft.com/office/word/2015/wordml/symex" xmlns:wpg="http://schemas.microsoft.com/office/word/2010/wordprocessingGroup" xmlns:wpi="http://schemas.microsoft.com/office/word/2010/wordprocessingInk" xmlns:wne="http://schemas.microsoft.com/office/word/2006/wordml" xmlns:wps="http://schemas.microsoft.com/office/word/2010/wordprocessingShape" mc:Ignorable="w14 w15 w16se w16cid w16 w16cex w16sdtdh w16sdtfl w16du wp14">
+<w:document xmlns:wpc="http://schemas.microsoft.com/office/word/2010/wordprocessingCanvas" xmlns:mc="http://schemas.openxmlformats.org/markup-compatibility/2006" xmlns:o="urn:schemas-microsoft-com:office:office" xmlns:r="http://schemas.openxmlformats.org/officeDocument/2006/relationships" xmlns:m="http://schemas.openxmlformats.org/officeDocument/2006/math" xmlns:v="urn:schemas-microsoft-com:vml" xmlns:wp14="http://schemas.microsoft.com/office/word/2010/wordprocessingDrawing" xmlns:wp="http://schemas.openxmlformats.org/drawingml/2006/wordprocessingDrawing" xmlns:w10="urn:schemas-microsoft-com:office:word" xmlns:w="http://schemas.openxmlformats.org/wordprocessingml/2006/main" xmlns:w14="http://schemas.microsoft.com/office/word/2010/wordml" xmlns:w15="http://schemas.microsoft.com/office/word/2012/wordml" xmlns:w16cex="http://schemas.microsoft.com/office/word/2018/wordml/cex" xmlns:w16cid="http://schemas.microsoft.com/office/word/2016/wordml/cid" xmlns:w16="http://schemas.microsoft.com/office/word/2018/wordml" xmlns:w16du="http://schemas.microsoft.com/office/word/2023/wordml/word16du" xmlns:w16sdtdh="http://schemas.microsoft.com/office/word/2020/wordml/sdtdatahash" xmlns:w16sdtfl="http://schemas.microsoft.com/office/word/2024/wordml/sdtformatlock" xmlns:w16se="http://schemas.microsoft.com/office/word/2015/wordml/symex" xmlns:wpg="http://schemas.microsoft.com/office/word/2010/wordprocessingGroup" xmlns:wpi="http://schemas.microsoft.com/office/word/2010/wordprocessingInk" xmlns:wne="http://schemas.microsoft.com/office/word/2006/wordml" xmlns:wps="http://schemas.microsoft.com/office/word/2010/wordprocessingShape" xmlns:a="http://schemas.openxmlformats.org/drawingml/2006/main" xmlns:pic="http://schemas.openxmlformats.org/drawingml/2006/picture" mc:Ignorable="w14 w15 w16se w16cid w16 w16cex w16sdtdh w16sdtfl w16du wp14">
   <w:body>
     <w:p>
       <w:pPr>
@@ -555,6 +555,9 @@
       </w:r>
     </w:p>
     <w:p>
+      <w:pPr>
+        <w:ind w:left="360"/>
+      </w:pPr>
       <w:r>
         <w:rPr>
           <w:rFonts w:ascii="Consolas" w:hAnsi="Consolas"/>
@@ -581,6 +584,9 @@
       </w:r>
     </w:p>
     <w:p>
+      <w:pPr>
+        <w:ind w:left="360"/>
+      </w:pPr>
       <w:r>
         <w:rPr>
           <w:rFonts w:ascii="Consolas" w:hAnsi="Consolas"/>
@@ -761,6 +767,9 @@
       </w:r>
     </w:p>
     <w:p>
+      <w:pPr>
+        <w:ind w:left="360"/>
+      </w:pPr>
       <w:r>
         <w:rPr>
           <w:rFonts w:ascii="Consolas" w:hAnsi="Consolas"/>
@@ -790,6 +799,9 @@
       </w:r>
     </w:p>
     <w:p>
+      <w:pPr>
+        <w:ind w:left="360"/>
+      </w:pPr>
       <w:r>
         <w:rPr>
           <w:rFonts w:ascii="Consolas" w:hAnsi="Consolas"/>
@@ -846,6 +858,9 @@
       </w:r>
     </w:p>
     <w:p>
+      <w:pPr>
+        <w:ind w:left="360"/>
+      </w:pPr>
       <w:r>
         <w:rPr>
           <w:rFonts w:ascii="Consolas" w:hAnsi="Consolas"/>
@@ -875,6 +890,9 @@
       </w:r>
     </w:p>
     <w:p>
+      <w:pPr>
+        <w:ind w:left="360"/>
+      </w:pPr>
       <w:r>
         <w:rPr>
           <w:rFonts w:ascii="Consolas" w:hAnsi="Consolas"/>
@@ -904,6 +922,9 @@
       </w:r>
     </w:p>
     <w:p>
+      <w:pPr>
+        <w:ind w:left="360"/>
+      </w:pPr>
       <w:r>
         <w:rPr>
           <w:rFonts w:ascii="Consolas" w:hAnsi="Consolas"/>
@@ -951,6 +972,9 @@
       </w:r>
     </w:p>
     <w:p>
+      <w:pPr>
+        <w:ind w:left="360"/>
+      </w:pPr>
       <w:r>
         <w:rPr>
           <w:rFonts w:ascii="Consolas" w:hAnsi="Consolas"/>
@@ -998,6 +1022,9 @@
       </w:r>
     </w:p>
     <w:p>
+      <w:pPr>
+        <w:ind w:left="360"/>
+      </w:pPr>
       <w:r>
         <w:rPr>
           <w:rFonts w:ascii="Consolas" w:hAnsi="Consolas"/>
@@ -1054,6 +1081,9 @@
       </w:r>
     </w:p>
     <w:p>
+      <w:pPr>
+        <w:ind w:left="360"/>
+      </w:pPr>
       <w:r>
         <w:rPr>
           <w:rFonts w:ascii="Consolas" w:hAnsi="Consolas"/>
@@ -1063,6 +1093,9 @@
       </w:r>
     </w:p>
     <w:p>
+      <w:pPr>
+        <w:ind w:left="360"/>
+      </w:pPr>
       <w:r>
         <w:rPr>
           <w:rFonts w:ascii="Consolas" w:hAnsi="Consolas"/>
@@ -1104,6 +1137,65 @@
         <w:t xml:space="preserve">• If a Powershell command window is opened inside the container, the Powershell prompt will display 'Cont C:\&gt;' instead of the standard 'PS C:\&gt;' to clearly show its in the container.</w:t>
       </w:r>
     </w:p>
+    <w:p/>
+    <w:p>
+      <w:pPr>
+        <w:pStyle w:val="Heading1"/>
+      </w:pPr>
+      <w:r>
+        <w:t xml:space="preserve">Example Image Tags</w:t>
+      </w:r>
+    </w:p>
+    <w:p/>
+    <w:p>
+      <w:r>
+        <w:t xml:space="preserve">The following example shows immutable and floating tags for the AWAMAPP and Base images.</w:t>
+      </w:r>
+    </w:p>
+    <w:p/>
+    <w:p>
+      <w:pPr>
+        <w:jc w:val="center"/>
+      </w:pPr>
+      <w:r>
+        <w:drawing>
+          <wp:inline distT="0" distB="0" distL="0" distR="0">
+            <wp:extent cx="5943600" cy="3343275"/>
+            <wp:effectExtent l="0" t="0" r="0" b="0"/>
+            <wp:docPr id="1" name="image1.png" descr="Example Docker image tags"/>
+            <wp:cNvGraphicFramePr>
+              <a:graphicFrameLocks noChangeAspect="1"/>
+            </wp:cNvGraphicFramePr>
+            <a:graphic>
+              <a:graphicData uri="http://schemas.openxmlformats.org/drawingml/2006/picture">
+                <pic:pic>
+                  <pic:nvPicPr>
+                    <pic:cNvPr id="0" name="image1.png" descr="Example Docker image tags"/>
+                    <pic:cNvPicPr/>
+                  </pic:nvPicPr>
+                  <pic:blipFill>
+                    <a:blip r:embed="rId2"/>
+                    <a:stretch>
+                      <a:fillRect/>
+                    </a:stretch>
+                  </pic:blipFill>
+                  <pic:spPr>
+                    <a:xfrm>
+                      <a:off x="0" y="0"/>
+                      <a:ext cx="5943600" cy="3343275"/>
+                    </a:xfrm>
+                    <a:prstGeom prst="rect">
+                      <a:avLst/>
+                    </a:prstGeom>
+                  </pic:spPr>
+                </pic:pic>
+              </a:graphicData>
+            </a:graphic>
+          </wp:inline>
+        </w:drawing>
+      </w:r>
+    </w:p>
+    <w:p/>
     <w:sectPr>
       <w:pgSz w:w="12240" w:h="15840"/>
       <w:pgMar w:top="1440" w:right="1440" w:bottom="1440" w:left="1440" w:header="720" w:footer="720" w:gutter="0"/>

--- a/Docker/LANSA Docker Image creation and Usage Instructions.docx
+++ b/Docker/LANSA Docker Image creation and Usage Instructions.docx
@@ -10,7 +10,6 @@
         <w:t xml:space="preserve">LANSA Docker Image Creation and Usage Instructions</w:t>
       </w:r>
     </w:p>
-    <w:p/>
     <w:p>
       <w:pPr>
         <w:pStyle w:val="Heading1"/>
@@ -21,34 +20,100 @@
     </w:p>
     <w:p>
       <w:r>
-        <w:t xml:space="preserve">Repository: git@github.com:robe070/cookbooks.git (sub-directory: Docker). Branch: debug/paas.</w:t>
-      </w:r>
-    </w:p>
-    <w:p/>
-    <w:p>
-      <w:r>
-        <w:t xml:space="preserve">Base image is published to Docker Hub. The AWAMAPP example image is not published.</w:t>
-      </w:r>
-    </w:p>
-    <w:p/>
-    <w:p>
-      <w:r>
-        <w:t xml:space="preserve">The base image includes only the prerequisites to install and run LANSA.</w:t>
-      </w:r>
-    </w:p>
-    <w:p/>
+        <w:t xml:space="preserve">The code is in the GitHub Repository: git@github.com:robe070/cookbooks.git (sub-directory: Docker). Branch: debug/paas.</w:t>
+      </w:r>
+    </w:p>
+    <w:p>
+      <w:r>
+        <w:t xml:space="preserve">I have published a Visual LANSA runtime base image to Docker Hub. The AWAMAPP example image is not published. The base image includes only the prerequisites to install and run LANSA.</w:t>
+      </w:r>
+    </w:p>
+    <w:p>
+      <w:r>
+        <w:rPr>
+          <w:b/>
+        </w:rPr>
+        <w:t xml:space="preserve">lansalpc/vlbase-servercore</w:t>
+      </w:r>
+    </w:p>
+    <w:p>
+      <w:r>
+        <w:rPr>
+          <w:b/>
+        </w:rPr>
+        <w:t xml:space="preserve">Tags</w:t>
+      </w:r>
+    </w:p>
+    <w:p>
+      <w:r>
+        <w:t xml:space="preserve">16.0.0-ltsc2025 (Immutable)</w:t>
+      </w:r>
+    </w:p>
+    <w:p>
+      <w:r>
+        <w:t xml:space="preserve">v16ga-ltsc2025 (Floating)</w:t>
+      </w:r>
+    </w:p>
+    <w:p>
+      <w:r>
+        <w:t xml:space="preserve">15.0.0-ltsc2025 (Immutable)</w:t>
+      </w:r>
+    </w:p>
+    <w:p>
+      <w:r>
+        <w:t xml:space="preserve">v15ga-ltsc2025 (Floating)</w:t>
+      </w:r>
+    </w:p>
+    <w:p>
+      <w:r>
+        <w:t xml:space="preserve">This image is essentially the same as the images we publish in AWS and Azure Marketplace. To run a Visual LANSA app you need to deploy a VL MSI into the image.</w:t>
+      </w:r>
+    </w:p>
+    <w:p>
+      <w:r>
+        <w:t xml:space="preserve">All the code to assemble the base image and to deploy a VL MSI into the image and construct an image of that is published here: https://github.com/robe070/cookbooks/tree/debug/paas/Docker</w:t>
+      </w:r>
+    </w:p>
     <w:p>
       <w:r>
         <w:t xml:space="preserve">The AWAMAPP example demonstrates installing a LANSA MSI into the base container.</w:t>
       </w:r>
     </w:p>
-    <w:p/>
     <w:p>
       <w:r>
         <w:t xml:space="preserve">Database state is integral to the MSI installation. The resulting image and database must match.</w:t>
       </w:r>
     </w:p>
-    <w:p/>
+    <w:p>
+      <w:r>
+        <w:t xml:space="preserve">IMAGE-NAMING.md describes the image naming structure.</w:t>
+      </w:r>
+    </w:p>
+    <w:p>
+      <w:r>
+        <w:t xml:space="preserve">LANSA Docker Image creation and Usage Instructions.md is the user guide. (This file)</w:t>
+      </w:r>
+    </w:p>
+    <w:p>
+      <w:r>
+        <w:t xml:space="preserve">You will need to install Hot Fix EPC160000HF_260417 for V16 and Hot Fix ****** for V15 and construct an MSI to deploy into the Docker image. These Hot Fixes enable Cloud Account Id licensing in a Docker image for both AWS and Azure. I have tested both. Scripts in the above github repo require a Cloud type to be supplied when constructing the application image.</w:t>
+      </w:r>
+    </w:p>
+    <w:p>
+      <w:r>
+        <w:t xml:space="preserve">Infrastructure creation like load balancers has not been provided.</w:t>
+      </w:r>
+    </w:p>
+    <w:p>
+      <w:r>
+        <w:t xml:space="preserve">N.B. Docker Host must match the image pretty closely. You will need the latest version of Windows Server 2025. This is a Windows on Docker restriction. Nothing to do with LANSA.</w:t>
+      </w:r>
+    </w:p>
+    <w:p>
+      <w:r>
+        <w:t xml:space="preserve">It also means that constructing a Visual LANSA base image for another version of Windows requires setting up a new VM running that version.</w:t>
+      </w:r>
+    </w:p>
     <w:p>
       <w:pPr>
         <w:pStyle w:val="Heading1"/>
@@ -59,16 +124,14 @@
     </w:p>
     <w:p>
       <w:r>
-        <w:t xml:space="preserve">Obtain a Cloud Account Id license for either AWS or Azure and place the x_lic*.lic file in the application root directory (e.g., AWAMAPP).</w:t>
-      </w:r>
-    </w:p>
-    <w:p/>
-    <w:p>
-      <w:r>
-        <w:t xml:space="preserve">The file is copied into the LANSA licensing directory during installation.</w:t>
-      </w:r>
-    </w:p>
-    <w:p/>
+        <w:t xml:space="preserve">Obtain a Cloud Account Id license for either AWS or Azure, add it to the x_lic*.lic file using the "Licensing - Server Licenses" application int the development environment Settings &amp; Administration folder and place the x_lic*.lic file in the application root directory (e.g. AWAMAPP). Multiple license files may be added so that the Docker image you create may be used in both your AWS and Azure accounts, and also support multiple accounts and multiple regions if thats necessary.</w:t>
+      </w:r>
+    </w:p>
+    <w:p>
+      <w:r>
+        <w:t xml:space="preserve">The license files are copied into the LANSA licensing directory during installation.</w:t>
+      </w:r>
+    </w:p>
     <w:p>
       <w:r>
         <w:t xml:space="preserve">Instructions for obtaining the Cloud Account Id license:</w:t>
@@ -79,7 +142,6 @@
         <w:t xml:space="preserve">https://docs.lansa.com/16/en/lansa041/content/lansa/l4winsba_0055.htm</w:t>
       </w:r>
     </w:p>
-    <w:p/>
     <w:p>
       <w:pPr>
         <w:pStyle w:val="Heading1"/>
@@ -93,25 +155,21 @@
         <w:t xml:space="preserve">Base image repository: lansalpc/vlbase-servercore</w:t>
       </w:r>
     </w:p>
-    <w:p/>
     <w:p>
       <w:r>
         <w:t xml:space="preserve">AWAMAPP image repository: lansalpc/vldemoapp-servercore</w:t>
       </w:r>
     </w:p>
-    <w:p/>
     <w:p>
       <w:r>
         <w:t xml:space="preserve">Floating label tags (example: v16ga-ltsc2025) are for ease of customer testing.</w:t>
       </w:r>
     </w:p>
-    <w:p/>
     <w:p>
       <w:r>
         <w:t xml:space="preserve">Use immutable tags for production (example: 16.0.26030-ltsc2025).</w:t>
       </w:r>
     </w:p>
-    <w:p/>
     <w:p>
       <w:pPr>
         <w:pStyle w:val="Heading1"/>
@@ -133,13 +191,11 @@
         <w:t xml:space="preserve">Creates the install container (LANSA-APP) and runs init.ps1 to install the MSI into the base image.</w:t>
       </w:r>
     </w:p>
-    <w:p/>
     <w:p>
       <w:r>
         <w:t xml:space="preserve">Key inputs: -DockerLabel, -VersionNum, -VersionLabel, -SQLHost (optional), -SQLPort (optional), -Trace (optional), -Cloud (required).</w:t>
       </w:r>
     </w:p>
-    <w:p/>
     <w:p>
       <w:r>
         <w:t xml:space="preserve">Before </w:t>
@@ -199,11 +255,7 @@
         <w:t xml:space="preserve"> are skipped. This provides Dockerfile-like override behavior without rebuilding the base image.</w:t>
       </w:r>
     </w:p>
-    <w:p/>
-    <w:p>
-      <w:r>
-        <w:t xml:space="preserve"/>
-      </w:r>
+    <w:p>
       <w:r>
         <w:rPr>
           <w:rFonts w:ascii="Consolas" w:hAnsi="Consolas"/>
@@ -223,7 +275,6 @@
         <w:t xml:space="preserve">.</w:t>
       </w:r>
     </w:p>
-    <w:p/>
     <w:p>
       <w:r>
         <w:t xml:space="preserve">When </w:t>
@@ -251,9 +302,6 @@
         </w:rPr>
         <w:t xml:space="preserve">AZURE_TENANT_ID</w:t>
       </w:r>
-      <w:r>
-        <w:t xml:space="preserve"/>
-      </w:r>
     </w:p>
     <w:p>
       <w:pPr>
@@ -268,9 +316,6 @@
         </w:rPr>
         <w:t xml:space="preserve">AZURE_CLIENT_ID</w:t>
       </w:r>
-      <w:r>
-        <w:t xml:space="preserve"/>
-      </w:r>
     </w:p>
     <w:p>
       <w:pPr>
@@ -285,9 +330,6 @@
         </w:rPr>
         <w:t xml:space="preserve">AZURE_CLIENT_SECRET</w:t>
       </w:r>
-      <w:r>
-        <w:t xml:space="preserve"/>
-      </w:r>
     </w:p>
     <w:p>
       <w:pPr>
@@ -302,11 +344,7 @@
         </w:rPr>
         <w:t xml:space="preserve">AZURE_LOCATION</w:t>
       </w:r>
-      <w:r>
-        <w:t xml:space="preserve"/>
-      </w:r>
-    </w:p>
-    <w:p/>
+    </w:p>
     <w:p>
       <w:r>
         <w:t xml:space="preserve">When </w:t>
@@ -334,9 +372,6 @@
         </w:rPr>
         <w:t xml:space="preserve">AWS_ACCESS_KEY_ID</w:t>
       </w:r>
-      <w:r>
-        <w:t xml:space="preserve"/>
-      </w:r>
     </w:p>
     <w:p>
       <w:pPr>
@@ -351,9 +386,6 @@
         </w:rPr>
         <w:t xml:space="preserve">AWS_SECRET_ACCESS_KEY</w:t>
       </w:r>
-      <w:r>
-        <w:t xml:space="preserve"/>
-      </w:r>
     </w:p>
     <w:p>
       <w:pPr>
@@ -368,11 +400,7 @@
         </w:rPr>
         <w:t xml:space="preserve">AWS_DEFAULT_REGION</w:t>
       </w:r>
-      <w:r>
-        <w:t xml:space="preserve"/>
-      </w:r>
-    </w:p>
-    <w:p/>
+    </w:p>
     <w:p>
       <w:r>
         <w:t xml:space="preserve">When </w:t>
@@ -396,11 +424,7 @@
         <w:t xml:space="preserve"> is also passed through if it exists on the host.</w:t>
       </w:r>
     </w:p>
-    <w:p/>
-    <w:p>
-      <w:r>
-        <w:t xml:space="preserve"/>
-      </w:r>
+    <w:p>
       <w:r>
         <w:rPr>
           <w:rFonts w:ascii="Consolas" w:hAnsi="Consolas"/>
@@ -429,13 +453,11 @@
         <w:t xml:space="preserve"> to end that PowerShell window. This stops the container so the image can then be committed.</w:t>
       </w:r>
     </w:p>
-    <w:p/>
     <w:p>
       <w:r>
         <w:t xml:space="preserve">The provided scripts expose the container's port 80 as port 50080. Therefore an example url to execute a WAM is http://localhost:50080/cgi-bin/lansaweb?wam=DEPTABWA&amp;webrtn=BuildFirst&amp;ml=LANSA:XHTML&amp;part=DEX&amp;lang=ENG</w:t>
       </w:r>
     </w:p>
-    <w:p/>
     <w:p>
       <w:pPr>
         <w:pStyle w:val="Heading2"/>
@@ -467,7 +489,6 @@
         <w:t xml:space="preserve">.</w:t>
       </w:r>
     </w:p>
-    <w:p/>
     <w:p>
       <w:r>
         <w:t xml:space="preserve">Do not restart a stopped </w:t>
@@ -491,7 +512,6 @@
         <w:t xml:space="preserve">, so starting it again reruns the install flow.</w:t>
       </w:r>
     </w:p>
-    <w:p/>
     <w:p>
       <w:pPr>
         <w:pStyle w:val="Heading2"/>
@@ -505,7 +525,6 @@
         <w:t xml:space="preserve">If an additional DLL must be added after the MSI install, there are two supported approaches. And you should consider re-building the MSI and then re-building the application Docker image.</w:t>
       </w:r>
     </w:p>
-    <w:p/>
     <w:p>
       <w:r>
         <w:t xml:space="preserve">Quick one-off test:</w:t>
@@ -612,7 +631,6 @@
         <w:t xml:space="preserve"> to capture the patched container as an image.</w:t>
       </w:r>
     </w:p>
-    <w:p/>
     <w:p>
       <w:r>
         <w:t xml:space="preserve">Repeatable patch image:</w:t>
@@ -712,7 +730,6 @@
         <w:t xml:space="preserve">• Its a very fast process so it may as well be used every time you need to patch.</w:t>
       </w:r>
     </w:p>
-    <w:p/>
     <w:p>
       <w:pPr>
         <w:pStyle w:val="Heading2"/>
@@ -726,19 +743,16 @@
         <w:t xml:space="preserve">Runs the committed image for test/validation.</w:t>
       </w:r>
     </w:p>
-    <w:p/>
     <w:p>
       <w:r>
         <w:t xml:space="preserve">Key inputs: -DockerLabel, -VersionNum, -SQLHost (optional), -SQLPort (optional), -SQLDsn (optional), -Trace (optional), -ByPassSQLServerDNSChecks (optional).</w:t>
       </w:r>
     </w:p>
-    <w:p/>
     <w:p>
       <w:r>
         <w:t xml:space="preserve">run_img.ps1 can be run without database parameters if the database server has not changed. In that case, pass -ByPassSQLServerDNSChecks so bootstrap.ps1 skips DNS and ODBC validation. But note that stopping a Cloud VM and restarting it may change the VM IP Address and if your database is on the container host the ODBC DSN needs to be modified. run_img.ps1 obtains the current IP address and passes it to bootstrap.ps1 to modify the ODBC DSN. It also is quite quick, so its recommended to always run without -ByPassSQLServerDNSChecks.</w:t>
       </w:r>
     </w:p>
-    <w:p/>
     <w:p>
       <w:pPr>
         <w:pStyle w:val="Heading1"/>
@@ -760,7 +774,6 @@
         <w:t xml:space="preserve">This uses the host NAT address by default and port 1433.</w:t>
       </w:r>
     </w:p>
-    <w:p/>
     <w:p>
       <w:r>
         <w:t xml:space="preserve">Command:</w:t>
@@ -778,7 +791,6 @@
         <w:t xml:space="preserve">.\run.ps1 -DockerLabel ltsc2025 -VersionNum 16.0.0 -VersionLabel "V16 GA" -Cloud Azure</w:t>
       </w:r>
     </w:p>
-    <w:p/>
     <w:p>
       <w:pPr>
         <w:pStyle w:val="Heading2"/>
@@ -792,7 +804,6 @@
         <w:t xml:space="preserve">Provide a stable DNS name and port.</w:t>
       </w:r>
     </w:p>
-    <w:p/>
     <w:p>
       <w:r>
         <w:t xml:space="preserve">Command:</w:t>
@@ -810,7 +821,6 @@
         <w:t xml:space="preserve">.\run.ps1 -DockerLabel ltsc2025 -VersionNum 16.0.0 -VersionLabel "V16 GA" -SQLHost sql01.corp.local -SQLPort 1433 -Cloud Azure</w:t>
       </w:r>
     </w:p>
-    <w:p/>
     <w:p>
       <w:pPr>
         <w:pStyle w:val="Heading2"/>
@@ -851,7 +861,6 @@
         <w:t xml:space="preserve">.</w:t>
       </w:r>
     </w:p>
-    <w:p/>
     <w:p>
       <w:r>
         <w:t xml:space="preserve">Command:</w:t>
@@ -869,7 +878,6 @@
         <w:t xml:space="preserve">.\commit.ps1 -DockerLabel ltsc2025 -VersionNum 16.0.26030</w:t>
       </w:r>
     </w:p>
-    <w:p/>
     <w:p>
       <w:pPr>
         <w:pStyle w:val="Heading2"/>
@@ -883,7 +891,6 @@
         <w:t xml:space="preserve">These overrides are applied at runtime by C:\bootstrap.ps1.</w:t>
       </w:r>
     </w:p>
-    <w:p/>
     <w:p>
       <w:r>
         <w:t xml:space="preserve">Command:</w:t>
@@ -901,7 +908,6 @@
         <w:t xml:space="preserve">.\run_img.ps1 -DockerLabel ltsc2025 -VersionNum 16.0.26030 -SQLHost sql01.corp.local -SQLPort 1433 -Trace</w:t>
       </w:r>
     </w:p>
-    <w:p/>
     <w:p>
       <w:pPr>
         <w:pStyle w:val="Heading2"/>
@@ -915,7 +921,6 @@
         <w:t xml:space="preserve">Use this only when the database server has not changed since install.</w:t>
       </w:r>
     </w:p>
-    <w:p/>
     <w:p>
       <w:r>
         <w:t xml:space="preserve">Command:</w:t>
@@ -933,7 +938,6 @@
         <w:t xml:space="preserve">.\run_img.ps1 -DockerLabel ltsc2025 -VersionNum 16.0.26030 -ByPassSQLServerDNSChecks</w:t>
       </w:r>
     </w:p>
-    <w:p/>
     <w:p>
       <w:pPr>
         <w:pStyle w:val="Heading2"/>
@@ -965,7 +969,6 @@
         <w:t xml:space="preserve"> is still running.</w:t>
       </w:r>
     </w:p>
-    <w:p/>
     <w:p>
       <w:r>
         <w:t xml:space="preserve">Command:</w:t>
@@ -983,7 +986,6 @@
         <w:t xml:space="preserve">docker exec -it LANSA-APP powershell -NoLogo</w:t>
       </w:r>
     </w:p>
-    <w:p/>
     <w:p>
       <w:pPr>
         <w:pStyle w:val="Heading2"/>
@@ -1015,7 +1017,6 @@
         <w:t xml:space="preserve">.</w:t>
       </w:r>
     </w:p>
-    <w:p/>
     <w:p>
       <w:r>
         <w:t xml:space="preserve">Command:</w:t>
@@ -1033,7 +1034,6 @@
         <w:t xml:space="preserve">docker exec LANSA-APP powershell -NoLogo -NoProfile -Command "Copy-Item 'C:\docker\iis\AWAMAPP\Patch\X_PDFMS.DLL' 'C:\Program Files (x86)\Docker\X_Win95\X_Lansa\Execute\X_Pdfms.dll' -Force"</w:t>
       </w:r>
     </w:p>
-    <w:p/>
     <w:p>
       <w:pPr>
         <w:pStyle w:val="Heading2"/>
@@ -1074,7 +1074,6 @@
         <w:t xml:space="preserve">.</w:t>
       </w:r>
     </w:p>
-    <w:p/>
     <w:p>
       <w:r>
         <w:t xml:space="preserve">Command:</w:t>
@@ -1104,7 +1103,106 @@
         <w:t xml:space="preserve">.\build.ps1</w:t>
       </w:r>
     </w:p>
-    <w:p/>
+    <w:p>
+      <w:pPr>
+        <w:pStyle w:val="Heading2"/>
+      </w:pPr>
+      <w:r>
+        <w:t xml:space="preserve">5.9 Build V15 Application Image</w:t>
+      </w:r>
+    </w:p>
+    <w:p>
+      <w:r>
+        <w:t xml:space="preserve">V15 Cloud Account ID license file added to the AWAMAPP directory.</w:t>
+      </w:r>
+    </w:p>
+    <w:p>
+      <w:r>
+        <w:t xml:space="preserve">The MSI file in run.ps1 changed to the V15 MSI file.</w:t>
+      </w:r>
+    </w:p>
+    <w:p>
+      <w:r>
+        <w:t xml:space="preserve">Database name changed to AWAMAPP-V15 on the run.ps1 command line</w:t>
+      </w:r>
+    </w:p>
+    <w:p>
+      <w:r>
+        <w:t xml:space="preserve">Command</w:t>
+      </w:r>
+    </w:p>
+    <w:p>
+      <w:pPr>
+        <w:ind w:left="360"/>
+      </w:pPr>
+      <w:r>
+        <w:rPr>
+          <w:rFonts w:ascii="Consolas" w:hAnsi="Consolas"/>
+          <w:sz w:val="20"/>
+        </w:rPr>
+        <w:t xml:space="preserve">cd iis\AWAMAPP</w:t>
+      </w:r>
+    </w:p>
+    <w:p>
+      <w:pPr>
+        <w:ind w:left="360"/>
+      </w:pPr>
+      <w:r>
+        <w:rPr>
+          <w:rFonts w:ascii="Consolas" w:hAnsi="Consolas"/>
+          <w:sz w:val="20"/>
+        </w:rPr>
+        <w:t xml:space="preserve">.\run.ps1 -DockerLabel ltsc2025 -VersionNum 15.0.0 -Cloud Azure -DbName 'AWAMAPP-V15'</w:t>
+      </w:r>
+    </w:p>
+    <w:p>
+      <w:pPr>
+        <w:ind w:left="360"/>
+      </w:pPr>
+      <w:r>
+        <w:rPr>
+          <w:rFonts w:ascii="Consolas" w:hAnsi="Consolas"/>
+          <w:sz w:val="20"/>
+        </w:rPr>
+        <w:t xml:space="preserve">.\commit.ps1 -DockerLabel ltsc2025 -VersionNum 15.0.26010 -VersionLabel "V15 GA" -Cloud Azure</w:t>
+      </w:r>
+    </w:p>
+    <w:p>
+      <w:pPr>
+        <w:ind w:left="360"/>
+      </w:pPr>
+      <w:r>
+        <w:rPr>
+          <w:rFonts w:ascii="Consolas" w:hAnsi="Consolas"/>
+          <w:sz w:val="20"/>
+        </w:rPr>
+        <w:t xml:space="preserve">cd patch</w:t>
+      </w:r>
+    </w:p>
+    <w:p>
+      <w:pPr>
+        <w:ind w:left="360"/>
+      </w:pPr>
+      <w:r>
+        <w:rPr>
+          <w:rFonts w:ascii="Consolas" w:hAnsi="Consolas"/>
+          <w:sz w:val="20"/>
+        </w:rPr>
+        <w:t xml:space="preserve">.\build.ps1 -Cloud Azure -ParentVersionNum 15.0.26010</w:t>
+      </w:r>
+    </w:p>
+    <w:p>
+      <w:pPr>
+        <w:ind w:left="360"/>
+      </w:pPr>
+      <w:r>
+        <w:rPr>
+          <w:rFonts w:ascii="Consolas" w:hAnsi="Consolas"/>
+          <w:sz w:val="20"/>
+        </w:rPr>
+        <w:t xml:space="preserve">.\run_img.ps1 -Cloud Azure -VersionNum 15.0.26010.1 -trace</w:t>
+      </w:r>
+    </w:p>
     <w:p>
       <w:pPr>
         <w:pStyle w:val="Heading1"/>
@@ -1137,7 +1235,6 @@
         <w:t xml:space="preserve">• If a Powershell command window is opened inside the container, the Powershell prompt will display 'Cont C:\&gt;' instead of the standard 'PS C:\&gt;' to clearly show its in the container.</w:t>
       </w:r>
     </w:p>
-    <w:p/>
     <w:p>
       <w:pPr>
         <w:pStyle w:val="Heading1"/>
@@ -1146,13 +1243,11 @@
         <w:t xml:space="preserve">Example Image Tags</w:t>
       </w:r>
     </w:p>
-    <w:p/>
     <w:p>
       <w:r>
         <w:t xml:space="preserve">The following example shows immutable and floating tags for the AWAMAPP and Base images.</w:t>
       </w:r>
     </w:p>
-    <w:p/>
     <w:p>
       <w:pPr>
         <w:jc w:val="center"/>
@@ -1195,7 +1290,6 @@
         </w:drawing>
       </w:r>
     </w:p>
-    <w:p/>
     <w:sectPr>
       <w:pgSz w:w="12240" w:h="15840"/>
       <w:pgMar w:top="1440" w:right="1440" w:bottom="1440" w:left="1440" w:header="720" w:footer="720" w:gutter="0"/>

--- a/Docker/LANSA Docker Image creation and Usage Instructions.docx
+++ b/Docker/LANSA Docker Image creation and Usage Instructions.docx
@@ -425,6 +425,1001 @@
       </w:r>
     </w:p>
     <w:p>
+      <w:pPr>
+        <w:pStyle w:val="Heading3"/>
+      </w:pPr>
+      <w:r>
+        <w:t xml:space="preserve">4.1.1 Creating Cloud Security Entities and Obtaining Variable Values</w:t>
+      </w:r>
+    </w:p>
+    <w:p>
+      <w:r>
+        <w:t xml:space="preserve">The environment variables above authenticate </w:t>
+      </w:r>
+      <w:r>
+        <w:rPr>
+          <w:rFonts w:ascii="Consolas" w:hAnsi="Consolas"/>
+        </w:rPr>
+        <w:t xml:space="preserve">init.ps1</w:t>
+      </w:r>
+      <w:r>
+        <w:t xml:space="preserve"> against your cloud provider. This is used for Cloud Account Id license validation during image construction. Create a dedicated, least-privilege security entity for this purpose — do not use personal or administrator accounts.</w:t>
+      </w:r>
+    </w:p>
+    <w:p>
+      <w:pPr>
+        <w:spacing w:before="120" w:after="120"/>
+        <w:pBdr>
+          <w:bottom w:val="single" w:sz="6" w:space="1" w:color="BFBFBF"/>
+        </w:pBdr>
+      </w:pPr>
+    </w:p>
+    <w:p>
+      <w:pPr>
+        <w:pStyle w:val="Heading4"/>
+      </w:pPr>
+      <w:r>
+        <w:t xml:space="preserve">Azure — Service Principal</w:t>
+      </w:r>
+    </w:p>
+    <w:p>
+      <w:r>
+        <w:rPr>
+          <w:b/>
+        </w:rPr>
+        <w:t xml:space="preserve">Create the service principal</w:t>
+      </w:r>
+    </w:p>
+    <w:p>
+      <w:r>
+        <w:t xml:space="preserve">1. Open the [Azure Portal](https://portal.azure.com) and navigate to </w:t>
+      </w:r>
+      <w:r>
+        <w:rPr>
+          <w:b/>
+        </w:rPr>
+        <w:t xml:space="preserve">Microsoft Entra ID → App registrations → New registration</w:t>
+      </w:r>
+      <w:r>
+        <w:t xml:space="preserve">.</w:t>
+      </w:r>
+    </w:p>
+    <w:p>
+      <w:r>
+        <w:t xml:space="preserve">2. Give it a descriptive name (e.g. </w:t>
+      </w:r>
+      <w:r>
+        <w:rPr>
+          <w:rFonts w:ascii="Consolas" w:hAnsi="Consolas"/>
+        </w:rPr>
+        <w:t xml:space="preserve">lansa-docker-build</w:t>
+      </w:r>
+      <w:r>
+        <w:t xml:space="preserve">) and accept the default single-tenant option. Click </w:t>
+      </w:r>
+      <w:r>
+        <w:rPr>
+          <w:b/>
+        </w:rPr>
+        <w:t xml:space="preserve">Register</w:t>
+      </w:r>
+      <w:r>
+        <w:t xml:space="preserve">.</w:t>
+      </w:r>
+    </w:p>
+    <w:p>
+      <w:r>
+        <w:t xml:space="preserve">3. Navigate to </w:t>
+      </w:r>
+      <w:r>
+        <w:rPr>
+          <w:b/>
+        </w:rPr>
+        <w:t xml:space="preserve">Certificates &amp; secrets → Client secrets → New client secret</w:t>
+      </w:r>
+      <w:r>
+        <w:t xml:space="preserve">. Set an appropriate expiry, click </w:t>
+      </w:r>
+      <w:r>
+        <w:rPr>
+          <w:b/>
+        </w:rPr>
+        <w:t xml:space="preserve">Add</w:t>
+      </w:r>
+      <w:r>
+        <w:t xml:space="preserve">, and copy the </w:t>
+      </w:r>
+      <w:r>
+        <w:rPr>
+          <w:b/>
+        </w:rPr>
+        <w:t xml:space="preserve">Value</w:t>
+      </w:r>
+      <w:r>
+        <w:t xml:space="preserve"> immediately — it is only shown once.</w:t>
+      </w:r>
+    </w:p>
+    <w:p>
+      <w:r>
+        <w:t xml:space="preserve">4. Navigate to </w:t>
+      </w:r>
+      <w:r>
+        <w:rPr>
+          <w:b/>
+        </w:rPr>
+        <w:t xml:space="preserve">Subscriptions</w:t>
+      </w:r>
+      <w:r>
+        <w:t xml:space="preserve">, select your target subscription, then go to </w:t>
+      </w:r>
+      <w:r>
+        <w:rPr>
+          <w:b/>
+        </w:rPr>
+        <w:t xml:space="preserve">Access control (IAM) → Add → Add role assignment</w:t>
+      </w:r>
+      <w:r>
+        <w:t xml:space="preserve">.</w:t>
+      </w:r>
+    </w:p>
+    <w:p>
+      <w:r>
+        <w:t xml:space="preserve">5. Assign the built-in </w:t>
+      </w:r>
+      <w:r>
+        <w:rPr>
+          <w:b/>
+        </w:rPr>
+        <w:t xml:space="preserve">Reader</w:t>
+      </w:r>
+      <w:r>
+        <w:t xml:space="preserve"> role and select the service principal you just created as the member. This is the minimum role required for license validation (account/tenant identification).</w:t>
+      </w:r>
+    </w:p>
+    <w:p>
+      <w:r>
+        <w:t xml:space="preserve">&gt; If your workflow also pushes or pulls images to/from Azure Container Registry, additionally assign the </w:t>
+      </w:r>
+      <w:r>
+        <w:rPr>
+          <w:b/>
+        </w:rPr>
+        <w:t xml:space="preserve">AcrPush</w:t>
+      </w:r>
+      <w:r>
+        <w:t xml:space="preserve"> role (which includes pull) on that specific registry resource rather than at subscription scope.</w:t>
+      </w:r>
+    </w:p>
+    <w:p>
+      <w:r>
+        <w:rPr>
+          <w:b/>
+        </w:rPr>
+        <w:t xml:space="preserve">Where each variable comes from</w:t>
+      </w:r>
+    </w:p>
+    <w:tbl>
+      <w:tblPr>
+        <w:tblW w:w="0" w:type="auto"/>
+        <w:tblBorders>
+          <w:top w:val="single" w:sz="4" w:space="0" w:color="808080"/>
+          <w:left w:val="single" w:sz="4" w:space="0" w:color="808080"/>
+          <w:bottom w:val="single" w:sz="4" w:space="0" w:color="808080"/>
+          <w:right w:val="single" w:sz="4" w:space="0" w:color="808080"/>
+          <w:insideH w:val="single" w:sz="4" w:space="0" w:color="C0C0C0"/>
+          <w:insideV w:val="single" w:sz="4" w:space="0" w:color="C0C0C0"/>
+        </w:tblBorders>
+      </w:tblPr>
+      <w:tblGrid>
+        <w:gridCol w:w="4500"/>
+        <w:gridCol w:w="4500"/>
+      </w:tblGrid>
+      <w:tr>
+        <w:tc>
+          <w:tcPr>
+            <w:tcW w:w="4500" w:type="dxa"/>
+            <w:shd w:val="clear" w:color="auto" w:fill="D9EAF7"/>
+          </w:tcPr>
+          <w:p>
+            <w:r>
+              <w:rPr>
+                <w:b/>
+              </w:rPr>
+              <w:t xml:space="preserve">Variable</w:t>
+            </w:r>
+          </w:p>
+        </w:tc>
+        <w:tc>
+          <w:tcPr>
+            <w:tcW w:w="4500" w:type="dxa"/>
+            <w:shd w:val="clear" w:color="auto" w:fill="D9EAF7"/>
+          </w:tcPr>
+          <w:p>
+            <w:r>
+              <w:rPr>
+                <w:b/>
+              </w:rPr>
+              <w:t xml:space="preserve">Where to find it</w:t>
+            </w:r>
+          </w:p>
+        </w:tc>
+      </w:tr>
+      <w:tr>
+        <w:tc>
+          <w:tcPr>
+            <w:tcW w:w="4500" w:type="dxa"/>
+          </w:tcPr>
+          <w:p>
+            <w:r>
+              <w:rPr>
+                <w:rFonts w:ascii="Consolas" w:hAnsi="Consolas"/>
+              </w:rPr>
+              <w:t xml:space="preserve">AZURE_TENANT_ID</w:t>
+            </w:r>
+          </w:p>
+        </w:tc>
+        <w:tc>
+          <w:tcPr>
+            <w:tcW w:w="4500" w:type="dxa"/>
+          </w:tcPr>
+          <w:p>
+            <w:r>
+              <w:rPr>
+                <w:b/>
+              </w:rPr>
+              <w:t xml:space="preserve">Microsoft Entra ID → Overview</w:t>
+            </w:r>
+            <w:r>
+              <w:t xml:space="preserve"> — copy the </w:t>
+            </w:r>
+            <w:r>
+              <w:rPr>
+                <w:b/>
+              </w:rPr>
+              <w:t xml:space="preserve">Tenant ID</w:t>
+            </w:r>
+            <w:r>
+              <w:t xml:space="preserve"> (also called Directory ID)</w:t>
+            </w:r>
+          </w:p>
+        </w:tc>
+      </w:tr>
+      <w:tr>
+        <w:tc>
+          <w:tcPr>
+            <w:tcW w:w="4500" w:type="dxa"/>
+          </w:tcPr>
+          <w:p>
+            <w:r>
+              <w:rPr>
+                <w:rFonts w:ascii="Consolas" w:hAnsi="Consolas"/>
+              </w:rPr>
+              <w:t xml:space="preserve">AZURE_CLIENT_ID</w:t>
+            </w:r>
+          </w:p>
+        </w:tc>
+        <w:tc>
+          <w:tcPr>
+            <w:tcW w:w="4500" w:type="dxa"/>
+          </w:tcPr>
+          <w:p>
+            <w:r>
+              <w:rPr>
+                <w:b/>
+              </w:rPr>
+              <w:t xml:space="preserve">Entra ID → App registrations → your app → Overview</w:t>
+            </w:r>
+            <w:r>
+              <w:t xml:space="preserve"> — copy the </w:t>
+            </w:r>
+            <w:r>
+              <w:rPr>
+                <w:b/>
+              </w:rPr>
+              <w:t xml:space="preserve">Application (client) ID</w:t>
+            </w:r>
+          </w:p>
+        </w:tc>
+      </w:tr>
+      <w:tr>
+        <w:tc>
+          <w:tcPr>
+            <w:tcW w:w="4500" w:type="dxa"/>
+          </w:tcPr>
+          <w:p>
+            <w:r>
+              <w:rPr>
+                <w:rFonts w:ascii="Consolas" w:hAnsi="Consolas"/>
+              </w:rPr>
+              <w:t xml:space="preserve">AZURE_CLIENT_SECRET</w:t>
+            </w:r>
+          </w:p>
+        </w:tc>
+        <w:tc>
+          <w:tcPr>
+            <w:tcW w:w="4500" w:type="dxa"/>
+          </w:tcPr>
+          <w:p>
+            <w:r>
+              <w:t xml:space="preserve">The secret </w:t>
+            </w:r>
+            <w:r>
+              <w:rPr>
+                <w:b/>
+              </w:rPr>
+              <w:t xml:space="preserve">Value</w:t>
+            </w:r>
+            <w:r>
+              <w:t xml:space="preserve"> copied at step 3 above. If lost, delete the old secret and create a new one.</w:t>
+            </w:r>
+          </w:p>
+        </w:tc>
+      </w:tr>
+      <w:tr>
+        <w:tc>
+          <w:tcPr>
+            <w:tcW w:w="4500" w:type="dxa"/>
+          </w:tcPr>
+          <w:p>
+            <w:r>
+              <w:rPr>
+                <w:rFonts w:ascii="Consolas" w:hAnsi="Consolas"/>
+              </w:rPr>
+              <w:t xml:space="preserve">AZURE_LOCATION</w:t>
+            </w:r>
+          </w:p>
+        </w:tc>
+        <w:tc>
+          <w:tcPr>
+            <w:tcW w:w="4500" w:type="dxa"/>
+          </w:tcPr>
+          <w:p>
+            <w:r>
+              <w:t xml:space="preserve">Not a credential. Set this to the Azure region string for your deployment, e.g. </w:t>
+            </w:r>
+            <w:r>
+              <w:rPr>
+                <w:rFonts w:ascii="Consolas" w:hAnsi="Consolas"/>
+              </w:rPr>
+              <w:t xml:space="preserve">australiaeast</w:t>
+            </w:r>
+            <w:r>
+              <w:t xml:space="preserve">, </w:t>
+            </w:r>
+            <w:r>
+              <w:rPr>
+                <w:rFonts w:ascii="Consolas" w:hAnsi="Consolas"/>
+              </w:rPr>
+              <w:t xml:space="preserve">eastus</w:t>
+            </w:r>
+            <w:r>
+              <w:t xml:space="preserve">, </w:t>
+            </w:r>
+            <w:r>
+              <w:rPr>
+                <w:rFonts w:ascii="Consolas" w:hAnsi="Consolas"/>
+              </w:rPr>
+              <w:t xml:space="preserve">westeurope</w:t>
+            </w:r>
+            <w:r>
+              <w:t xml:space="preserve">. Find region strings at </w:t>
+            </w:r>
+            <w:r>
+              <w:rPr>
+                <w:b/>
+              </w:rPr>
+              <w:t xml:space="preserve">portal.azure.com → Subscriptions → your subscription → Resource providers → locations</w:t>
+            </w:r>
+            <w:r>
+              <w:t xml:space="preserve">.</w:t>
+            </w:r>
+          </w:p>
+        </w:tc>
+      </w:tr>
+    </w:tbl>
+    <w:p>
+      <w:pPr>
+        <w:spacing w:before="120" w:after="120"/>
+        <w:pBdr>
+          <w:bottom w:val="single" w:sz="6" w:space="1" w:color="BFBFBF"/>
+        </w:pBdr>
+      </w:pPr>
+    </w:p>
+    <w:p>
+      <w:pPr>
+        <w:pStyle w:val="Heading4"/>
+      </w:pPr>
+      <w:r>
+        <w:t xml:space="preserve">AWS — IAM User with Programmatic Access</w:t>
+      </w:r>
+    </w:p>
+    <w:p>
+      <w:r>
+        <w:rPr>
+          <w:b/>
+        </w:rPr>
+        <w:t xml:space="preserve">Create the IAM user and policy</w:t>
+      </w:r>
+    </w:p>
+    <w:p>
+      <w:r>
+        <w:t xml:space="preserve">1. Open the [AWS IAM Console](https://console.aws.amazon.com/iam) and navigate to </w:t>
+      </w:r>
+      <w:r>
+        <w:rPr>
+          <w:b/>
+        </w:rPr>
+        <w:t xml:space="preserve">Users → Create user</w:t>
+      </w:r>
+      <w:r>
+        <w:t xml:space="preserve">.</w:t>
+      </w:r>
+    </w:p>
+    <w:p>
+      <w:r>
+        <w:t xml:space="preserve">2. Give it a descriptive name (e.g. </w:t>
+      </w:r>
+      <w:r>
+        <w:rPr>
+          <w:rFonts w:ascii="Consolas" w:hAnsi="Consolas"/>
+        </w:rPr>
+        <w:t xml:space="preserve">lansa-docker-build</w:t>
+      </w:r>
+      <w:r>
+        <w:t xml:space="preserve">), and on the permissions step choose </w:t>
+      </w:r>
+      <w:r>
+        <w:rPr>
+          <w:b/>
+        </w:rPr>
+        <w:t xml:space="preserve">Attach policies directly</w:t>
+      </w:r>
+      <w:r>
+        <w:t xml:space="preserve">.</w:t>
+      </w:r>
+    </w:p>
+    <w:p>
+      <w:r>
+        <w:t xml:space="preserve">3. Click </w:t>
+      </w:r>
+      <w:r>
+        <w:rPr>
+          <w:b/>
+        </w:rPr>
+        <w:t xml:space="preserve">Create policy</w:t>
+      </w:r>
+      <w:r>
+        <w:t xml:space="preserve">, choose the </w:t>
+      </w:r>
+      <w:r>
+        <w:rPr>
+          <w:b/>
+        </w:rPr>
+        <w:t xml:space="preserve">JSON</w:t>
+      </w:r>
+      <w:r>
+        <w:t xml:space="preserve"> editor, and paste the following minimum policy. This allows license validation (account identification) only:</w:t>
+      </w:r>
+    </w:p>
+    <w:p>
+      <w:pPr>
+        <w:pStyle w:val="CodeBlock"/>
+      </w:pPr>
+      <w:r>
+        <w:rPr>
+          <w:rFonts w:ascii="Consolas" w:hAnsi="Consolas"/>
+        </w:rPr>
+        <w:t xml:space="preserve">{</w:t>
+      </w:r>
+    </w:p>
+    <w:p>
+      <w:pPr>
+        <w:pStyle w:val="CodeBlock"/>
+      </w:pPr>
+      <w:r>
+        <w:rPr>
+          <w:rFonts w:ascii="Consolas" w:hAnsi="Consolas"/>
+        </w:rPr>
+        <w:t xml:space="preserve">  "Version": "2012-10-17",</w:t>
+      </w:r>
+    </w:p>
+    <w:p>
+      <w:pPr>
+        <w:pStyle w:val="CodeBlock"/>
+      </w:pPr>
+      <w:r>
+        <w:rPr>
+          <w:rFonts w:ascii="Consolas" w:hAnsi="Consolas"/>
+        </w:rPr>
+        <w:t xml:space="preserve">  "Statement": [</w:t>
+      </w:r>
+    </w:p>
+    <w:p>
+      <w:pPr>
+        <w:pStyle w:val="CodeBlock"/>
+      </w:pPr>
+      <w:r>
+        <w:rPr>
+          <w:rFonts w:ascii="Consolas" w:hAnsi="Consolas"/>
+        </w:rPr>
+        <w:t xml:space="preserve">    {</w:t>
+      </w:r>
+    </w:p>
+    <w:p>
+      <w:pPr>
+        <w:pStyle w:val="CodeBlock"/>
+      </w:pPr>
+      <w:r>
+        <w:rPr>
+          <w:rFonts w:ascii="Consolas" w:hAnsi="Consolas"/>
+        </w:rPr>
+        <w:t xml:space="preserve">      "Effect": "Allow",</w:t>
+      </w:r>
+    </w:p>
+    <w:p>
+      <w:pPr>
+        <w:pStyle w:val="CodeBlock"/>
+      </w:pPr>
+      <w:r>
+        <w:rPr>
+          <w:rFonts w:ascii="Consolas" w:hAnsi="Consolas"/>
+        </w:rPr>
+        <w:t xml:space="preserve">      "Action": "sts:GetCallerIdentity",</w:t>
+      </w:r>
+    </w:p>
+    <w:p>
+      <w:pPr>
+        <w:pStyle w:val="CodeBlock"/>
+      </w:pPr>
+      <w:r>
+        <w:rPr>
+          <w:rFonts w:ascii="Consolas" w:hAnsi="Consolas"/>
+        </w:rPr>
+        <w:t xml:space="preserve">      "Resource": "*"</w:t>
+      </w:r>
+    </w:p>
+    <w:p>
+      <w:pPr>
+        <w:pStyle w:val="CodeBlock"/>
+      </w:pPr>
+      <w:r>
+        <w:rPr>
+          <w:rFonts w:ascii="Consolas" w:hAnsi="Consolas"/>
+        </w:rPr>
+        <w:t xml:space="preserve">    }</w:t>
+      </w:r>
+    </w:p>
+    <w:p>
+      <w:pPr>
+        <w:pStyle w:val="CodeBlock"/>
+      </w:pPr>
+      <w:r>
+        <w:rPr>
+          <w:rFonts w:ascii="Consolas" w:hAnsi="Consolas"/>
+        </w:rPr>
+        <w:t xml:space="preserve">  ]</w:t>
+      </w:r>
+    </w:p>
+    <w:p>
+      <w:pPr>
+        <w:pStyle w:val="CodeBlock"/>
+      </w:pPr>
+      <w:r>
+        <w:rPr>
+          <w:rFonts w:ascii="Consolas" w:hAnsi="Consolas"/>
+        </w:rPr>
+        <w:t xml:space="preserve">}</w:t>
+      </w:r>
+    </w:p>
+    <w:p>
+      <w:r>
+        <w:t xml:space="preserve">&gt; If your workflow also pushes or pulls images to/from Amazon ECR, add the </w:t>
+      </w:r>
+      <w:r>
+        <w:rPr>
+          <w:rFonts w:ascii="Consolas" w:hAnsi="Consolas"/>
+        </w:rPr>
+        <w:t xml:space="preserve">ecr:GetAuthorizationToken</w:t>
+      </w:r>
+      <w:r>
+        <w:t xml:space="preserve">, </w:t>
+      </w:r>
+      <w:r>
+        <w:rPr>
+          <w:rFonts w:ascii="Consolas" w:hAnsi="Consolas"/>
+        </w:rPr>
+        <w:t xml:space="preserve">ecr:BatchCheckLayerAvailability</w:t>
+      </w:r>
+      <w:r>
+        <w:t xml:space="preserve">, </w:t>
+      </w:r>
+      <w:r>
+        <w:rPr>
+          <w:rFonts w:ascii="Consolas" w:hAnsi="Consolas"/>
+        </w:rPr>
+        <w:t xml:space="preserve">ecr:CompleteLayerUpload</w:t>
+      </w:r>
+      <w:r>
+        <w:t xml:space="preserve">, </w:t>
+      </w:r>
+      <w:r>
+        <w:rPr>
+          <w:rFonts w:ascii="Consolas" w:hAnsi="Consolas"/>
+        </w:rPr>
+        <w:t xml:space="preserve">ecr:InitiateLayerUpload</w:t>
+      </w:r>
+      <w:r>
+        <w:t xml:space="preserve">, </w:t>
+      </w:r>
+      <w:r>
+        <w:rPr>
+          <w:rFonts w:ascii="Consolas" w:hAnsi="Consolas"/>
+        </w:rPr>
+        <w:t xml:space="preserve">ecr:PutImage</w:t>
+      </w:r>
+      <w:r>
+        <w:t xml:space="preserve">, and </w:t>
+      </w:r>
+      <w:r>
+        <w:rPr>
+          <w:rFonts w:ascii="Consolas" w:hAnsi="Consolas"/>
+        </w:rPr>
+        <w:t xml:space="preserve">ecr:UploadLayerPart</w:t>
+      </w:r>
+      <w:r>
+        <w:t xml:space="preserve"> actions to the policy (or attach the AWS managed </w:t>
+      </w:r>
+      <w:r>
+        <w:rPr>
+          <w:b/>
+        </w:rPr>
+        <w:t xml:space="preserve">AmazonEC2ContainerRegistryPowerUser</w:t>
+      </w:r>
+      <w:r>
+        <w:t xml:space="preserve"> policy) scoped to the specific registry ARN.</w:t>
+      </w:r>
+    </w:p>
+    <w:p>
+      <w:r>
+        <w:t xml:space="preserve">4. Name the policy (e.g. </w:t>
+      </w:r>
+      <w:r>
+        <w:rPr>
+          <w:rFonts w:ascii="Consolas" w:hAnsi="Consolas"/>
+        </w:rPr>
+        <w:t xml:space="preserve">lansa-docker-build-policy</w:t>
+      </w:r>
+      <w:r>
+        <w:t xml:space="preserve">), save it, then attach it to the user.</w:t>
+      </w:r>
+    </w:p>
+    <w:p>
+      <w:r>
+        <w:t xml:space="preserve">5. Complete the user creation. Then open the user, go to </w:t>
+      </w:r>
+      <w:r>
+        <w:rPr>
+          <w:b/>
+        </w:rPr>
+        <w:t xml:space="preserve">Security credentials → Access keys → Create access key</w:t>
+      </w:r>
+      <w:r>
+        <w:t xml:space="preserve">, choose </w:t>
+      </w:r>
+      <w:r>
+        <w:rPr>
+          <w:b/>
+        </w:rPr>
+        <w:t xml:space="preserve">Other</w:t>
+      </w:r>
+      <w:r>
+        <w:t xml:space="preserve"> as the use case, and click </w:t>
+      </w:r>
+      <w:r>
+        <w:rPr>
+          <w:b/>
+        </w:rPr>
+        <w:t xml:space="preserve">Create</w:t>
+      </w:r>
+      <w:r>
+        <w:t xml:space="preserve">.</w:t>
+      </w:r>
+    </w:p>
+    <w:p>
+      <w:r>
+        <w:t xml:space="preserve">6. Copy both the </w:t>
+      </w:r>
+      <w:r>
+        <w:rPr>
+          <w:b/>
+        </w:rPr>
+        <w:t xml:space="preserve">Access key ID</w:t>
+      </w:r>
+      <w:r>
+        <w:t xml:space="preserve"> and the </w:t>
+      </w:r>
+      <w:r>
+        <w:rPr>
+          <w:b/>
+        </w:rPr>
+        <w:t xml:space="preserve">Secret access key</w:t>
+      </w:r>
+      <w:r>
+        <w:t xml:space="preserve"> — the secret is only shown once.</w:t>
+      </w:r>
+    </w:p>
+    <w:p>
+      <w:r>
+        <w:rPr>
+          <w:b/>
+        </w:rPr>
+        <w:t xml:space="preserve">Where each variable comes from</w:t>
+      </w:r>
+    </w:p>
+    <w:tbl>
+      <w:tblPr>
+        <w:tblW w:w="0" w:type="auto"/>
+        <w:tblBorders>
+          <w:top w:val="single" w:sz="4" w:space="0" w:color="808080"/>
+          <w:left w:val="single" w:sz="4" w:space="0" w:color="808080"/>
+          <w:bottom w:val="single" w:sz="4" w:space="0" w:color="808080"/>
+          <w:right w:val="single" w:sz="4" w:space="0" w:color="808080"/>
+          <w:insideH w:val="single" w:sz="4" w:space="0" w:color="C0C0C0"/>
+          <w:insideV w:val="single" w:sz="4" w:space="0" w:color="C0C0C0"/>
+        </w:tblBorders>
+      </w:tblPr>
+      <w:tblGrid>
+        <w:gridCol w:w="4500"/>
+        <w:gridCol w:w="4500"/>
+      </w:tblGrid>
+      <w:tr>
+        <w:tc>
+          <w:tcPr>
+            <w:tcW w:w="4500" w:type="dxa"/>
+            <w:shd w:val="clear" w:color="auto" w:fill="D9EAF7"/>
+          </w:tcPr>
+          <w:p>
+            <w:r>
+              <w:rPr>
+                <w:b/>
+              </w:rPr>
+              <w:t xml:space="preserve">Variable</w:t>
+            </w:r>
+          </w:p>
+        </w:tc>
+        <w:tc>
+          <w:tcPr>
+            <w:tcW w:w="4500" w:type="dxa"/>
+            <w:shd w:val="clear" w:color="auto" w:fill="D9EAF7"/>
+          </w:tcPr>
+          <w:p>
+            <w:r>
+              <w:rPr>
+                <w:b/>
+              </w:rPr>
+              <w:t xml:space="preserve">Where to find it</w:t>
+            </w:r>
+          </w:p>
+        </w:tc>
+      </w:tr>
+      <w:tr>
+        <w:tc>
+          <w:tcPr>
+            <w:tcW w:w="4500" w:type="dxa"/>
+          </w:tcPr>
+          <w:p>
+            <w:r>
+              <w:rPr>
+                <w:rFonts w:ascii="Consolas" w:hAnsi="Consolas"/>
+              </w:rPr>
+              <w:t xml:space="preserve">AWS_ACCESS_KEY_ID</w:t>
+            </w:r>
+          </w:p>
+        </w:tc>
+        <w:tc>
+          <w:tcPr>
+            <w:tcW w:w="4500" w:type="dxa"/>
+          </w:tcPr>
+          <w:p>
+            <w:r>
+              <w:t xml:space="preserve">The </w:t>
+            </w:r>
+            <w:r>
+              <w:rPr>
+                <w:b/>
+              </w:rPr>
+              <w:t xml:space="preserve">Access key ID</w:t>
+            </w:r>
+            <w:r>
+              <w:t xml:space="preserve"> from step 6 above. Visible later under </w:t>
+            </w:r>
+            <w:r>
+              <w:rPr>
+                <w:b/>
+              </w:rPr>
+              <w:t xml:space="preserve">IAM → Users → your user → Security credentials → Access keys</w:t>
+            </w:r>
+            <w:r>
+              <w:t xml:space="preserve">.</w:t>
+            </w:r>
+          </w:p>
+        </w:tc>
+      </w:tr>
+      <w:tr>
+        <w:tc>
+          <w:tcPr>
+            <w:tcW w:w="4500" w:type="dxa"/>
+          </w:tcPr>
+          <w:p>
+            <w:r>
+              <w:rPr>
+                <w:rFonts w:ascii="Consolas" w:hAnsi="Consolas"/>
+              </w:rPr>
+              <w:t xml:space="preserve">AWS_SECRET_ACCESS_KEY</w:t>
+            </w:r>
+          </w:p>
+        </w:tc>
+        <w:tc>
+          <w:tcPr>
+            <w:tcW w:w="4500" w:type="dxa"/>
+          </w:tcPr>
+          <w:p>
+            <w:r>
+              <w:t xml:space="preserve">The </w:t>
+            </w:r>
+            <w:r>
+              <w:rPr>
+                <w:b/>
+              </w:rPr>
+              <w:t xml:space="preserve">Secret access key</w:t>
+            </w:r>
+            <w:r>
+              <w:t xml:space="preserve"> from step 6 above. If lost, deactivate the old key and create a new one.</w:t>
+            </w:r>
+          </w:p>
+        </w:tc>
+      </w:tr>
+      <w:tr>
+        <w:tc>
+          <w:tcPr>
+            <w:tcW w:w="4500" w:type="dxa"/>
+          </w:tcPr>
+          <w:p>
+            <w:r>
+              <w:rPr>
+                <w:rFonts w:ascii="Consolas" w:hAnsi="Consolas"/>
+              </w:rPr>
+              <w:t xml:space="preserve">AWS_DEFAULT_REGION</w:t>
+            </w:r>
+          </w:p>
+        </w:tc>
+        <w:tc>
+          <w:tcPr>
+            <w:tcW w:w="4500" w:type="dxa"/>
+          </w:tcPr>
+          <w:p>
+            <w:r>
+              <w:t xml:space="preserve">Not a credential. Set this to the AWS region string for your deployment, e.g. </w:t>
+            </w:r>
+            <w:r>
+              <w:rPr>
+                <w:rFonts w:ascii="Consolas" w:hAnsi="Consolas"/>
+              </w:rPr>
+              <w:t xml:space="preserve">ap-southeast-2</w:t>
+            </w:r>
+            <w:r>
+              <w:t xml:space="preserve">, </w:t>
+            </w:r>
+            <w:r>
+              <w:rPr>
+                <w:rFonts w:ascii="Consolas" w:hAnsi="Consolas"/>
+              </w:rPr>
+              <w:t xml:space="preserve">us-east-1</w:t>
+            </w:r>
+            <w:r>
+              <w:t xml:space="preserve">, </w:t>
+            </w:r>
+            <w:r>
+              <w:rPr>
+                <w:rFonts w:ascii="Consolas" w:hAnsi="Consolas"/>
+              </w:rPr>
+              <w:t xml:space="preserve">eu-west-1</w:t>
+            </w:r>
+            <w:r>
+              <w:t xml:space="preserve">.</w:t>
+            </w:r>
+          </w:p>
+        </w:tc>
+      </w:tr>
+      <w:tr>
+        <w:tc>
+          <w:tcPr>
+            <w:tcW w:w="4500" w:type="dxa"/>
+          </w:tcPr>
+          <w:p>
+            <w:r>
+              <w:rPr>
+                <w:rFonts w:ascii="Consolas" w:hAnsi="Consolas"/>
+              </w:rPr>
+              <w:t xml:space="preserve">AWS_SESSION_TOKEN</w:t>
+            </w:r>
+          </w:p>
+        </w:tc>
+        <w:tc>
+          <w:tcPr>
+            <w:tcW w:w="4500" w:type="dxa"/>
+          </w:tcPr>
+          <w:p>
+            <w:r>
+              <w:t xml:space="preserve">Only required when using </w:t>
+            </w:r>
+            <w:r>
+              <w:rPr>
+                <w:b/>
+              </w:rPr>
+              <w:t xml:space="preserve">temporary credentials</w:t>
+            </w:r>
+            <w:r>
+              <w:t xml:space="preserve"> issued by AWS STS (e.g. via </w:t>
+            </w:r>
+            <w:r>
+              <w:rPr>
+                <w:rFonts w:ascii="Consolas" w:hAnsi="Consolas"/>
+              </w:rPr>
+              <w:t xml:space="preserve">AssumeRole</w:t>
+            </w:r>
+            <w:r>
+              <w:t xml:space="preserve">). Not needed for the permanent IAM user access key created above. If your organisation requires role assumption rather than IAM user keys, obtain temporary credentials with </w:t>
+            </w:r>
+            <w:r>
+              <w:rPr>
+                <w:rFonts w:ascii="Consolas" w:hAnsi="Consolas"/>
+              </w:rPr>
+              <w:t xml:space="preserve">aws sts assume-role</w:t>
+            </w:r>
+            <w:r>
+              <w:t xml:space="preserve"> and use all three values (</w:t>
+            </w:r>
+            <w:r>
+              <w:rPr>
+                <w:rFonts w:ascii="Consolas" w:hAnsi="Consolas"/>
+              </w:rPr>
+              <w:t xml:space="preserve">AWS_ACCESS_KEY_ID</w:t>
+            </w:r>
+            <w:r>
+              <w:t xml:space="preserve">, </w:t>
+            </w:r>
+            <w:r>
+              <w:rPr>
+                <w:rFonts w:ascii="Consolas" w:hAnsi="Consolas"/>
+              </w:rPr>
+              <w:t xml:space="preserve">AWS_SECRET_ACCESS_KEY</w:t>
+            </w:r>
+            <w:r>
+              <w:t xml:space="preserve">, </w:t>
+            </w:r>
+            <w:r>
+              <w:rPr>
+                <w:rFonts w:ascii="Consolas" w:hAnsi="Consolas"/>
+              </w:rPr>
+              <w:t xml:space="preserve">AWS_SESSION_TOKEN</w:t>
+            </w:r>
+            <w:r>
+              <w:t xml:space="preserve">) that it returns.</w:t>
+            </w:r>
+          </w:p>
+        </w:tc>
+      </w:tr>
+    </w:tbl>
+    <w:p>
+      <w:pPr>
+        <w:spacing w:before="120" w:after="120"/>
+        <w:pBdr>
+          <w:bottom w:val="single" w:sz="6" w:space="1" w:color="BFBFBF"/>
+        </w:pBdr>
+      </w:pPr>
+    </w:p>
+    <w:p>
       <w:r>
         <w:rPr>
           <w:rFonts w:ascii="Consolas" w:hAnsi="Consolas"/>
@@ -575,12 +1570,11 @@
     </w:p>
     <w:p>
       <w:pPr>
-        <w:ind w:left="360"/>
-      </w:pPr>
-      <w:r>
-        <w:rPr>
-          <w:rFonts w:ascii="Consolas" w:hAnsi="Consolas"/>
-          <w:sz w:val="20"/>
+        <w:pStyle w:val="CodeBlock"/>
+      </w:pPr>
+      <w:r>
+        <w:rPr>
+          <w:rFonts w:ascii="Consolas" w:hAnsi="Consolas"/>
         </w:rPr>
         <w:t xml:space="preserve">docker exec -it LANSA-APP powershell -NoLogo</w:t>
       </w:r>
@@ -604,12 +1598,11 @@
     </w:p>
     <w:p>
       <w:pPr>
-        <w:ind w:left="360"/>
-      </w:pPr>
-      <w:r>
-        <w:rPr>
-          <w:rFonts w:ascii="Consolas" w:hAnsi="Consolas"/>
-          <w:sz w:val="20"/>
+        <w:pStyle w:val="CodeBlock"/>
+      </w:pPr>
+      <w:r>
+        <w:rPr>
+          <w:rFonts w:ascii="Consolas" w:hAnsi="Consolas"/>
         </w:rPr>
         <w:t xml:space="preserve">docker exec LANSA-APP powershell -NoLogo -NoProfile -Command "Copy-Item 'C:\docker\iis\AWAMAPP\Patch\X_PDFMS.DLL' 'C:\Program Files (x86)\Docker\X_Win95\X_Lansa\Execute\X_Pdfms.dll' -Force"</w:t>
       </w:r>
@@ -781,12 +1774,11 @@
     </w:p>
     <w:p>
       <w:pPr>
-        <w:ind w:left="360"/>
-      </w:pPr>
-      <w:r>
-        <w:rPr>
-          <w:rFonts w:ascii="Consolas" w:hAnsi="Consolas"/>
-          <w:sz w:val="20"/>
+        <w:pStyle w:val="CodeBlock"/>
+      </w:pPr>
+      <w:r>
+        <w:rPr>
+          <w:rFonts w:ascii="Consolas" w:hAnsi="Consolas"/>
         </w:rPr>
         <w:t xml:space="preserve">.\run.ps1 -DockerLabel ltsc2025 -VersionNum 16.0.0 -VersionLabel "V16 GA" -Cloud Azure</w:t>
       </w:r>
@@ -811,12 +1803,11 @@
     </w:p>
     <w:p>
       <w:pPr>
-        <w:ind w:left="360"/>
-      </w:pPr>
-      <w:r>
-        <w:rPr>
-          <w:rFonts w:ascii="Consolas" w:hAnsi="Consolas"/>
-          <w:sz w:val="20"/>
+        <w:pStyle w:val="CodeBlock"/>
+      </w:pPr>
+      <w:r>
+        <w:rPr>
+          <w:rFonts w:ascii="Consolas" w:hAnsi="Consolas"/>
         </w:rPr>
         <w:t xml:space="preserve">.\run.ps1 -DockerLabel ltsc2025 -VersionNum 16.0.0 -VersionLabel "V16 GA" -SQLHost sql01.corp.local -SQLPort 1433 -Cloud Azure</w:t>
       </w:r>
@@ -868,12 +1859,11 @@
     </w:p>
     <w:p>
       <w:pPr>
-        <w:ind w:left="360"/>
-      </w:pPr>
-      <w:r>
-        <w:rPr>
-          <w:rFonts w:ascii="Consolas" w:hAnsi="Consolas"/>
-          <w:sz w:val="20"/>
+        <w:pStyle w:val="CodeBlock"/>
+      </w:pPr>
+      <w:r>
+        <w:rPr>
+          <w:rFonts w:ascii="Consolas" w:hAnsi="Consolas"/>
         </w:rPr>
         <w:t xml:space="preserve">.\commit.ps1 -DockerLabel ltsc2025 -VersionNum 16.0.26030</w:t>
       </w:r>
@@ -898,12 +1888,11 @@
     </w:p>
     <w:p>
       <w:pPr>
-        <w:ind w:left="360"/>
-      </w:pPr>
-      <w:r>
-        <w:rPr>
-          <w:rFonts w:ascii="Consolas" w:hAnsi="Consolas"/>
-          <w:sz w:val="20"/>
+        <w:pStyle w:val="CodeBlock"/>
+      </w:pPr>
+      <w:r>
+        <w:rPr>
+          <w:rFonts w:ascii="Consolas" w:hAnsi="Consolas"/>
         </w:rPr>
         <w:t xml:space="preserve">.\run_img.ps1 -DockerLabel ltsc2025 -VersionNum 16.0.26030 -SQLHost sql01.corp.local -SQLPort 1433 -Trace</w:t>
       </w:r>
@@ -928,12 +1917,11 @@
     </w:p>
     <w:p>
       <w:pPr>
-        <w:ind w:left="360"/>
-      </w:pPr>
-      <w:r>
-        <w:rPr>
-          <w:rFonts w:ascii="Consolas" w:hAnsi="Consolas"/>
-          <w:sz w:val="20"/>
+        <w:pStyle w:val="CodeBlock"/>
+      </w:pPr>
+      <w:r>
+        <w:rPr>
+          <w:rFonts w:ascii="Consolas" w:hAnsi="Consolas"/>
         </w:rPr>
         <w:t xml:space="preserve">.\run_img.ps1 -DockerLabel ltsc2025 -VersionNum 16.0.26030 -ByPassSQLServerDNSChecks</w:t>
       </w:r>
@@ -976,12 +1964,11 @@
     </w:p>
     <w:p>
       <w:pPr>
-        <w:ind w:left="360"/>
-      </w:pPr>
-      <w:r>
-        <w:rPr>
-          <w:rFonts w:ascii="Consolas" w:hAnsi="Consolas"/>
-          <w:sz w:val="20"/>
+        <w:pStyle w:val="CodeBlock"/>
+      </w:pPr>
+      <w:r>
+        <w:rPr>
+          <w:rFonts w:ascii="Consolas" w:hAnsi="Consolas"/>
         </w:rPr>
         <w:t xml:space="preserve">docker exec -it LANSA-APP powershell -NoLogo</w:t>
       </w:r>
@@ -1024,12 +2011,11 @@
     </w:p>
     <w:p>
       <w:pPr>
-        <w:ind w:left="360"/>
-      </w:pPr>
-      <w:r>
-        <w:rPr>
-          <w:rFonts w:ascii="Consolas" w:hAnsi="Consolas"/>
-          <w:sz w:val="20"/>
+        <w:pStyle w:val="CodeBlock"/>
+      </w:pPr>
+      <w:r>
+        <w:rPr>
+          <w:rFonts w:ascii="Consolas" w:hAnsi="Consolas"/>
         </w:rPr>
         <w:t xml:space="preserve">docker exec LANSA-APP powershell -NoLogo -NoProfile -Command "Copy-Item 'C:\docker\iis\AWAMAPP\Patch\X_PDFMS.DLL' 'C:\Program Files (x86)\Docker\X_Win95\X_Lansa\Execute\X_Pdfms.dll' -Force"</w:t>
       </w:r>
@@ -1081,24 +2067,22 @@
     </w:p>
     <w:p>
       <w:pPr>
-        <w:ind w:left="360"/>
-      </w:pPr>
-      <w:r>
-        <w:rPr>
-          <w:rFonts w:ascii="Consolas" w:hAnsi="Consolas"/>
-          <w:sz w:val="20"/>
+        <w:pStyle w:val="CodeBlock"/>
+      </w:pPr>
+      <w:r>
+        <w:rPr>
+          <w:rFonts w:ascii="Consolas" w:hAnsi="Consolas"/>
         </w:rPr>
         <w:t xml:space="preserve">cd iis\AWAMAPP\Patch</w:t>
       </w:r>
     </w:p>
     <w:p>
       <w:pPr>
-        <w:ind w:left="360"/>
-      </w:pPr>
-      <w:r>
-        <w:rPr>
-          <w:rFonts w:ascii="Consolas" w:hAnsi="Consolas"/>
-          <w:sz w:val="20"/>
+        <w:pStyle w:val="CodeBlock"/>
+      </w:pPr>
+      <w:r>
+        <w:rPr>
+          <w:rFonts w:ascii="Consolas" w:hAnsi="Consolas"/>
         </w:rPr>
         <w:t xml:space="preserve">.\build.ps1</w:t>
       </w:r>
@@ -1133,72 +2117,66 @@
     </w:p>
     <w:p>
       <w:pPr>
-        <w:ind w:left="360"/>
-      </w:pPr>
-      <w:r>
-        <w:rPr>
-          <w:rFonts w:ascii="Consolas" w:hAnsi="Consolas"/>
-          <w:sz w:val="20"/>
+        <w:pStyle w:val="CodeBlock"/>
+      </w:pPr>
+      <w:r>
+        <w:rPr>
+          <w:rFonts w:ascii="Consolas" w:hAnsi="Consolas"/>
         </w:rPr>
         <w:t xml:space="preserve">cd iis\AWAMAPP</w:t>
       </w:r>
     </w:p>
     <w:p>
       <w:pPr>
-        <w:ind w:left="360"/>
-      </w:pPr>
-      <w:r>
-        <w:rPr>
-          <w:rFonts w:ascii="Consolas" w:hAnsi="Consolas"/>
-          <w:sz w:val="20"/>
+        <w:pStyle w:val="CodeBlock"/>
+      </w:pPr>
+      <w:r>
+        <w:rPr>
+          <w:rFonts w:ascii="Consolas" w:hAnsi="Consolas"/>
         </w:rPr>
         <w:t xml:space="preserve">.\run.ps1 -DockerLabel ltsc2025 -VersionNum 15.0.0 -Cloud Azure -DbName 'AWAMAPP-V15'</w:t>
       </w:r>
     </w:p>
     <w:p>
       <w:pPr>
-        <w:ind w:left="360"/>
-      </w:pPr>
-      <w:r>
-        <w:rPr>
-          <w:rFonts w:ascii="Consolas" w:hAnsi="Consolas"/>
-          <w:sz w:val="20"/>
+        <w:pStyle w:val="CodeBlock"/>
+      </w:pPr>
+      <w:r>
+        <w:rPr>
+          <w:rFonts w:ascii="Consolas" w:hAnsi="Consolas"/>
         </w:rPr>
         <w:t xml:space="preserve">.\commit.ps1 -DockerLabel ltsc2025 -VersionNum 15.0.26010 -VersionLabel "V15 GA" -Cloud Azure</w:t>
       </w:r>
     </w:p>
     <w:p>
       <w:pPr>
-        <w:ind w:left="360"/>
-      </w:pPr>
-      <w:r>
-        <w:rPr>
-          <w:rFonts w:ascii="Consolas" w:hAnsi="Consolas"/>
-          <w:sz w:val="20"/>
+        <w:pStyle w:val="CodeBlock"/>
+      </w:pPr>
+      <w:r>
+        <w:rPr>
+          <w:rFonts w:ascii="Consolas" w:hAnsi="Consolas"/>
         </w:rPr>
         <w:t xml:space="preserve">cd patch</w:t>
       </w:r>
     </w:p>
     <w:p>
       <w:pPr>
-        <w:ind w:left="360"/>
-      </w:pPr>
-      <w:r>
-        <w:rPr>
-          <w:rFonts w:ascii="Consolas" w:hAnsi="Consolas"/>
-          <w:sz w:val="20"/>
+        <w:pStyle w:val="CodeBlock"/>
+      </w:pPr>
+      <w:r>
+        <w:rPr>
+          <w:rFonts w:ascii="Consolas" w:hAnsi="Consolas"/>
         </w:rPr>
         <w:t xml:space="preserve">.\build.ps1 -Cloud Azure -ParentVersionNum 15.0.26010</w:t>
       </w:r>
     </w:p>
     <w:p>
       <w:pPr>
-        <w:ind w:left="360"/>
-      </w:pPr>
-      <w:r>
-        <w:rPr>
-          <w:rFonts w:ascii="Consolas" w:hAnsi="Consolas"/>
-          <w:sz w:val="20"/>
+        <w:pStyle w:val="CodeBlock"/>
+      </w:pPr>
+      <w:r>
+        <w:rPr>
+          <w:rFonts w:ascii="Consolas" w:hAnsi="Consolas"/>
         </w:rPr>
         <w:t xml:space="preserve">.\run_img.ps1 -Cloud Azure -VersionNum 15.0.26010.1 -trace</w:t>
       </w:r>
@@ -1208,7 +2186,4100 @@
         <w:pStyle w:val="Heading1"/>
       </w:pPr>
       <w:r>
-        <w:t xml:space="preserve">6. Notes</w:t>
+        <w:t xml:space="preserve">6. Running the Application Image from First Principles</w:t>
+      </w:r>
+    </w:p>
+    <w:p>
+      <w:r>
+        <w:rPr>
+          <w:rFonts w:ascii="Consolas" w:hAnsi="Consolas"/>
+        </w:rPr>
+        <w:t xml:space="preserve">run_img.ps1</w:t>
+      </w:r>
+      <w:r>
+        <w:t xml:space="preserve"> is a convenience wrapper suited to local development. It discovers the host NAT address, builds argument arrays, and mounts local directories. In a container orchestration environment none of that is applicable, and the wrapper cannot address secure credential injection. This section documents the underlying </w:t>
+      </w:r>
+      <w:r>
+        <w:rPr>
+          <w:rFonts w:ascii="Consolas" w:hAnsi="Consolas"/>
+        </w:rPr>
+        <w:t xml:space="preserve">docker run</w:t>
+      </w:r>
+      <w:r>
+        <w:t xml:space="preserve"> command and how to supply credentials correctly per deployment target.</w:t>
+      </w:r>
+    </w:p>
+    <w:p>
+      <w:pPr>
+        <w:pStyle w:val="Heading2"/>
+      </w:pPr>
+      <w:r>
+        <w:t xml:space="preserve">6.1 The docker run Command</w:t>
+      </w:r>
+    </w:p>
+    <w:p>
+      <w:r>
+        <w:t xml:space="preserve">The committed image (</w:t>
+      </w:r>
+      <w:r>
+        <w:rPr>
+          <w:rFonts w:ascii="Consolas" w:hAnsi="Consolas"/>
+        </w:rPr>
+        <w:t xml:space="preserve">lansalpc/vldemoapp-servercore</w:t>
+      </w:r>
+      <w:r>
+        <w:t xml:space="preserve">) has </w:t>
+      </w:r>
+      <w:r>
+        <w:rPr>
+          <w:rFonts w:ascii="Consolas" w:hAnsi="Consolas"/>
+        </w:rPr>
+        <w:t xml:space="preserve">powershell -File C:\bootstrap.ps1</w:t>
+      </w:r>
+      <w:r>
+        <w:t xml:space="preserve"> baked in as its entrypoint by </w:t>
+      </w:r>
+      <w:r>
+        <w:rPr>
+          <w:rFonts w:ascii="Consolas" w:hAnsi="Consolas"/>
+        </w:rPr>
+        <w:t xml:space="preserve">commit.ps1</w:t>
+      </w:r>
+      <w:r>
+        <w:t xml:space="preserve">. No </w:t>
+      </w:r>
+      <w:r>
+        <w:rPr>
+          <w:rFonts w:ascii="Consolas" w:hAnsi="Consolas"/>
+        </w:rPr>
+        <w:t xml:space="preserve">--entrypoint</w:t>
+      </w:r>
+      <w:r>
+        <w:t xml:space="preserve"> override is required.</w:t>
+      </w:r>
+    </w:p>
+    <w:p>
+      <w:r>
+        <w:t xml:space="preserve">The minimal production-style command is:</w:t>
+      </w:r>
+    </w:p>
+    <w:p>
+      <w:pPr>
+        <w:pStyle w:val="CodeBlock"/>
+      </w:pPr>
+      <w:r>
+        <w:rPr>
+          <w:rFonts w:ascii="Consolas" w:hAnsi="Consolas"/>
+        </w:rPr>
+        <w:t xml:space="preserve">docker run </w:t>
+      </w:r>
+      <w:r>
+        <w:rPr>
+          <w:rFonts w:ascii="Consolas" w:hAnsi="Consolas"/>
+          <w:color w:val="795E26"/>
+        </w:rPr>
+        <w:t xml:space="preserve">--name</w:t>
+      </w:r>
+      <w:r>
+        <w:rPr>
+          <w:rFonts w:ascii="Consolas" w:hAnsi="Consolas"/>
+        </w:rPr>
+        <w:t xml:space="preserve"> LANSA</w:t>
+      </w:r>
+      <w:r>
+        <w:rPr>
+          <w:rFonts w:ascii="Consolas" w:hAnsi="Consolas"/>
+          <w:color w:val="795E26"/>
+        </w:rPr>
+        <w:t xml:space="preserve">-IMG</w:t>
+      </w:r>
+      <w:r>
+        <w:rPr>
+          <w:rFonts w:ascii="Consolas" w:hAnsi="Consolas"/>
+        </w:rPr>
+        <w:t xml:space="preserve"> </w:t>
+      </w:r>
+      <w:r>
+        <w:rPr>
+          <w:rFonts w:ascii="Consolas" w:hAnsi="Consolas"/>
+          <w:color w:val="795E26"/>
+        </w:rPr>
+        <w:t xml:space="preserve">-d</w:t>
+      </w:r>
+      <w:r>
+        <w:rPr>
+          <w:rFonts w:ascii="Consolas" w:hAnsi="Consolas"/>
+        </w:rPr>
+        <w:t xml:space="preserve"> `</w:t>
+      </w:r>
+    </w:p>
+    <w:p>
+      <w:pPr>
+        <w:pStyle w:val="CodeBlock"/>
+      </w:pPr>
+      <w:r>
+        <w:rPr>
+          <w:rFonts w:ascii="Consolas" w:hAnsi="Consolas"/>
+        </w:rPr>
+        <w:t xml:space="preserve">  </w:t>
+      </w:r>
+      <w:r>
+        <w:rPr>
+          <w:rFonts w:ascii="Consolas" w:hAnsi="Consolas"/>
+          <w:color w:val="795E26"/>
+        </w:rPr>
+        <w:t xml:space="preserve">-e</w:t>
+      </w:r>
+      <w:r>
+        <w:rPr>
+          <w:rFonts w:ascii="Consolas" w:hAnsi="Consolas"/>
+        </w:rPr>
+        <w:t xml:space="preserve"> SQL_HOST=&lt;db</w:t>
+      </w:r>
+      <w:r>
+        <w:rPr>
+          <w:rFonts w:ascii="Consolas" w:hAnsi="Consolas"/>
+          <w:color w:val="795E26"/>
+        </w:rPr>
+        <w:t xml:space="preserve">-host-or-ip</w:t>
+      </w:r>
+      <w:r>
+        <w:rPr>
+          <w:rFonts w:ascii="Consolas" w:hAnsi="Consolas"/>
+        </w:rPr>
+        <w:t xml:space="preserve">&gt; `</w:t>
+      </w:r>
+    </w:p>
+    <w:p>
+      <w:pPr>
+        <w:pStyle w:val="CodeBlock"/>
+      </w:pPr>
+      <w:r>
+        <w:rPr>
+          <w:rFonts w:ascii="Consolas" w:hAnsi="Consolas"/>
+        </w:rPr>
+        <w:t xml:space="preserve">  </w:t>
+      </w:r>
+      <w:r>
+        <w:rPr>
+          <w:rFonts w:ascii="Consolas" w:hAnsi="Consolas"/>
+          <w:color w:val="795E26"/>
+        </w:rPr>
+        <w:t xml:space="preserve">-e</w:t>
+      </w:r>
+      <w:r>
+        <w:rPr>
+          <w:rFonts w:ascii="Consolas" w:hAnsi="Consolas"/>
+        </w:rPr>
+        <w:t xml:space="preserve"> SQL_PORT=1433 `</w:t>
+      </w:r>
+    </w:p>
+    <w:p>
+      <w:pPr>
+        <w:pStyle w:val="CodeBlock"/>
+      </w:pPr>
+      <w:r>
+        <w:rPr>
+          <w:rFonts w:ascii="Consolas" w:hAnsi="Consolas"/>
+        </w:rPr>
+        <w:t xml:space="preserve">  </w:t>
+      </w:r>
+      <w:r>
+        <w:rPr>
+          <w:rFonts w:ascii="Consolas" w:hAnsi="Consolas"/>
+          <w:color w:val="795E26"/>
+        </w:rPr>
+        <w:t xml:space="preserve">-p</w:t>
+      </w:r>
+      <w:r>
+        <w:rPr>
+          <w:rFonts w:ascii="Consolas" w:hAnsi="Consolas"/>
+        </w:rPr>
+        <w:t xml:space="preserve"> 80:80 `</w:t>
+      </w:r>
+    </w:p>
+    <w:p>
+      <w:pPr>
+        <w:pStyle w:val="CodeBlock"/>
+      </w:pPr>
+      <w:r>
+        <w:rPr>
+          <w:rFonts w:ascii="Consolas" w:hAnsi="Consolas"/>
+        </w:rPr>
+        <w:t xml:space="preserve">  </w:t>
+      </w:r>
+      <w:r>
+        <w:rPr>
+          <w:rFonts w:ascii="Consolas" w:hAnsi="Consolas"/>
+          <w:color w:val="795E26"/>
+        </w:rPr>
+        <w:t xml:space="preserve">-p</w:t>
+      </w:r>
+      <w:r>
+        <w:rPr>
+          <w:rFonts w:ascii="Consolas" w:hAnsi="Consolas"/>
+        </w:rPr>
+        <w:t xml:space="preserve"> 4545:4545 `</w:t>
+      </w:r>
+    </w:p>
+    <w:p>
+      <w:pPr>
+        <w:pStyle w:val="CodeBlock"/>
+      </w:pPr>
+      <w:r>
+        <w:rPr>
+          <w:rFonts w:ascii="Consolas" w:hAnsi="Consolas"/>
+        </w:rPr>
+        <w:t xml:space="preserve">  lansalpc/vldemoapp</w:t>
+      </w:r>
+      <w:r>
+        <w:rPr>
+          <w:rFonts w:ascii="Consolas" w:hAnsi="Consolas"/>
+          <w:color w:val="795E26"/>
+        </w:rPr>
+        <w:t xml:space="preserve">-servercore</w:t>
+      </w:r>
+      <w:r>
+        <w:rPr>
+          <w:rFonts w:ascii="Consolas" w:hAnsi="Consolas"/>
+        </w:rPr>
+        <w:t xml:space="preserve">:16.0.26030</w:t>
+      </w:r>
+      <w:r>
+        <w:rPr>
+          <w:rFonts w:ascii="Consolas" w:hAnsi="Consolas"/>
+          <w:color w:val="795E26"/>
+        </w:rPr>
+        <w:t xml:space="preserve">-ltsc2025-Azure</w:t>
+      </w:r>
+    </w:p>
+    <w:p>
+      <w:r>
+        <w:t xml:space="preserve">Substitute the </w:t>
+      </w:r>
+      <w:r>
+        <w:rPr>
+          <w:rFonts w:ascii="Consolas" w:hAnsi="Consolas"/>
+        </w:rPr>
+        <w:t xml:space="preserve">-AWS</w:t>
+      </w:r>
+      <w:r>
+        <w:t xml:space="preserve"> image tag when deploying to AWS.</w:t>
+      </w:r>
+    </w:p>
+    <w:p>
+      <w:r>
+        <w:t xml:space="preserve">For local testing where the web port must not conflict with the host, mirror the </w:t>
+      </w:r>
+      <w:r>
+        <w:rPr>
+          <w:rFonts w:ascii="Consolas" w:hAnsi="Consolas"/>
+        </w:rPr>
+        <w:t xml:space="preserve">run_img.ps1</w:t>
+      </w:r>
+      <w:r>
+        <w:t xml:space="preserve"> port mapping:</w:t>
+      </w:r>
+    </w:p>
+    <w:p>
+      <w:pPr>
+        <w:pStyle w:val="CodeBlock"/>
+      </w:pPr>
+      <w:r>
+        <w:rPr>
+          <w:rFonts w:ascii="Consolas" w:hAnsi="Consolas"/>
+        </w:rPr>
+        <w:t xml:space="preserve">  </w:t>
+      </w:r>
+      <w:r>
+        <w:rPr>
+          <w:rFonts w:ascii="Consolas" w:hAnsi="Consolas"/>
+          <w:color w:val="795E26"/>
+        </w:rPr>
+        <w:t xml:space="preserve">-p</w:t>
+      </w:r>
+      <w:r>
+        <w:rPr>
+          <w:rFonts w:ascii="Consolas" w:hAnsi="Consolas"/>
+        </w:rPr>
+        <w:t xml:space="preserve"> 50080:80 </w:t>
+      </w:r>
+      <w:r>
+        <w:rPr>
+          <w:rFonts w:ascii="Consolas" w:hAnsi="Consolas"/>
+          <w:color w:val="795E26"/>
+        </w:rPr>
+        <w:t xml:space="preserve">-p</w:t>
+      </w:r>
+      <w:r>
+        <w:rPr>
+          <w:rFonts w:ascii="Consolas" w:hAnsi="Consolas"/>
+        </w:rPr>
+        <w:t xml:space="preserve"> 54545:4545</w:t>
+      </w:r>
+    </w:p>
+    <w:p>
+      <w:r>
+        <w:t xml:space="preserve">**</w:t>
+      </w:r>
+      <w:r>
+        <w:rPr>
+          <w:rFonts w:ascii="Consolas" w:hAnsi="Consolas"/>
+        </w:rPr>
+        <w:t xml:space="preserve">-d</w:t>
+      </w:r>
+      <w:r>
+        <w:t xml:space="preserve"> vs </w:t>
+      </w:r>
+      <w:r>
+        <w:rPr>
+          <w:rFonts w:ascii="Consolas" w:hAnsi="Consolas"/>
+        </w:rPr>
+        <w:t xml:space="preserve">-it</w:t>
+      </w:r>
+      <w:r>
+        <w:t xml:space="preserve">**: Use </w:t>
+      </w:r>
+      <w:r>
+        <w:rPr>
+          <w:rFonts w:ascii="Consolas" w:hAnsi="Consolas"/>
+        </w:rPr>
+        <w:t xml:space="preserve">-d</w:t>
+      </w:r>
+      <w:r>
+        <w:t xml:space="preserve"> (detached) for any persistent or orchestrated deployment. Use </w:t>
+      </w:r>
+      <w:r>
+        <w:rPr>
+          <w:rFonts w:ascii="Consolas" w:hAnsi="Consolas"/>
+        </w:rPr>
+        <w:t xml:space="preserve">-it</w:t>
+      </w:r>
+      <w:r>
+        <w:t xml:space="preserve"> only when you need an interactive session for debugging, as </w:t>
+      </w:r>
+      <w:r>
+        <w:rPr>
+          <w:rFonts w:ascii="Consolas" w:hAnsi="Consolas"/>
+        </w:rPr>
+        <w:t xml:space="preserve">run_img.ps1</w:t>
+      </w:r>
+      <w:r>
+        <w:t xml:space="preserve"> does.</w:t>
+      </w:r>
+    </w:p>
+    <w:p>
+      <w:pPr>
+        <w:pStyle w:val="Heading2"/>
+      </w:pPr>
+      <w:r>
+        <w:t xml:space="preserve">6.2 Environment Variables Accepted by bootstrap.ps1</w:t>
+      </w:r>
+    </w:p>
+    <w:tbl>
+      <w:tblPr>
+        <w:tblW w:w="0" w:type="auto"/>
+        <w:tblBorders>
+          <w:top w:val="single" w:sz="4" w:space="0" w:color="808080"/>
+          <w:left w:val="single" w:sz="4" w:space="0" w:color="808080"/>
+          <w:bottom w:val="single" w:sz="4" w:space="0" w:color="808080"/>
+          <w:right w:val="single" w:sz="4" w:space="0" w:color="808080"/>
+          <w:insideH w:val="single" w:sz="4" w:space="0" w:color="C0C0C0"/>
+          <w:insideV w:val="single" w:sz="4" w:space="0" w:color="C0C0C0"/>
+        </w:tblBorders>
+      </w:tblPr>
+      <w:tblGrid>
+        <w:gridCol w:w="3000"/>
+        <w:gridCol w:w="3000"/>
+        <w:gridCol w:w="3000"/>
+      </w:tblGrid>
+      <w:tr>
+        <w:tc>
+          <w:tcPr>
+            <w:tcW w:w="3000" w:type="dxa"/>
+            <w:shd w:val="clear" w:color="auto" w:fill="D9EAF7"/>
+          </w:tcPr>
+          <w:p>
+            <w:r>
+              <w:rPr>
+                <w:b/>
+              </w:rPr>
+              <w:t xml:space="preserve">Variable</w:t>
+            </w:r>
+          </w:p>
+        </w:tc>
+        <w:tc>
+          <w:tcPr>
+            <w:tcW w:w="3000" w:type="dxa"/>
+            <w:shd w:val="clear" w:color="auto" w:fill="D9EAF7"/>
+          </w:tcPr>
+          <w:p>
+            <w:r>
+              <w:rPr>
+                <w:b/>
+              </w:rPr>
+              <w:t xml:space="preserve">Required</w:t>
+            </w:r>
+          </w:p>
+        </w:tc>
+        <w:tc>
+          <w:tcPr>
+            <w:tcW w:w="3000" w:type="dxa"/>
+            <w:shd w:val="clear" w:color="auto" w:fill="D9EAF7"/>
+          </w:tcPr>
+          <w:p>
+            <w:r>
+              <w:rPr>
+                <w:b/>
+              </w:rPr>
+              <w:t xml:space="preserve">Description</w:t>
+            </w:r>
+          </w:p>
+        </w:tc>
+      </w:tr>
+      <w:tr>
+        <w:tc>
+          <w:tcPr>
+            <w:tcW w:w="3000" w:type="dxa"/>
+          </w:tcPr>
+          <w:p>
+            <w:r>
+              <w:rPr>
+                <w:rFonts w:ascii="Consolas" w:hAnsi="Consolas"/>
+              </w:rPr>
+              <w:t xml:space="preserve">SQL_HOST</w:t>
+            </w:r>
+          </w:p>
+        </w:tc>
+        <w:tc>
+          <w:tcPr>
+            <w:tcW w:w="3000" w:type="dxa"/>
+          </w:tcPr>
+          <w:p>
+            <w:r>
+              <w:t xml:space="preserve">Recommended</w:t>
+            </w:r>
+          </w:p>
+        </w:tc>
+        <w:tc>
+          <w:tcPr>
+            <w:tcW w:w="3000" w:type="dxa"/>
+          </w:tcPr>
+          <w:p>
+            <w:r>
+              <w:t xml:space="preserve">Hostname or IP of the SQL Server. If omitted, bootstrap.ps1 uses the value baked in at install time. Must be overridden whenever the database host differs from the build host.</w:t>
+            </w:r>
+          </w:p>
+        </w:tc>
+      </w:tr>
+      <w:tr>
+        <w:tc>
+          <w:tcPr>
+            <w:tcW w:w="3000" w:type="dxa"/>
+          </w:tcPr>
+          <w:p>
+            <w:r>
+              <w:rPr>
+                <w:rFonts w:ascii="Consolas" w:hAnsi="Consolas"/>
+              </w:rPr>
+              <w:t xml:space="preserve">SQL_PORT</w:t>
+            </w:r>
+          </w:p>
+        </w:tc>
+        <w:tc>
+          <w:tcPr>
+            <w:tcW w:w="3000" w:type="dxa"/>
+          </w:tcPr>
+          <w:p>
+            <w:r>
+              <w:t xml:space="preserve">Optional</w:t>
+            </w:r>
+          </w:p>
+        </w:tc>
+        <w:tc>
+          <w:tcPr>
+            <w:tcW w:w="3000" w:type="dxa"/>
+          </w:tcPr>
+          <w:p>
+            <w:r>
+              <w:t xml:space="preserve">SQL Server port. Defaults to </w:t>
+            </w:r>
+            <w:r>
+              <w:rPr>
+                <w:rFonts w:ascii="Consolas" w:hAnsi="Consolas"/>
+              </w:rPr>
+              <w:t xml:space="preserve">1433</w:t>
+            </w:r>
+            <w:r>
+              <w:t xml:space="preserve">.</w:t>
+            </w:r>
+          </w:p>
+        </w:tc>
+      </w:tr>
+      <w:tr>
+        <w:tc>
+          <w:tcPr>
+            <w:tcW w:w="3000" w:type="dxa"/>
+          </w:tcPr>
+          <w:p>
+            <w:r>
+              <w:rPr>
+                <w:rFonts w:ascii="Consolas" w:hAnsi="Consolas"/>
+              </w:rPr>
+              <w:t xml:space="preserve">SQL_DSN</w:t>
+            </w:r>
+          </w:p>
+        </w:tc>
+        <w:tc>
+          <w:tcPr>
+            <w:tcW w:w="3000" w:type="dxa"/>
+          </w:tcPr>
+          <w:p>
+            <w:r>
+              <w:t xml:space="preserve">Optional</w:t>
+            </w:r>
+          </w:p>
+        </w:tc>
+        <w:tc>
+          <w:tcPr>
+            <w:tcW w:w="3000" w:type="dxa"/>
+          </w:tcPr>
+          <w:p>
+            <w:r>
+              <w:t xml:space="preserve">Override the ODBC DSN name. Use when the DSN name must differ from the installed default.</w:t>
+            </w:r>
+          </w:p>
+        </w:tc>
+      </w:tr>
+      <w:tr>
+        <w:tc>
+          <w:tcPr>
+            <w:tcW w:w="3000" w:type="dxa"/>
+          </w:tcPr>
+          <w:p>
+            <w:r>
+              <w:rPr>
+                <w:rFonts w:ascii="Consolas" w:hAnsi="Consolas"/>
+              </w:rPr>
+              <w:t xml:space="preserve">DEBUG</w:t>
+            </w:r>
+          </w:p>
+        </w:tc>
+        <w:tc>
+          <w:tcPr>
+            <w:tcW w:w="3000" w:type="dxa"/>
+          </w:tcPr>
+          <w:p>
+            <w:r>
+              <w:t xml:space="preserve">Optional</w:t>
+            </w:r>
+          </w:p>
+        </w:tc>
+        <w:tc>
+          <w:tcPr>
+            <w:tcW w:w="3000" w:type="dxa"/>
+          </w:tcPr>
+          <w:p>
+            <w:r>
+              <w:t xml:space="preserve">Set to </w:t>
+            </w:r>
+            <w:r>
+              <w:rPr>
+                <w:rFonts w:ascii="Consolas" w:hAnsi="Consolas"/>
+              </w:rPr>
+              <w:t xml:space="preserve">Y</w:t>
+            </w:r>
+            <w:r>
+              <w:t xml:space="preserve"> to enable verbose bootstrap logging.</w:t>
+            </w:r>
+          </w:p>
+        </w:tc>
+      </w:tr>
+      <w:tr>
+        <w:tc>
+          <w:tcPr>
+            <w:tcW w:w="3000" w:type="dxa"/>
+          </w:tcPr>
+          <w:p>
+            <w:r>
+              <w:rPr>
+                <w:rFonts w:ascii="Consolas" w:hAnsi="Consolas"/>
+              </w:rPr>
+              <w:t xml:space="preserve">X_RUN</w:t>
+            </w:r>
+          </w:p>
+        </w:tc>
+        <w:tc>
+          <w:tcPr>
+            <w:tcW w:w="3000" w:type="dxa"/>
+          </w:tcPr>
+          <w:p>
+            <w:r>
+              <w:t xml:space="preserve">Optional</w:t>
+            </w:r>
+          </w:p>
+        </w:tc>
+        <w:tc>
+          <w:tcPr>
+            <w:tcW w:w="3000" w:type="dxa"/>
+          </w:tcPr>
+          <w:p>
+            <w:r>
+              <w:t xml:space="preserve">LANSA trace flags, e.g. </w:t>
+            </w:r>
+            <w:r>
+              <w:rPr>
+                <w:rFonts w:ascii="Consolas" w:hAnsi="Consolas"/>
+              </w:rPr>
+              <w:t xml:space="preserve">ITRO:Y ITRL:4</w:t>
+            </w:r>
+            <w:r>
+              <w:t xml:space="preserve">. Equivalent to the </w:t>
+            </w:r>
+            <w:r>
+              <w:rPr>
+                <w:rFonts w:ascii="Consolas" w:hAnsi="Consolas"/>
+              </w:rPr>
+              <w:t xml:space="preserve">-Trace</w:t>
+            </w:r>
+            <w:r>
+              <w:t xml:space="preserve"> switch in </w:t>
+            </w:r>
+            <w:r>
+              <w:rPr>
+                <w:rFonts w:ascii="Consolas" w:hAnsi="Consolas"/>
+              </w:rPr>
+              <w:t xml:space="preserve">run_img.ps1</w:t>
+            </w:r>
+            <w:r>
+              <w:t xml:space="preserve">.</w:t>
+            </w:r>
+          </w:p>
+        </w:tc>
+      </w:tr>
+    </w:tbl>
+    <w:p>
+      <w:r>
+        <w:t xml:space="preserve">Cloud credential variables are </w:t>
+      </w:r>
+      <w:r>
+        <w:rPr>
+          <w:b/>
+        </w:rPr>
+        <w:t xml:space="preserve">not</w:t>
+      </w:r>
+      <w:r>
+        <w:t xml:space="preserve"> passed as environment variables in production deployments — see section 6.3.</w:t>
+      </w:r>
+    </w:p>
+    <w:p>
+      <w:pPr>
+        <w:pStyle w:val="Heading2"/>
+      </w:pPr>
+      <w:r>
+        <w:t xml:space="preserve">6.3 Cloud Credential Injection — Secure Approaches by Deployment Target</w:t>
+      </w:r>
+    </w:p>
+    <w:p>
+      <w:r>
+        <w:t xml:space="preserve">The container requires cloud credentials so that </w:t>
+      </w:r>
+      <w:r>
+        <w:rPr>
+          <w:rFonts w:ascii="Consolas" w:hAnsi="Consolas"/>
+        </w:rPr>
+        <w:t xml:space="preserve">bootstrap.ps1</w:t>
+      </w:r>
+      <w:r>
+        <w:t xml:space="preserve"> can validate the Cloud Account Id license at startup. Because this is a Windows container image, the cloud provider metadata services (</w:t>
+      </w:r>
+      <w:r>
+        <w:rPr>
+          <w:rFonts w:ascii="Consolas" w:hAnsi="Consolas"/>
+        </w:rPr>
+        <w:t xml:space="preserve">169.254.169.254</w:t>
+      </w:r>
+      <w:r>
+        <w:t xml:space="preserve">) are not accessible from inside the container. The required cloud identity variables must therefore be supplied as environment variables at runtime.</w:t>
+      </w:r>
+    </w:p>
+    <w:p>
+      <w:r>
+        <w:rPr>
+          <w:b/>
+        </w:rPr>
+        <w:t xml:space="preserve">Do not hardcode credentials</w:t>
+      </w:r>
+      <w:r>
+        <w:t xml:space="preserve"> in </w:t>
+      </w:r>
+      <w:r>
+        <w:rPr>
+          <w:rFonts w:ascii="Consolas" w:hAnsi="Consolas"/>
+        </w:rPr>
+        <w:t xml:space="preserve">docker run</w:t>
+      </w:r>
+      <w:r>
+        <w:t xml:space="preserve"> commands, task definitions, or deployment scripts. Use the platform's native secrets management so that plaintext values never appear in shell history, log files, or orchestrator state.</w:t>
+      </w:r>
+    </w:p>
+    <w:p>
+      <w:r>
+        <w:t xml:space="preserve">The required variables per cloud are:</w:t>
+      </w:r>
+    </w:p>
+    <w:tbl>
+      <w:tblPr>
+        <w:tblW w:w="0" w:type="auto"/>
+        <w:tblBorders>
+          <w:top w:val="single" w:sz="4" w:space="0" w:color="808080"/>
+          <w:left w:val="single" w:sz="4" w:space="0" w:color="808080"/>
+          <w:bottom w:val="single" w:sz="4" w:space="0" w:color="808080"/>
+          <w:right w:val="single" w:sz="4" w:space="0" w:color="808080"/>
+          <w:insideH w:val="single" w:sz="4" w:space="0" w:color="C0C0C0"/>
+          <w:insideV w:val="single" w:sz="4" w:space="0" w:color="C0C0C0"/>
+        </w:tblBorders>
+      </w:tblPr>
+      <w:tblGrid>
+        <w:gridCol w:w="4500"/>
+        <w:gridCol w:w="4500"/>
+      </w:tblGrid>
+      <w:tr>
+        <w:tc>
+          <w:tcPr>
+            <w:tcW w:w="4500" w:type="dxa"/>
+            <w:shd w:val="clear" w:color="auto" w:fill="D9EAF7"/>
+          </w:tcPr>
+          <w:p>
+            <w:r>
+              <w:rPr>
+                <w:b/>
+              </w:rPr>
+              <w:t xml:space="preserve">Cloud</w:t>
+            </w:r>
+          </w:p>
+        </w:tc>
+        <w:tc>
+          <w:tcPr>
+            <w:tcW w:w="4500" w:type="dxa"/>
+            <w:shd w:val="clear" w:color="auto" w:fill="D9EAF7"/>
+          </w:tcPr>
+          <w:p>
+            <w:r>
+              <w:rPr>
+                <w:b/>
+              </w:rPr>
+              <w:t xml:space="preserve">Variables required</w:t>
+            </w:r>
+          </w:p>
+        </w:tc>
+      </w:tr>
+      <w:tr>
+        <w:tc>
+          <w:tcPr>
+            <w:tcW w:w="4500" w:type="dxa"/>
+          </w:tcPr>
+          <w:p>
+            <w:r>
+              <w:t xml:space="preserve">Azure</w:t>
+            </w:r>
+          </w:p>
+        </w:tc>
+        <w:tc>
+          <w:tcPr>
+            <w:tcW w:w="4500" w:type="dxa"/>
+          </w:tcPr>
+          <w:p>
+            <w:r>
+              <w:rPr>
+                <w:rFonts w:ascii="Consolas" w:hAnsi="Consolas"/>
+              </w:rPr>
+              <w:t xml:space="preserve">AZURE_TENANT_ID</w:t>
+            </w:r>
+            <w:r>
+              <w:t xml:space="preserve">, </w:t>
+            </w:r>
+            <w:r>
+              <w:rPr>
+                <w:rFonts w:ascii="Consolas" w:hAnsi="Consolas"/>
+              </w:rPr>
+              <w:t xml:space="preserve">AZURE_CLIENT_ID</w:t>
+            </w:r>
+            <w:r>
+              <w:t xml:space="preserve">, </w:t>
+            </w:r>
+            <w:r>
+              <w:rPr>
+                <w:rFonts w:ascii="Consolas" w:hAnsi="Consolas"/>
+              </w:rPr>
+              <w:t xml:space="preserve">AZURE_CLIENT_SECRET</w:t>
+            </w:r>
+            <w:r>
+              <w:t xml:space="preserve">, </w:t>
+            </w:r>
+            <w:r>
+              <w:rPr>
+                <w:rFonts w:ascii="Consolas" w:hAnsi="Consolas"/>
+              </w:rPr>
+              <w:t xml:space="preserve">AZURE_LOCATION</w:t>
+            </w:r>
+          </w:p>
+        </w:tc>
+      </w:tr>
+      <w:tr>
+        <w:tc>
+          <w:tcPr>
+            <w:tcW w:w="4500" w:type="dxa"/>
+          </w:tcPr>
+          <w:p>
+            <w:r>
+              <w:t xml:space="preserve">AWS</w:t>
+            </w:r>
+          </w:p>
+        </w:tc>
+        <w:tc>
+          <w:tcPr>
+            <w:tcW w:w="4500" w:type="dxa"/>
+          </w:tcPr>
+          <w:p>
+            <w:r>
+              <w:rPr>
+                <w:rFonts w:ascii="Consolas" w:hAnsi="Consolas"/>
+              </w:rPr>
+              <w:t xml:space="preserve">AWS_ACCESS_KEY_ID</w:t>
+            </w:r>
+            <w:r>
+              <w:t xml:space="preserve">, </w:t>
+            </w:r>
+            <w:r>
+              <w:rPr>
+                <w:rFonts w:ascii="Consolas" w:hAnsi="Consolas"/>
+              </w:rPr>
+              <w:t xml:space="preserve">AWS_SECRET_ACCESS_KEY</w:t>
+            </w:r>
+            <w:r>
+              <w:t xml:space="preserve">, </w:t>
+            </w:r>
+            <w:r>
+              <w:rPr>
+                <w:rFonts w:ascii="Consolas" w:hAnsi="Consolas"/>
+              </w:rPr>
+              <w:t xml:space="preserve">AWS_DEFAULT_REGION</w:t>
+            </w:r>
+            <w:r>
+              <w:t xml:space="preserve">, </w:t>
+            </w:r>
+            <w:r>
+              <w:rPr>
+                <w:rFonts w:ascii="Consolas" w:hAnsi="Consolas"/>
+              </w:rPr>
+              <w:t xml:space="preserve">AWS_SESSION_TOKEN</w:t>
+            </w:r>
+            <w:r>
+              <w:t xml:space="preserve"> (if using temporary credentials)</w:t>
+            </w:r>
+          </w:p>
+        </w:tc>
+      </w:tr>
+    </w:tbl>
+    <w:p>
+      <w:pPr>
+        <w:spacing w:before="120" w:after="120"/>
+        <w:pBdr>
+          <w:bottom w:val="single" w:sz="6" w:space="1" w:color="BFBFBF"/>
+        </w:pBdr>
+      </w:pPr>
+    </w:p>
+    <w:p>
+      <w:pPr>
+        <w:pStyle w:val="Heading3"/>
+      </w:pPr>
+      <w:r>
+        <w:t xml:space="preserve">6.3.1 Azure</w:t>
+      </w:r>
+    </w:p>
+    <w:p>
+      <w:pPr>
+        <w:pStyle w:val="Heading4"/>
+      </w:pPr>
+      <w:r>
+        <w:t xml:space="preserve">Azure Container Instances (ACI)</w:t>
+      </w:r>
+    </w:p>
+    <w:p>
+      <w:r>
+        <w:t xml:space="preserve">ACI supports two mechanisms for secure env var injection.</w:t>
+      </w:r>
+    </w:p>
+    <w:p>
+      <w:r>
+        <w:t xml:space="preserve">**Option A — </w:t>
+      </w:r>
+      <w:r>
+        <w:rPr>
+          <w:rFonts w:ascii="Consolas" w:hAnsi="Consolas"/>
+        </w:rPr>
+        <w:t xml:space="preserve">secureValue</w:t>
+      </w:r>
+      <w:r>
+        <w:t xml:space="preserve"> in the container group definition (simplest)**</w:t>
+      </w:r>
+    </w:p>
+    <w:p>
+      <w:r>
+        <w:t xml:space="preserve">Variables declared with </w:t>
+      </w:r>
+      <w:r>
+        <w:rPr>
+          <w:rFonts w:ascii="Consolas" w:hAnsi="Consolas"/>
+        </w:rPr>
+        <w:t xml:space="preserve">secureValue</w:t>
+      </w:r>
+      <w:r>
+        <w:t xml:space="preserve"> instead of </w:t>
+      </w:r>
+      <w:r>
+        <w:rPr>
+          <w:rFonts w:ascii="Consolas" w:hAnsi="Consolas"/>
+        </w:rPr>
+        <w:t xml:space="preserve">value</w:t>
+      </w:r>
+      <w:r>
+        <w:t xml:space="preserve"> are encrypted at rest and are never returned by the Azure Portal, CLI, or ARM APIs after deployment — they are write-only.</w:t>
+      </w:r>
+    </w:p>
+    <w:p>
+      <w:pPr>
+        <w:pStyle w:val="CodeBlock"/>
+      </w:pPr>
+      <w:r>
+        <w:rPr>
+          <w:rFonts w:ascii="Consolas" w:hAnsi="Consolas"/>
+        </w:rPr>
+        <w:t xml:space="preserve">{</w:t>
+      </w:r>
+    </w:p>
+    <w:p>
+      <w:pPr>
+        <w:pStyle w:val="CodeBlock"/>
+      </w:pPr>
+      <w:r>
+        <w:rPr>
+          <w:rFonts w:ascii="Consolas" w:hAnsi="Consolas"/>
+        </w:rPr>
+        <w:t xml:space="preserve">  "name": "AZURE_CLIENT_SECRET",</w:t>
+      </w:r>
+    </w:p>
+    <w:p>
+      <w:pPr>
+        <w:pStyle w:val="CodeBlock"/>
+      </w:pPr>
+      <w:r>
+        <w:rPr>
+          <w:rFonts w:ascii="Consolas" w:hAnsi="Consolas"/>
+        </w:rPr>
+        <w:t xml:space="preserve">  "secureValue": "&lt;secret&gt;"</w:t>
+      </w:r>
+    </w:p>
+    <w:p>
+      <w:pPr>
+        <w:pStyle w:val="CodeBlock"/>
+      </w:pPr>
+      <w:r>
+        <w:rPr>
+          <w:rFonts w:ascii="Consolas" w:hAnsi="Consolas"/>
+        </w:rPr>
+        <w:t xml:space="preserve">}</w:t>
+      </w:r>
+    </w:p>
+    <w:p>
+      <w:r>
+        <w:t xml:space="preserve">Full ARM/Bicep example:</w:t>
+      </w:r>
+    </w:p>
+    <w:p>
+      <w:pPr>
+        <w:pStyle w:val="CodeBlock"/>
+      </w:pPr>
+      <w:r>
+        <w:rPr>
+          <w:rFonts w:ascii="Consolas" w:hAnsi="Consolas"/>
+        </w:rPr>
+        <w:t xml:space="preserve">"environmentVariables": [</w:t>
+      </w:r>
+    </w:p>
+    <w:p>
+      <w:pPr>
+        <w:pStyle w:val="CodeBlock"/>
+      </w:pPr>
+      <w:r>
+        <w:rPr>
+          <w:rFonts w:ascii="Consolas" w:hAnsi="Consolas"/>
+        </w:rPr>
+        <w:t xml:space="preserve">  { "name": "SQL_HOST",           "value":       "&lt;db-host&gt;" },</w:t>
+      </w:r>
+    </w:p>
+    <w:p>
+      <w:pPr>
+        <w:pStyle w:val="CodeBlock"/>
+      </w:pPr>
+      <w:r>
+        <w:rPr>
+          <w:rFonts w:ascii="Consolas" w:hAnsi="Consolas"/>
+        </w:rPr>
+        <w:t xml:space="preserve">  { "name": "SQL_PORT",           "value":       "1433" },</w:t>
+      </w:r>
+    </w:p>
+    <w:p>
+      <w:pPr>
+        <w:pStyle w:val="CodeBlock"/>
+      </w:pPr>
+      <w:r>
+        <w:rPr>
+          <w:rFonts w:ascii="Consolas" w:hAnsi="Consolas"/>
+        </w:rPr>
+        <w:t xml:space="preserve">  { "name": "AZURE_LOCATION",     "value":       "australiaeast" },</w:t>
+      </w:r>
+    </w:p>
+    <w:p>
+      <w:pPr>
+        <w:pStyle w:val="CodeBlock"/>
+      </w:pPr>
+      <w:r>
+        <w:rPr>
+          <w:rFonts w:ascii="Consolas" w:hAnsi="Consolas"/>
+        </w:rPr>
+        <w:t xml:space="preserve">  { "name": "AZURE_TENANT_ID",    "secureValue": "&lt;tenant-id&gt;" },</w:t>
+      </w:r>
+    </w:p>
+    <w:p>
+      <w:pPr>
+        <w:pStyle w:val="CodeBlock"/>
+      </w:pPr>
+      <w:r>
+        <w:rPr>
+          <w:rFonts w:ascii="Consolas" w:hAnsi="Consolas"/>
+        </w:rPr>
+        <w:t xml:space="preserve">  { "name": "AZURE_CLIENT_ID",    "secureValue": "&lt;client-id&gt;" },</w:t>
+      </w:r>
+    </w:p>
+    <w:p>
+      <w:pPr>
+        <w:pStyle w:val="CodeBlock"/>
+      </w:pPr>
+      <w:r>
+        <w:rPr>
+          <w:rFonts w:ascii="Consolas" w:hAnsi="Consolas"/>
+        </w:rPr>
+        <w:t xml:space="preserve">  { "name": "AZURE_CLIENT_SECRET","secureValue": "&lt;client-secret&gt;" }</w:t>
+      </w:r>
+    </w:p>
+    <w:p>
+      <w:pPr>
+        <w:pStyle w:val="CodeBlock"/>
+      </w:pPr>
+      <w:r>
+        <w:rPr>
+          <w:rFonts w:ascii="Consolas" w:hAnsi="Consolas"/>
+        </w:rPr>
+        <w:t xml:space="preserve">]</w:t>
+      </w:r>
+    </w:p>
+    <w:p>
+      <w:r>
+        <w:rPr>
+          <w:b/>
+        </w:rPr>
+        <w:t xml:space="preserve">Option B — Azure Key Vault + managed identity on the container group (most secure)</w:t>
+      </w:r>
+    </w:p>
+    <w:p>
+      <w:r>
+        <w:t xml:space="preserve">1. Store each secret in Azure Key Vault.</w:t>
+      </w:r>
+    </w:p>
+    <w:p>
+      <w:r>
+        <w:t xml:space="preserve">2. Assign a managed identity to the container group and grant it the </w:t>
+      </w:r>
+      <w:r>
+        <w:rPr>
+          <w:b/>
+        </w:rPr>
+        <w:t xml:space="preserve">Key Vault Secrets User</w:t>
+      </w:r>
+      <w:r>
+        <w:t xml:space="preserve"> role on the vault.</w:t>
+      </w:r>
+    </w:p>
+    <w:p>
+      <w:r>
+        <w:t xml:space="preserve">3. In a startup wrapper (or your CI/CD pipeline), use the managed identity to retrieve the secrets from Key Vault and pass them as </w:t>
+      </w:r>
+      <w:r>
+        <w:rPr>
+          <w:rFonts w:ascii="Consolas" w:hAnsi="Consolas"/>
+        </w:rPr>
+        <w:t xml:space="preserve">secureValue</w:t>
+      </w:r>
+      <w:r>
+        <w:t xml:space="preserve"> environment variables when creating or updating the container group. The managed identity is used by the *deployment process*, not inside the container itself — the container still receives standard environment variables.</w:t>
+      </w:r>
+    </w:p>
+    <w:p>
+      <w:pPr>
+        <w:pStyle w:val="Heading4"/>
+      </w:pPr>
+      <w:r>
+        <w:t xml:space="preserve">Azure Kubernetes Service (AKS)</w:t>
+      </w:r>
+    </w:p>
+    <w:p>
+      <w:r>
+        <w:t xml:space="preserve">Store secrets in </w:t>
+      </w:r>
+      <w:r>
+        <w:rPr>
+          <w:b/>
+        </w:rPr>
+        <w:t xml:space="preserve">Azure Key Vault</w:t>
+      </w:r>
+      <w:r>
+        <w:t xml:space="preserve"> and sync them into Kubernetes Secrets using the [Secrets Store CSI Driver](https://secrets-store-csi-driver.sigs.k8s.io/) with the Azure Key Vault provider. Reference the Kubernetes Secret in the pod spec via </w:t>
+      </w:r>
+      <w:r>
+        <w:rPr>
+          <w:rFonts w:ascii="Consolas" w:hAnsi="Consolas"/>
+        </w:rPr>
+        <w:t xml:space="preserve">secretKeyRef</w:t>
+      </w:r>
+      <w:r>
+        <w:t xml:space="preserve"> so that values are never written into the manifest in plaintext.</w:t>
+      </w:r>
+    </w:p>
+    <w:p>
+      <w:pPr>
+        <w:pStyle w:val="CodeBlock"/>
+      </w:pPr>
+      <w:r>
+        <w:rPr>
+          <w:rFonts w:ascii="Consolas" w:hAnsi="Consolas"/>
+        </w:rPr>
+        <w:t xml:space="preserve">env:</w:t>
+      </w:r>
+    </w:p>
+    <w:p>
+      <w:pPr>
+        <w:pStyle w:val="CodeBlock"/>
+      </w:pPr>
+      <w:r>
+        <w:rPr>
+          <w:rFonts w:ascii="Consolas" w:hAnsi="Consolas"/>
+        </w:rPr>
+        <w:t xml:space="preserve">  - name: AZURE_TENANT_ID</w:t>
+      </w:r>
+    </w:p>
+    <w:p>
+      <w:pPr>
+        <w:pStyle w:val="CodeBlock"/>
+      </w:pPr>
+      <w:r>
+        <w:rPr>
+          <w:rFonts w:ascii="Consolas" w:hAnsi="Consolas"/>
+        </w:rPr>
+        <w:t xml:space="preserve">    valueFrom:</w:t>
+      </w:r>
+    </w:p>
+    <w:p>
+      <w:pPr>
+        <w:pStyle w:val="CodeBlock"/>
+      </w:pPr>
+      <w:r>
+        <w:rPr>
+          <w:rFonts w:ascii="Consolas" w:hAnsi="Consolas"/>
+        </w:rPr>
+        <w:t xml:space="preserve">      secretKeyRef:</w:t>
+      </w:r>
+    </w:p>
+    <w:p>
+      <w:pPr>
+        <w:pStyle w:val="CodeBlock"/>
+      </w:pPr>
+      <w:r>
+        <w:rPr>
+          <w:rFonts w:ascii="Consolas" w:hAnsi="Consolas"/>
+        </w:rPr>
+        <w:t xml:space="preserve">        name: lansa-azure-creds</w:t>
+      </w:r>
+    </w:p>
+    <w:p>
+      <w:pPr>
+        <w:pStyle w:val="CodeBlock"/>
+      </w:pPr>
+      <w:r>
+        <w:rPr>
+          <w:rFonts w:ascii="Consolas" w:hAnsi="Consolas"/>
+        </w:rPr>
+        <w:t xml:space="preserve">        key: AZURE_TENANT_ID</w:t>
+      </w:r>
+    </w:p>
+    <w:p>
+      <w:pPr>
+        <w:pStyle w:val="CodeBlock"/>
+      </w:pPr>
+      <w:r>
+        <w:rPr>
+          <w:rFonts w:ascii="Consolas" w:hAnsi="Consolas"/>
+        </w:rPr>
+        <w:t xml:space="preserve">  - name: AZURE_CLIENT_ID</w:t>
+      </w:r>
+    </w:p>
+    <w:p>
+      <w:pPr>
+        <w:pStyle w:val="CodeBlock"/>
+      </w:pPr>
+      <w:r>
+        <w:rPr>
+          <w:rFonts w:ascii="Consolas" w:hAnsi="Consolas"/>
+        </w:rPr>
+        <w:t xml:space="preserve">    valueFrom:</w:t>
+      </w:r>
+    </w:p>
+    <w:p>
+      <w:pPr>
+        <w:pStyle w:val="CodeBlock"/>
+      </w:pPr>
+      <w:r>
+        <w:rPr>
+          <w:rFonts w:ascii="Consolas" w:hAnsi="Consolas"/>
+        </w:rPr>
+        <w:t xml:space="preserve">      secretKeyRef:</w:t>
+      </w:r>
+    </w:p>
+    <w:p>
+      <w:pPr>
+        <w:pStyle w:val="CodeBlock"/>
+      </w:pPr>
+      <w:r>
+        <w:rPr>
+          <w:rFonts w:ascii="Consolas" w:hAnsi="Consolas"/>
+        </w:rPr>
+        <w:t xml:space="preserve">        name: lansa-azure-creds</w:t>
+      </w:r>
+    </w:p>
+    <w:p>
+      <w:pPr>
+        <w:pStyle w:val="CodeBlock"/>
+      </w:pPr>
+      <w:r>
+        <w:rPr>
+          <w:rFonts w:ascii="Consolas" w:hAnsi="Consolas"/>
+        </w:rPr>
+        <w:t xml:space="preserve">        key: AZURE_CLIENT_ID</w:t>
+      </w:r>
+    </w:p>
+    <w:p>
+      <w:pPr>
+        <w:pStyle w:val="CodeBlock"/>
+      </w:pPr>
+      <w:r>
+        <w:rPr>
+          <w:rFonts w:ascii="Consolas" w:hAnsi="Consolas"/>
+        </w:rPr>
+        <w:t xml:space="preserve">  - name: AZURE_CLIENT_SECRET</w:t>
+      </w:r>
+    </w:p>
+    <w:p>
+      <w:pPr>
+        <w:pStyle w:val="CodeBlock"/>
+      </w:pPr>
+      <w:r>
+        <w:rPr>
+          <w:rFonts w:ascii="Consolas" w:hAnsi="Consolas"/>
+        </w:rPr>
+        <w:t xml:space="preserve">    valueFrom:</w:t>
+      </w:r>
+    </w:p>
+    <w:p>
+      <w:pPr>
+        <w:pStyle w:val="CodeBlock"/>
+      </w:pPr>
+      <w:r>
+        <w:rPr>
+          <w:rFonts w:ascii="Consolas" w:hAnsi="Consolas"/>
+        </w:rPr>
+        <w:t xml:space="preserve">      secretKeyRef:</w:t>
+      </w:r>
+    </w:p>
+    <w:p>
+      <w:pPr>
+        <w:pStyle w:val="CodeBlock"/>
+      </w:pPr>
+      <w:r>
+        <w:rPr>
+          <w:rFonts w:ascii="Consolas" w:hAnsi="Consolas"/>
+        </w:rPr>
+        <w:t xml:space="preserve">        name: lansa-azure-creds</w:t>
+      </w:r>
+    </w:p>
+    <w:p>
+      <w:pPr>
+        <w:pStyle w:val="CodeBlock"/>
+      </w:pPr>
+      <w:r>
+        <w:rPr>
+          <w:rFonts w:ascii="Consolas" w:hAnsi="Consolas"/>
+        </w:rPr>
+        <w:t xml:space="preserve">        key: AZURE_CLIENT_SECRET</w:t>
+      </w:r>
+    </w:p>
+    <w:p>
+      <w:pPr>
+        <w:pStyle w:val="CodeBlock"/>
+      </w:pPr>
+      <w:r>
+        <w:rPr>
+          <w:rFonts w:ascii="Consolas" w:hAnsi="Consolas"/>
+        </w:rPr>
+        <w:t xml:space="preserve">  - name: AZURE_LOCATION</w:t>
+      </w:r>
+    </w:p>
+    <w:p>
+      <w:pPr>
+        <w:pStyle w:val="CodeBlock"/>
+      </w:pPr>
+      <w:r>
+        <w:rPr>
+          <w:rFonts w:ascii="Consolas" w:hAnsi="Consolas"/>
+        </w:rPr>
+        <w:t xml:space="preserve">    value: australiaeast</w:t>
+      </w:r>
+    </w:p>
+    <w:p>
+      <w:r>
+        <w:t xml:space="preserve">Kubernetes Secrets are base64-encoded, not encrypted, by default. Enable [envelope encryption with a KMS key](https://learn.microsoft.com/en-us/azure/aks/use-kms-etcd-encryption) on the AKS cluster for encryption at rest.</w:t>
+      </w:r>
+    </w:p>
+    <w:p>
+      <w:pPr>
+        <w:pStyle w:val="Heading4"/>
+      </w:pPr>
+      <w:r>
+        <w:t xml:space="preserve">Azure VM (standalone Docker)</w:t>
+      </w:r>
+    </w:p>
+    <w:p>
+      <w:r>
+        <w:t xml:space="preserve">Assign a system-assigned managed identity to the VM and grant it the </w:t>
+      </w:r>
+      <w:r>
+        <w:rPr>
+          <w:b/>
+        </w:rPr>
+        <w:t xml:space="preserve">Key Vault Secrets User</w:t>
+      </w:r>
+      <w:r>
+        <w:t xml:space="preserve"> role on your vault. In the deployment script that runs </w:t>
+      </w:r>
+      <w:r>
+        <w:rPr>
+          <w:rFonts w:ascii="Consolas" w:hAnsi="Consolas"/>
+        </w:rPr>
+        <w:t xml:space="preserve">docker run</w:t>
+      </w:r>
+      <w:r>
+        <w:t xml:space="preserve"> on the host (not inside the container), retrieve the secrets using the VM's identity and pass them to the container:</w:t>
+      </w:r>
+    </w:p>
+    <w:p>
+      <w:pPr>
+        <w:pStyle w:val="CodeBlock"/>
+      </w:pPr>
+      <w:r>
+        <w:rPr>
+          <w:rFonts w:ascii="Consolas" w:hAnsi="Consolas"/>
+          <w:color w:val="008000"/>
+        </w:rPr>
+        <w:t xml:space="preserve"># Runs on the VM host — the managed identity authenticates to Key Vault</w:t>
+      </w:r>
+    </w:p>
+    <w:p>
+      <w:pPr>
+        <w:pStyle w:val="CodeBlock"/>
+      </w:pPr>
+      <w:r>
+        <w:rPr>
+          <w:rFonts w:ascii="Consolas" w:hAnsi="Consolas"/>
+          <w:color w:val="267F99"/>
+        </w:rPr>
+        <w:t xml:space="preserve">$tenantId</w:t>
+      </w:r>
+      <w:r>
+        <w:rPr>
+          <w:rFonts w:ascii="Consolas" w:hAnsi="Consolas"/>
+        </w:rPr>
+        <w:t xml:space="preserve">     = az keyvault secret show </w:t>
+      </w:r>
+      <w:r>
+        <w:rPr>
+          <w:rFonts w:ascii="Consolas" w:hAnsi="Consolas"/>
+          <w:color w:val="795E26"/>
+        </w:rPr>
+        <w:t xml:space="preserve">--vault-name</w:t>
+      </w:r>
+      <w:r>
+        <w:rPr>
+          <w:rFonts w:ascii="Consolas" w:hAnsi="Consolas"/>
+        </w:rPr>
+        <w:t xml:space="preserve"> &lt;vault&gt; </w:t>
+      </w:r>
+      <w:r>
+        <w:rPr>
+          <w:rFonts w:ascii="Consolas" w:hAnsi="Consolas"/>
+          <w:color w:val="795E26"/>
+        </w:rPr>
+        <w:t xml:space="preserve">--name</w:t>
+      </w:r>
+      <w:r>
+        <w:rPr>
+          <w:rFonts w:ascii="Consolas" w:hAnsi="Consolas"/>
+        </w:rPr>
+        <w:t xml:space="preserve"> lansa</w:t>
+      </w:r>
+      <w:r>
+        <w:rPr>
+          <w:rFonts w:ascii="Consolas" w:hAnsi="Consolas"/>
+          <w:color w:val="795E26"/>
+        </w:rPr>
+        <w:t xml:space="preserve">-tenant-id</w:t>
+      </w:r>
+      <w:r>
+        <w:rPr>
+          <w:rFonts w:ascii="Consolas" w:hAnsi="Consolas"/>
+        </w:rPr>
+        <w:t xml:space="preserve">     </w:t>
+      </w:r>
+      <w:r>
+        <w:rPr>
+          <w:rFonts w:ascii="Consolas" w:hAnsi="Consolas"/>
+          <w:color w:val="795E26"/>
+        </w:rPr>
+        <w:t xml:space="preserve">--query</w:t>
+      </w:r>
+      <w:r>
+        <w:rPr>
+          <w:rFonts w:ascii="Consolas" w:hAnsi="Consolas"/>
+        </w:rPr>
+        <w:t xml:space="preserve"> value </w:t>
+      </w:r>
+      <w:r>
+        <w:rPr>
+          <w:rFonts w:ascii="Consolas" w:hAnsi="Consolas"/>
+          <w:color w:val="795E26"/>
+        </w:rPr>
+        <w:t xml:space="preserve">-o</w:t>
+      </w:r>
+      <w:r>
+        <w:rPr>
+          <w:rFonts w:ascii="Consolas" w:hAnsi="Consolas"/>
+        </w:rPr>
+        <w:t xml:space="preserve"> tsv</w:t>
+      </w:r>
+    </w:p>
+    <w:p>
+      <w:pPr>
+        <w:pStyle w:val="CodeBlock"/>
+      </w:pPr>
+      <w:r>
+        <w:rPr>
+          <w:rFonts w:ascii="Consolas" w:hAnsi="Consolas"/>
+          <w:color w:val="267F99"/>
+        </w:rPr>
+        <w:t xml:space="preserve">$clientId</w:t>
+      </w:r>
+      <w:r>
+        <w:rPr>
+          <w:rFonts w:ascii="Consolas" w:hAnsi="Consolas"/>
+        </w:rPr>
+        <w:t xml:space="preserve">     = az keyvault secret show </w:t>
+      </w:r>
+      <w:r>
+        <w:rPr>
+          <w:rFonts w:ascii="Consolas" w:hAnsi="Consolas"/>
+          <w:color w:val="795E26"/>
+        </w:rPr>
+        <w:t xml:space="preserve">--vault-name</w:t>
+      </w:r>
+      <w:r>
+        <w:rPr>
+          <w:rFonts w:ascii="Consolas" w:hAnsi="Consolas"/>
+        </w:rPr>
+        <w:t xml:space="preserve"> &lt;vault&gt; </w:t>
+      </w:r>
+      <w:r>
+        <w:rPr>
+          <w:rFonts w:ascii="Consolas" w:hAnsi="Consolas"/>
+          <w:color w:val="795E26"/>
+        </w:rPr>
+        <w:t xml:space="preserve">--name</w:t>
+      </w:r>
+      <w:r>
+        <w:rPr>
+          <w:rFonts w:ascii="Consolas" w:hAnsi="Consolas"/>
+        </w:rPr>
+        <w:t xml:space="preserve"> lansa</w:t>
+      </w:r>
+      <w:r>
+        <w:rPr>
+          <w:rFonts w:ascii="Consolas" w:hAnsi="Consolas"/>
+          <w:color w:val="795E26"/>
+        </w:rPr>
+        <w:t xml:space="preserve">-client-id</w:t>
+      </w:r>
+      <w:r>
+        <w:rPr>
+          <w:rFonts w:ascii="Consolas" w:hAnsi="Consolas"/>
+        </w:rPr>
+        <w:t xml:space="preserve">     </w:t>
+      </w:r>
+      <w:r>
+        <w:rPr>
+          <w:rFonts w:ascii="Consolas" w:hAnsi="Consolas"/>
+          <w:color w:val="795E26"/>
+        </w:rPr>
+        <w:t xml:space="preserve">--query</w:t>
+      </w:r>
+      <w:r>
+        <w:rPr>
+          <w:rFonts w:ascii="Consolas" w:hAnsi="Consolas"/>
+        </w:rPr>
+        <w:t xml:space="preserve"> value </w:t>
+      </w:r>
+      <w:r>
+        <w:rPr>
+          <w:rFonts w:ascii="Consolas" w:hAnsi="Consolas"/>
+          <w:color w:val="795E26"/>
+        </w:rPr>
+        <w:t xml:space="preserve">-o</w:t>
+      </w:r>
+      <w:r>
+        <w:rPr>
+          <w:rFonts w:ascii="Consolas" w:hAnsi="Consolas"/>
+        </w:rPr>
+        <w:t xml:space="preserve"> tsv</w:t>
+      </w:r>
+    </w:p>
+    <w:p>
+      <w:pPr>
+        <w:pStyle w:val="CodeBlock"/>
+      </w:pPr>
+      <w:r>
+        <w:rPr>
+          <w:rFonts w:ascii="Consolas" w:hAnsi="Consolas"/>
+          <w:color w:val="267F99"/>
+        </w:rPr>
+        <w:t xml:space="preserve">$clientSecret</w:t>
+      </w:r>
+      <w:r>
+        <w:rPr>
+          <w:rFonts w:ascii="Consolas" w:hAnsi="Consolas"/>
+        </w:rPr>
+        <w:t xml:space="preserve"> = az keyvault secret show </w:t>
+      </w:r>
+      <w:r>
+        <w:rPr>
+          <w:rFonts w:ascii="Consolas" w:hAnsi="Consolas"/>
+          <w:color w:val="795E26"/>
+        </w:rPr>
+        <w:t xml:space="preserve">--vault-name</w:t>
+      </w:r>
+      <w:r>
+        <w:rPr>
+          <w:rFonts w:ascii="Consolas" w:hAnsi="Consolas"/>
+        </w:rPr>
+        <w:t xml:space="preserve"> &lt;vault&gt; </w:t>
+      </w:r>
+      <w:r>
+        <w:rPr>
+          <w:rFonts w:ascii="Consolas" w:hAnsi="Consolas"/>
+          <w:color w:val="795E26"/>
+        </w:rPr>
+        <w:t xml:space="preserve">--name</w:t>
+      </w:r>
+      <w:r>
+        <w:rPr>
+          <w:rFonts w:ascii="Consolas" w:hAnsi="Consolas"/>
+        </w:rPr>
+        <w:t xml:space="preserve"> lansa</w:t>
+      </w:r>
+      <w:r>
+        <w:rPr>
+          <w:rFonts w:ascii="Consolas" w:hAnsi="Consolas"/>
+          <w:color w:val="795E26"/>
+        </w:rPr>
+        <w:t xml:space="preserve">-client-secret</w:t>
+      </w:r>
+      <w:r>
+        <w:rPr>
+          <w:rFonts w:ascii="Consolas" w:hAnsi="Consolas"/>
+        </w:rPr>
+        <w:t xml:space="preserve"> </w:t>
+      </w:r>
+      <w:r>
+        <w:rPr>
+          <w:rFonts w:ascii="Consolas" w:hAnsi="Consolas"/>
+          <w:color w:val="795E26"/>
+        </w:rPr>
+        <w:t xml:space="preserve">--query</w:t>
+      </w:r>
+      <w:r>
+        <w:rPr>
+          <w:rFonts w:ascii="Consolas" w:hAnsi="Consolas"/>
+        </w:rPr>
+        <w:t xml:space="preserve"> value </w:t>
+      </w:r>
+      <w:r>
+        <w:rPr>
+          <w:rFonts w:ascii="Consolas" w:hAnsi="Consolas"/>
+          <w:color w:val="795E26"/>
+        </w:rPr>
+        <w:t xml:space="preserve">-o</w:t>
+      </w:r>
+      <w:r>
+        <w:rPr>
+          <w:rFonts w:ascii="Consolas" w:hAnsi="Consolas"/>
+        </w:rPr>
+        <w:t xml:space="preserve"> tsv</w:t>
+      </w:r>
+    </w:p>
+    <w:p>
+      <w:pPr>
+        <w:pStyle w:val="CodeBlock"/>
+      </w:pPr>
+      <w:r>
+        <w:rPr>
+          <w:rFonts w:ascii="Consolas" w:hAnsi="Consolas"/>
+        </w:rPr>
+        <w:t xml:space="preserve"/>
+      </w:r>
+    </w:p>
+    <w:p>
+      <w:pPr>
+        <w:pStyle w:val="CodeBlock"/>
+      </w:pPr>
+      <w:r>
+        <w:rPr>
+          <w:rFonts w:ascii="Consolas" w:hAnsi="Consolas"/>
+        </w:rPr>
+        <w:t xml:space="preserve">docker run </w:t>
+      </w:r>
+      <w:r>
+        <w:rPr>
+          <w:rFonts w:ascii="Consolas" w:hAnsi="Consolas"/>
+          <w:color w:val="795E26"/>
+        </w:rPr>
+        <w:t xml:space="preserve">--name</w:t>
+      </w:r>
+      <w:r>
+        <w:rPr>
+          <w:rFonts w:ascii="Consolas" w:hAnsi="Consolas"/>
+        </w:rPr>
+        <w:t xml:space="preserve"> LANSA</w:t>
+      </w:r>
+      <w:r>
+        <w:rPr>
+          <w:rFonts w:ascii="Consolas" w:hAnsi="Consolas"/>
+          <w:color w:val="795E26"/>
+        </w:rPr>
+        <w:t xml:space="preserve">-IMG</w:t>
+      </w:r>
+      <w:r>
+        <w:rPr>
+          <w:rFonts w:ascii="Consolas" w:hAnsi="Consolas"/>
+        </w:rPr>
+        <w:t xml:space="preserve"> </w:t>
+      </w:r>
+      <w:r>
+        <w:rPr>
+          <w:rFonts w:ascii="Consolas" w:hAnsi="Consolas"/>
+          <w:color w:val="795E26"/>
+        </w:rPr>
+        <w:t xml:space="preserve">-d</w:t>
+      </w:r>
+      <w:r>
+        <w:rPr>
+          <w:rFonts w:ascii="Consolas" w:hAnsi="Consolas"/>
+        </w:rPr>
+        <w:t xml:space="preserve"> `</w:t>
+      </w:r>
+    </w:p>
+    <w:p>
+      <w:pPr>
+        <w:pStyle w:val="CodeBlock"/>
+      </w:pPr>
+      <w:r>
+        <w:rPr>
+          <w:rFonts w:ascii="Consolas" w:hAnsi="Consolas"/>
+        </w:rPr>
+        <w:t xml:space="preserve">  </w:t>
+      </w:r>
+      <w:r>
+        <w:rPr>
+          <w:rFonts w:ascii="Consolas" w:hAnsi="Consolas"/>
+          <w:color w:val="795E26"/>
+        </w:rPr>
+        <w:t xml:space="preserve">-e</w:t>
+      </w:r>
+      <w:r>
+        <w:rPr>
+          <w:rFonts w:ascii="Consolas" w:hAnsi="Consolas"/>
+        </w:rPr>
+        <w:t xml:space="preserve"> SQL_HOST=&lt;db</w:t>
+      </w:r>
+      <w:r>
+        <w:rPr>
+          <w:rFonts w:ascii="Consolas" w:hAnsi="Consolas"/>
+          <w:color w:val="795E26"/>
+        </w:rPr>
+        <w:t xml:space="preserve">-host</w:t>
+      </w:r>
+      <w:r>
+        <w:rPr>
+          <w:rFonts w:ascii="Consolas" w:hAnsi="Consolas"/>
+        </w:rPr>
+        <w:t xml:space="preserve">&gt; `</w:t>
+      </w:r>
+    </w:p>
+    <w:p>
+      <w:pPr>
+        <w:pStyle w:val="CodeBlock"/>
+      </w:pPr>
+      <w:r>
+        <w:rPr>
+          <w:rFonts w:ascii="Consolas" w:hAnsi="Consolas"/>
+        </w:rPr>
+        <w:t xml:space="preserve">  </w:t>
+      </w:r>
+      <w:r>
+        <w:rPr>
+          <w:rFonts w:ascii="Consolas" w:hAnsi="Consolas"/>
+          <w:color w:val="795E26"/>
+        </w:rPr>
+        <w:t xml:space="preserve">-e</w:t>
+      </w:r>
+      <w:r>
+        <w:rPr>
+          <w:rFonts w:ascii="Consolas" w:hAnsi="Consolas"/>
+        </w:rPr>
+        <w:t xml:space="preserve"> AZURE_TENANT_ID=</w:t>
+      </w:r>
+      <w:r>
+        <w:rPr>
+          <w:rFonts w:ascii="Consolas" w:hAnsi="Consolas"/>
+          <w:color w:val="267F99"/>
+        </w:rPr>
+        <w:t xml:space="preserve">$tenantId</w:t>
+      </w:r>
+      <w:r>
+        <w:rPr>
+          <w:rFonts w:ascii="Consolas" w:hAnsi="Consolas"/>
+        </w:rPr>
+        <w:t xml:space="preserve"> `</w:t>
+      </w:r>
+    </w:p>
+    <w:p>
+      <w:pPr>
+        <w:pStyle w:val="CodeBlock"/>
+      </w:pPr>
+      <w:r>
+        <w:rPr>
+          <w:rFonts w:ascii="Consolas" w:hAnsi="Consolas"/>
+        </w:rPr>
+        <w:t xml:space="preserve">  </w:t>
+      </w:r>
+      <w:r>
+        <w:rPr>
+          <w:rFonts w:ascii="Consolas" w:hAnsi="Consolas"/>
+          <w:color w:val="795E26"/>
+        </w:rPr>
+        <w:t xml:space="preserve">-e</w:t>
+      </w:r>
+      <w:r>
+        <w:rPr>
+          <w:rFonts w:ascii="Consolas" w:hAnsi="Consolas"/>
+        </w:rPr>
+        <w:t xml:space="preserve"> AZURE_CLIENT_ID=</w:t>
+      </w:r>
+      <w:r>
+        <w:rPr>
+          <w:rFonts w:ascii="Consolas" w:hAnsi="Consolas"/>
+          <w:color w:val="267F99"/>
+        </w:rPr>
+        <w:t xml:space="preserve">$clientId</w:t>
+      </w:r>
+      <w:r>
+        <w:rPr>
+          <w:rFonts w:ascii="Consolas" w:hAnsi="Consolas"/>
+        </w:rPr>
+        <w:t xml:space="preserve"> `</w:t>
+      </w:r>
+    </w:p>
+    <w:p>
+      <w:pPr>
+        <w:pStyle w:val="CodeBlock"/>
+      </w:pPr>
+      <w:r>
+        <w:rPr>
+          <w:rFonts w:ascii="Consolas" w:hAnsi="Consolas"/>
+        </w:rPr>
+        <w:t xml:space="preserve">  </w:t>
+      </w:r>
+      <w:r>
+        <w:rPr>
+          <w:rFonts w:ascii="Consolas" w:hAnsi="Consolas"/>
+          <w:color w:val="795E26"/>
+        </w:rPr>
+        <w:t xml:space="preserve">-e</w:t>
+      </w:r>
+      <w:r>
+        <w:rPr>
+          <w:rFonts w:ascii="Consolas" w:hAnsi="Consolas"/>
+        </w:rPr>
+        <w:t xml:space="preserve"> AZURE_CLIENT_SECRET=</w:t>
+      </w:r>
+      <w:r>
+        <w:rPr>
+          <w:rFonts w:ascii="Consolas" w:hAnsi="Consolas"/>
+          <w:color w:val="267F99"/>
+        </w:rPr>
+        <w:t xml:space="preserve">$clientSecret</w:t>
+      </w:r>
+      <w:r>
+        <w:rPr>
+          <w:rFonts w:ascii="Consolas" w:hAnsi="Consolas"/>
+        </w:rPr>
+        <w:t xml:space="preserve"> `</w:t>
+      </w:r>
+    </w:p>
+    <w:p>
+      <w:pPr>
+        <w:pStyle w:val="CodeBlock"/>
+      </w:pPr>
+      <w:r>
+        <w:rPr>
+          <w:rFonts w:ascii="Consolas" w:hAnsi="Consolas"/>
+        </w:rPr>
+        <w:t xml:space="preserve">  </w:t>
+      </w:r>
+      <w:r>
+        <w:rPr>
+          <w:rFonts w:ascii="Consolas" w:hAnsi="Consolas"/>
+          <w:color w:val="795E26"/>
+        </w:rPr>
+        <w:t xml:space="preserve">-e</w:t>
+      </w:r>
+      <w:r>
+        <w:rPr>
+          <w:rFonts w:ascii="Consolas" w:hAnsi="Consolas"/>
+        </w:rPr>
+        <w:t xml:space="preserve"> AZURE_LOCATION=australiaeast `</w:t>
+      </w:r>
+    </w:p>
+    <w:p>
+      <w:pPr>
+        <w:pStyle w:val="CodeBlock"/>
+      </w:pPr>
+      <w:r>
+        <w:rPr>
+          <w:rFonts w:ascii="Consolas" w:hAnsi="Consolas"/>
+        </w:rPr>
+        <w:t xml:space="preserve">  </w:t>
+      </w:r>
+      <w:r>
+        <w:rPr>
+          <w:rFonts w:ascii="Consolas" w:hAnsi="Consolas"/>
+          <w:color w:val="795E26"/>
+        </w:rPr>
+        <w:t xml:space="preserve">-p</w:t>
+      </w:r>
+      <w:r>
+        <w:rPr>
+          <w:rFonts w:ascii="Consolas" w:hAnsi="Consolas"/>
+        </w:rPr>
+        <w:t xml:space="preserve"> 80:80 `</w:t>
+      </w:r>
+    </w:p>
+    <w:p>
+      <w:pPr>
+        <w:pStyle w:val="CodeBlock"/>
+      </w:pPr>
+      <w:r>
+        <w:rPr>
+          <w:rFonts w:ascii="Consolas" w:hAnsi="Consolas"/>
+        </w:rPr>
+        <w:t xml:space="preserve">  lansalpc/vldemoapp</w:t>
+      </w:r>
+      <w:r>
+        <w:rPr>
+          <w:rFonts w:ascii="Consolas" w:hAnsi="Consolas"/>
+          <w:color w:val="795E26"/>
+        </w:rPr>
+        <w:t xml:space="preserve">-servercore</w:t>
+      </w:r>
+      <w:r>
+        <w:rPr>
+          <w:rFonts w:ascii="Consolas" w:hAnsi="Consolas"/>
+        </w:rPr>
+        <w:t xml:space="preserve">:16.0.26030</w:t>
+      </w:r>
+      <w:r>
+        <w:rPr>
+          <w:rFonts w:ascii="Consolas" w:hAnsi="Consolas"/>
+          <w:color w:val="795E26"/>
+        </w:rPr>
+        <w:t xml:space="preserve">-ltsc2025-Azure</w:t>
+      </w:r>
+    </w:p>
+    <w:p>
+      <w:pPr>
+        <w:pStyle w:val="CodeBlock"/>
+      </w:pPr>
+      <w:r>
+        <w:rPr>
+          <w:rFonts w:ascii="Consolas" w:hAnsi="Consolas"/>
+        </w:rPr>
+        <w:t xml:space="preserve"/>
+      </w:r>
+    </w:p>
+    <w:p>
+      <w:pPr>
+        <w:pStyle w:val="CodeBlock"/>
+      </w:pPr>
+      <w:r>
+        <w:rPr>
+          <w:rFonts w:ascii="Consolas" w:hAnsi="Consolas"/>
+          <w:color w:val="008000"/>
+        </w:rPr>
+        <w:t xml:space="preserve"># Clear variables from host memory immediately</w:t>
+      </w:r>
+    </w:p>
+    <w:p>
+      <w:pPr>
+        <w:pStyle w:val="CodeBlock"/>
+      </w:pPr>
+      <w:r>
+        <w:rPr>
+          <w:rFonts w:ascii="Consolas" w:hAnsi="Consolas"/>
+        </w:rPr>
+        <w:t xml:space="preserve">Remove</w:t>
+      </w:r>
+      <w:r>
+        <w:rPr>
+          <w:rFonts w:ascii="Consolas" w:hAnsi="Consolas"/>
+          <w:color w:val="795E26"/>
+        </w:rPr>
+        <w:t xml:space="preserve">-Variable</w:t>
+      </w:r>
+      <w:r>
+        <w:rPr>
+          <w:rFonts w:ascii="Consolas" w:hAnsi="Consolas"/>
+        </w:rPr>
+        <w:t xml:space="preserve"> tenantId, clientId, clientSecret</w:t>
+      </w:r>
+    </w:p>
+    <w:p>
+      <w:r>
+        <w:t xml:space="preserve">Credentials exist in host memory only for the duration of the </w:t>
+      </w:r>
+      <w:r>
+        <w:rPr>
+          <w:rFonts w:ascii="Consolas" w:hAnsi="Consolas"/>
+        </w:rPr>
+        <w:t xml:space="preserve">docker run</w:t>
+      </w:r>
+      <w:r>
+        <w:t xml:space="preserve"> call and are not written to disk.</w:t>
+      </w:r>
+    </w:p>
+    <w:p>
+      <w:pPr>
+        <w:spacing w:before="120" w:after="120"/>
+        <w:pBdr>
+          <w:bottom w:val="single" w:sz="6" w:space="1" w:color="BFBFBF"/>
+        </w:pBdr>
+      </w:pPr>
+    </w:p>
+    <w:p>
+      <w:pPr>
+        <w:pStyle w:val="Heading3"/>
+      </w:pPr>
+      <w:r>
+        <w:t xml:space="preserve">6.3.2 AWS</w:t>
+      </w:r>
+    </w:p>
+    <w:p>
+      <w:pPr>
+        <w:pStyle w:val="Heading4"/>
+      </w:pPr>
+      <w:r>
+        <w:t xml:space="preserve">Amazon ECS (Fargate or EC2 launch type)</w:t>
+      </w:r>
+    </w:p>
+    <w:p>
+      <w:r>
+        <w:t xml:space="preserve">ECS natively supports injecting secrets from </w:t>
+      </w:r>
+      <w:r>
+        <w:rPr>
+          <w:b/>
+        </w:rPr>
+        <w:t xml:space="preserve">AWS Secrets Manager</w:t>
+      </w:r>
+      <w:r>
+        <w:t xml:space="preserve"> or </w:t>
+      </w:r>
+      <w:r>
+        <w:rPr>
+          <w:b/>
+        </w:rPr>
+        <w:t xml:space="preserve">SSM Parameter Store</w:t>
+      </w:r>
+      <w:r>
+        <w:t xml:space="preserve"> as environment variables via the </w:t>
+      </w:r>
+      <w:r>
+        <w:rPr>
+          <w:rFonts w:ascii="Consolas" w:hAnsi="Consolas"/>
+        </w:rPr>
+        <w:t xml:space="preserve">secrets</w:t>
+      </w:r>
+      <w:r>
+        <w:t xml:space="preserve"> field in the task definition. The ECS agent fetches the values at task launch and injects them — they are never stored in the task definition in plaintext and do not appear in </w:t>
+      </w:r>
+      <w:r>
+        <w:rPr>
+          <w:rFonts w:ascii="Consolas" w:hAnsi="Consolas"/>
+        </w:rPr>
+        <w:t xml:space="preserve">docker inspect</w:t>
+      </w:r>
+      <w:r>
+        <w:t xml:space="preserve"> inside the container.</w:t>
+      </w:r>
+    </w:p>
+    <w:p>
+      <w:r>
+        <w:t xml:space="preserve">1. Store each credential in Secrets Manager (individual secrets, or a single JSON secret containing all values).</w:t>
+      </w:r>
+    </w:p>
+    <w:p>
+      <w:r>
+        <w:t xml:space="preserve">2. Grant the ECS </w:t>
+      </w:r>
+      <w:r>
+        <w:rPr>
+          <w:b/>
+        </w:rPr>
+        <w:t xml:space="preserve">task execution role</w:t>
+      </w:r>
+      <w:r>
+        <w:t xml:space="preserve"> (</w:t>
+      </w:r>
+      <w:r>
+        <w:rPr>
+          <w:rFonts w:ascii="Consolas" w:hAnsi="Consolas"/>
+        </w:rPr>
+        <w:t xml:space="preserve">ecsTaskExecutionRole</w:t>
+      </w:r>
+      <w:r>
+        <w:t xml:space="preserve">) the </w:t>
+      </w:r>
+      <w:r>
+        <w:rPr>
+          <w:rFonts w:ascii="Consolas" w:hAnsi="Consolas"/>
+        </w:rPr>
+        <w:t xml:space="preserve">secretsmanager:GetSecretValue</w:t>
+      </w:r>
+      <w:r>
+        <w:t xml:space="preserve"> permission on those secrets.</w:t>
+      </w:r>
+    </w:p>
+    <w:p>
+      <w:r>
+        <w:t xml:space="preserve">3. Reference them in the task definition:</w:t>
+      </w:r>
+    </w:p>
+    <w:p>
+      <w:pPr>
+        <w:pStyle w:val="CodeBlock"/>
+      </w:pPr>
+      <w:r>
+        <w:rPr>
+          <w:rFonts w:ascii="Consolas" w:hAnsi="Consolas"/>
+        </w:rPr>
+        <w:t xml:space="preserve">{</w:t>
+      </w:r>
+    </w:p>
+    <w:p>
+      <w:pPr>
+        <w:pStyle w:val="CodeBlock"/>
+      </w:pPr>
+      <w:r>
+        <w:rPr>
+          <w:rFonts w:ascii="Consolas" w:hAnsi="Consolas"/>
+        </w:rPr>
+        <w:t xml:space="preserve">  "family": "lansa-img",</w:t>
+      </w:r>
+    </w:p>
+    <w:p>
+      <w:pPr>
+        <w:pStyle w:val="CodeBlock"/>
+      </w:pPr>
+      <w:r>
+        <w:rPr>
+          <w:rFonts w:ascii="Consolas" w:hAnsi="Consolas"/>
+        </w:rPr>
+        <w:t xml:space="preserve">  "containerDefinitions": [</w:t>
+      </w:r>
+    </w:p>
+    <w:p>
+      <w:pPr>
+        <w:pStyle w:val="CodeBlock"/>
+      </w:pPr>
+      <w:r>
+        <w:rPr>
+          <w:rFonts w:ascii="Consolas" w:hAnsi="Consolas"/>
+        </w:rPr>
+        <w:t xml:space="preserve">    {</w:t>
+      </w:r>
+    </w:p>
+    <w:p>
+      <w:pPr>
+        <w:pStyle w:val="CodeBlock"/>
+      </w:pPr>
+      <w:r>
+        <w:rPr>
+          <w:rFonts w:ascii="Consolas" w:hAnsi="Consolas"/>
+        </w:rPr>
+        <w:t xml:space="preserve">      "name": "lansa-img",</w:t>
+      </w:r>
+    </w:p>
+    <w:p>
+      <w:pPr>
+        <w:pStyle w:val="CodeBlock"/>
+      </w:pPr>
+      <w:r>
+        <w:rPr>
+          <w:rFonts w:ascii="Consolas" w:hAnsi="Consolas"/>
+        </w:rPr>
+        <w:t xml:space="preserve">      "image": "lansalpc/vldemoapp-servercore:16.0.26030-ltsc2025-AWS",</w:t>
+      </w:r>
+    </w:p>
+    <w:p>
+      <w:pPr>
+        <w:pStyle w:val="CodeBlock"/>
+      </w:pPr>
+      <w:r>
+        <w:rPr>
+          <w:rFonts w:ascii="Consolas" w:hAnsi="Consolas"/>
+        </w:rPr>
+        <w:t xml:space="preserve">      "portMappings": [{"containerPort": 80, "hostPort": 80}],</w:t>
+      </w:r>
+    </w:p>
+    <w:p>
+      <w:pPr>
+        <w:pStyle w:val="CodeBlock"/>
+      </w:pPr>
+      <w:r>
+        <w:rPr>
+          <w:rFonts w:ascii="Consolas" w:hAnsi="Consolas"/>
+        </w:rPr>
+        <w:t xml:space="preserve">      "environment": [</w:t>
+      </w:r>
+    </w:p>
+    <w:p>
+      <w:pPr>
+        <w:pStyle w:val="CodeBlock"/>
+      </w:pPr>
+      <w:r>
+        <w:rPr>
+          <w:rFonts w:ascii="Consolas" w:hAnsi="Consolas"/>
+        </w:rPr>
+        <w:t xml:space="preserve">        {"name": "SQL_HOST",           "value": "&lt;db-host&gt;"},</w:t>
+      </w:r>
+    </w:p>
+    <w:p>
+      <w:pPr>
+        <w:pStyle w:val="CodeBlock"/>
+      </w:pPr>
+      <w:r>
+        <w:rPr>
+          <w:rFonts w:ascii="Consolas" w:hAnsi="Consolas"/>
+        </w:rPr>
+        <w:t xml:space="preserve">        {"name": "SQL_PORT",           "value": "1433"},</w:t>
+      </w:r>
+    </w:p>
+    <w:p>
+      <w:pPr>
+        <w:pStyle w:val="CodeBlock"/>
+      </w:pPr>
+      <w:r>
+        <w:rPr>
+          <w:rFonts w:ascii="Consolas" w:hAnsi="Consolas"/>
+        </w:rPr>
+        <w:t xml:space="preserve">        {"name": "AWS_DEFAULT_REGION", "value": "ap-southeast-2"}</w:t>
+      </w:r>
+    </w:p>
+    <w:p>
+      <w:pPr>
+        <w:pStyle w:val="CodeBlock"/>
+      </w:pPr>
+      <w:r>
+        <w:rPr>
+          <w:rFonts w:ascii="Consolas" w:hAnsi="Consolas"/>
+        </w:rPr>
+        <w:t xml:space="preserve">      ],</w:t>
+      </w:r>
+    </w:p>
+    <w:p>
+      <w:pPr>
+        <w:pStyle w:val="CodeBlock"/>
+      </w:pPr>
+      <w:r>
+        <w:rPr>
+          <w:rFonts w:ascii="Consolas" w:hAnsi="Consolas"/>
+        </w:rPr>
+        <w:t xml:space="preserve">      "secrets": [</w:t>
+      </w:r>
+    </w:p>
+    <w:p>
+      <w:pPr>
+        <w:pStyle w:val="CodeBlock"/>
+      </w:pPr>
+      <w:r>
+        <w:rPr>
+          <w:rFonts w:ascii="Consolas" w:hAnsi="Consolas"/>
+        </w:rPr>
+        <w:t xml:space="preserve">        {"name": "AWS_ACCESS_KEY_ID",     "valueFrom": "arn:aws:secretsmanager:&lt;region&gt;:&lt;account&gt;:secret:lansa/aws-access-key-id"},</w:t>
+      </w:r>
+    </w:p>
+    <w:p>
+      <w:pPr>
+        <w:pStyle w:val="CodeBlock"/>
+      </w:pPr>
+      <w:r>
+        <w:rPr>
+          <w:rFonts w:ascii="Consolas" w:hAnsi="Consolas"/>
+        </w:rPr>
+        <w:t xml:space="preserve">        {"name": "AWS_SECRET_ACCESS_KEY", "valueFrom": "arn:aws:secretsmanager:&lt;region&gt;:&lt;account&gt;:secret:lansa/aws-secret-access-key"}</w:t>
+      </w:r>
+    </w:p>
+    <w:p>
+      <w:pPr>
+        <w:pStyle w:val="CodeBlock"/>
+      </w:pPr>
+      <w:r>
+        <w:rPr>
+          <w:rFonts w:ascii="Consolas" w:hAnsi="Consolas"/>
+        </w:rPr>
+        <w:t xml:space="preserve">      ]</w:t>
+      </w:r>
+    </w:p>
+    <w:p>
+      <w:pPr>
+        <w:pStyle w:val="CodeBlock"/>
+      </w:pPr>
+      <w:r>
+        <w:rPr>
+          <w:rFonts w:ascii="Consolas" w:hAnsi="Consolas"/>
+        </w:rPr>
+        <w:t xml:space="preserve">    }</w:t>
+      </w:r>
+    </w:p>
+    <w:p>
+      <w:pPr>
+        <w:pStyle w:val="CodeBlock"/>
+      </w:pPr>
+      <w:r>
+        <w:rPr>
+          <w:rFonts w:ascii="Consolas" w:hAnsi="Consolas"/>
+        </w:rPr>
+        <w:t xml:space="preserve">  ]</w:t>
+      </w:r>
+    </w:p>
+    <w:p>
+      <w:pPr>
+        <w:pStyle w:val="CodeBlock"/>
+      </w:pPr>
+      <w:r>
+        <w:rPr>
+          <w:rFonts w:ascii="Consolas" w:hAnsi="Consolas"/>
+        </w:rPr>
+        <w:t xml:space="preserve">}</w:t>
+      </w:r>
+    </w:p>
+    <w:p>
+      <w:r>
+        <w:rPr>
+          <w:rFonts w:ascii="Consolas" w:hAnsi="Consolas"/>
+        </w:rPr>
+        <w:t xml:space="preserve">AWS_DEFAULT_REGION</w:t>
+      </w:r>
+      <w:r>
+        <w:t xml:space="preserve"> is not sensitive and can be an ordinary </w:t>
+      </w:r>
+      <w:r>
+        <w:rPr>
+          <w:rFonts w:ascii="Consolas" w:hAnsi="Consolas"/>
+        </w:rPr>
+        <w:t xml:space="preserve">environment</w:t>
+      </w:r>
+      <w:r>
+        <w:t xml:space="preserve"> entry. </w:t>
+      </w:r>
+      <w:r>
+        <w:rPr>
+          <w:rFonts w:ascii="Consolas" w:hAnsi="Consolas"/>
+        </w:rPr>
+        <w:t xml:space="preserve">AWS_SESSION_TOKEN</w:t>
+      </w:r>
+      <w:r>
+        <w:t xml:space="preserve"> should be added to </w:t>
+      </w:r>
+      <w:r>
+        <w:rPr>
+          <w:rFonts w:ascii="Consolas" w:hAnsi="Consolas"/>
+        </w:rPr>
+        <w:t xml:space="preserve">secrets</w:t>
+      </w:r>
+      <w:r>
+        <w:t xml:space="preserve"> if temporary credentials are in use.</w:t>
+      </w:r>
+    </w:p>
+    <w:p>
+      <w:r>
+        <w:t xml:space="preserve">&gt; </w:t>
+      </w:r>
+      <w:r>
+        <w:rPr>
+          <w:b/>
+        </w:rPr>
+        <w:t xml:space="preserve">Note on key rotation</w:t>
+      </w:r>
+      <w:r>
+        <w:t xml:space="preserve">: With Secrets Manager, rotating the secret automatically takes effect on the next task launch with no task definition update required.</w:t>
+      </w:r>
+    </w:p>
+    <w:p>
+      <w:pPr>
+        <w:pStyle w:val="Heading4"/>
+      </w:pPr>
+      <w:r>
+        <w:t xml:space="preserve">Amazon EKS</w:t>
+      </w:r>
+    </w:p>
+    <w:p>
+      <w:r>
+        <w:t xml:space="preserve">Use the [AWS Secrets and Configuration Provider (ASCP)](https://docs.aws.amazon.com/secretsmanager/latest/userguide/integrating_csi_driver.html) (Secrets Store CSI Driver with the AWS provider) to sync Secrets Manager values into Kubernetes Secrets. Reference them via </w:t>
+      </w:r>
+      <w:r>
+        <w:rPr>
+          <w:rFonts w:ascii="Consolas" w:hAnsi="Consolas"/>
+        </w:rPr>
+        <w:t xml:space="preserve">secretKeyRef</w:t>
+      </w:r>
+      <w:r>
+        <w:t xml:space="preserve"> in the pod spec (same pattern as the AKS example above, substituting the Kubernetes Secret name).</w:t>
+      </w:r>
+    </w:p>
+    <w:p>
+      <w:r>
+        <w:t xml:space="preserve">Alternatively, use the [External Secrets Operator](https://external-secrets.io/) to manage the sync from Secrets Manager to Kubernetes Secrets.</w:t>
+      </w:r>
+    </w:p>
+    <w:p>
+      <w:pPr>
+        <w:pStyle w:val="Heading4"/>
+      </w:pPr>
+      <w:r>
+        <w:t xml:space="preserve">EC2 (standalone Docker)</w:t>
+      </w:r>
+    </w:p>
+    <w:p>
+      <w:r>
+        <w:t xml:space="preserve">Grant the EC2 instance an IAM role with </w:t>
+      </w:r>
+      <w:r>
+        <w:rPr>
+          <w:rFonts w:ascii="Consolas" w:hAnsi="Consolas"/>
+        </w:rPr>
+        <w:t xml:space="preserve">secretsmanager:GetSecretValue</w:t>
+      </w:r>
+      <w:r>
+        <w:t xml:space="preserve"> on the relevant secrets. In the deployment script running on the host, retrieve values using the instance role (no explicit credentials needed for the CLI call) and pass them to the container:</w:t>
+      </w:r>
+    </w:p>
+    <w:p>
+      <w:pPr>
+        <w:pStyle w:val="CodeBlock"/>
+      </w:pPr>
+      <w:r>
+        <w:rPr>
+          <w:rFonts w:ascii="Consolas" w:hAnsi="Consolas"/>
+          <w:color w:val="008000"/>
+        </w:rPr>
+        <w:t xml:space="preserve"># Runs on the EC2 host — the instance role authenticates to Secrets Manager</w:t>
+      </w:r>
+    </w:p>
+    <w:p>
+      <w:pPr>
+        <w:pStyle w:val="CodeBlock"/>
+      </w:pPr>
+      <w:r>
+        <w:rPr>
+          <w:rFonts w:ascii="Consolas" w:hAnsi="Consolas"/>
+          <w:color w:val="267F99"/>
+        </w:rPr>
+        <w:t xml:space="preserve">$keyId</w:t>
+      </w:r>
+      <w:r>
+        <w:rPr>
+          <w:rFonts w:ascii="Consolas" w:hAnsi="Consolas"/>
+        </w:rPr>
+        <w:t xml:space="preserve">     = aws secretsmanager get</w:t>
+      </w:r>
+      <w:r>
+        <w:rPr>
+          <w:rFonts w:ascii="Consolas" w:hAnsi="Consolas"/>
+          <w:color w:val="795E26"/>
+        </w:rPr>
+        <w:t xml:space="preserve">-secret-value</w:t>
+      </w:r>
+      <w:r>
+        <w:rPr>
+          <w:rFonts w:ascii="Consolas" w:hAnsi="Consolas"/>
+        </w:rPr>
+        <w:t xml:space="preserve"> </w:t>
+      </w:r>
+      <w:r>
+        <w:rPr>
+          <w:rFonts w:ascii="Consolas" w:hAnsi="Consolas"/>
+          <w:color w:val="795E26"/>
+        </w:rPr>
+        <w:t xml:space="preserve">--secret-id</w:t>
+      </w:r>
+      <w:r>
+        <w:rPr>
+          <w:rFonts w:ascii="Consolas" w:hAnsi="Consolas"/>
+        </w:rPr>
+        <w:t xml:space="preserve"> lansa/aws</w:t>
+      </w:r>
+      <w:r>
+        <w:rPr>
+          <w:rFonts w:ascii="Consolas" w:hAnsi="Consolas"/>
+          <w:color w:val="795E26"/>
+        </w:rPr>
+        <w:t xml:space="preserve">-access-key-id</w:t>
+      </w:r>
+      <w:r>
+        <w:rPr>
+          <w:rFonts w:ascii="Consolas" w:hAnsi="Consolas"/>
+        </w:rPr>
+        <w:t xml:space="preserve">     </w:t>
+      </w:r>
+      <w:r>
+        <w:rPr>
+          <w:rFonts w:ascii="Consolas" w:hAnsi="Consolas"/>
+          <w:color w:val="795E26"/>
+        </w:rPr>
+        <w:t xml:space="preserve">--query</w:t>
+      </w:r>
+      <w:r>
+        <w:rPr>
+          <w:rFonts w:ascii="Consolas" w:hAnsi="Consolas"/>
+        </w:rPr>
+        <w:t xml:space="preserve"> SecretString </w:t>
+      </w:r>
+      <w:r>
+        <w:rPr>
+          <w:rFonts w:ascii="Consolas" w:hAnsi="Consolas"/>
+          <w:color w:val="795E26"/>
+        </w:rPr>
+        <w:t xml:space="preserve">--output</w:t>
+      </w:r>
+      <w:r>
+        <w:rPr>
+          <w:rFonts w:ascii="Consolas" w:hAnsi="Consolas"/>
+        </w:rPr>
+        <w:t xml:space="preserve"> text</w:t>
+      </w:r>
+    </w:p>
+    <w:p>
+      <w:pPr>
+        <w:pStyle w:val="CodeBlock"/>
+      </w:pPr>
+      <w:r>
+        <w:rPr>
+          <w:rFonts w:ascii="Consolas" w:hAnsi="Consolas"/>
+          <w:color w:val="267F99"/>
+        </w:rPr>
+        <w:t xml:space="preserve">$keySecret</w:t>
+      </w:r>
+      <w:r>
+        <w:rPr>
+          <w:rFonts w:ascii="Consolas" w:hAnsi="Consolas"/>
+        </w:rPr>
+        <w:t xml:space="preserve"> = aws secretsmanager get</w:t>
+      </w:r>
+      <w:r>
+        <w:rPr>
+          <w:rFonts w:ascii="Consolas" w:hAnsi="Consolas"/>
+          <w:color w:val="795E26"/>
+        </w:rPr>
+        <w:t xml:space="preserve">-secret-value</w:t>
+      </w:r>
+      <w:r>
+        <w:rPr>
+          <w:rFonts w:ascii="Consolas" w:hAnsi="Consolas"/>
+        </w:rPr>
+        <w:t xml:space="preserve"> </w:t>
+      </w:r>
+      <w:r>
+        <w:rPr>
+          <w:rFonts w:ascii="Consolas" w:hAnsi="Consolas"/>
+          <w:color w:val="795E26"/>
+        </w:rPr>
+        <w:t xml:space="preserve">--secret-id</w:t>
+      </w:r>
+      <w:r>
+        <w:rPr>
+          <w:rFonts w:ascii="Consolas" w:hAnsi="Consolas"/>
+        </w:rPr>
+        <w:t xml:space="preserve"> lansa/aws</w:t>
+      </w:r>
+      <w:r>
+        <w:rPr>
+          <w:rFonts w:ascii="Consolas" w:hAnsi="Consolas"/>
+          <w:color w:val="795E26"/>
+        </w:rPr>
+        <w:t xml:space="preserve">-secret-access-key</w:t>
+      </w:r>
+      <w:r>
+        <w:rPr>
+          <w:rFonts w:ascii="Consolas" w:hAnsi="Consolas"/>
+        </w:rPr>
+        <w:t xml:space="preserve">  </w:t>
+      </w:r>
+      <w:r>
+        <w:rPr>
+          <w:rFonts w:ascii="Consolas" w:hAnsi="Consolas"/>
+          <w:color w:val="795E26"/>
+        </w:rPr>
+        <w:t xml:space="preserve">--query</w:t>
+      </w:r>
+      <w:r>
+        <w:rPr>
+          <w:rFonts w:ascii="Consolas" w:hAnsi="Consolas"/>
+        </w:rPr>
+        <w:t xml:space="preserve"> SecretString </w:t>
+      </w:r>
+      <w:r>
+        <w:rPr>
+          <w:rFonts w:ascii="Consolas" w:hAnsi="Consolas"/>
+          <w:color w:val="795E26"/>
+        </w:rPr>
+        <w:t xml:space="preserve">--output</w:t>
+      </w:r>
+      <w:r>
+        <w:rPr>
+          <w:rFonts w:ascii="Consolas" w:hAnsi="Consolas"/>
+        </w:rPr>
+        <w:t xml:space="preserve"> text</w:t>
+      </w:r>
+    </w:p>
+    <w:p>
+      <w:pPr>
+        <w:pStyle w:val="CodeBlock"/>
+      </w:pPr>
+      <w:r>
+        <w:rPr>
+          <w:rFonts w:ascii="Consolas" w:hAnsi="Consolas"/>
+        </w:rPr>
+        <w:t xml:space="preserve"/>
+      </w:r>
+    </w:p>
+    <w:p>
+      <w:pPr>
+        <w:pStyle w:val="CodeBlock"/>
+      </w:pPr>
+      <w:r>
+        <w:rPr>
+          <w:rFonts w:ascii="Consolas" w:hAnsi="Consolas"/>
+        </w:rPr>
+        <w:t xml:space="preserve">docker run </w:t>
+      </w:r>
+      <w:r>
+        <w:rPr>
+          <w:rFonts w:ascii="Consolas" w:hAnsi="Consolas"/>
+          <w:color w:val="795E26"/>
+        </w:rPr>
+        <w:t xml:space="preserve">--name</w:t>
+      </w:r>
+      <w:r>
+        <w:rPr>
+          <w:rFonts w:ascii="Consolas" w:hAnsi="Consolas"/>
+        </w:rPr>
+        <w:t xml:space="preserve"> LANSA</w:t>
+      </w:r>
+      <w:r>
+        <w:rPr>
+          <w:rFonts w:ascii="Consolas" w:hAnsi="Consolas"/>
+          <w:color w:val="795E26"/>
+        </w:rPr>
+        <w:t xml:space="preserve">-IMG</w:t>
+      </w:r>
+      <w:r>
+        <w:rPr>
+          <w:rFonts w:ascii="Consolas" w:hAnsi="Consolas"/>
+        </w:rPr>
+        <w:t xml:space="preserve"> </w:t>
+      </w:r>
+      <w:r>
+        <w:rPr>
+          <w:rFonts w:ascii="Consolas" w:hAnsi="Consolas"/>
+          <w:color w:val="795E26"/>
+        </w:rPr>
+        <w:t xml:space="preserve">-d</w:t>
+      </w:r>
+      <w:r>
+        <w:rPr>
+          <w:rFonts w:ascii="Consolas" w:hAnsi="Consolas"/>
+        </w:rPr>
+        <w:t xml:space="preserve"> `</w:t>
+      </w:r>
+    </w:p>
+    <w:p>
+      <w:pPr>
+        <w:pStyle w:val="CodeBlock"/>
+      </w:pPr>
+      <w:r>
+        <w:rPr>
+          <w:rFonts w:ascii="Consolas" w:hAnsi="Consolas"/>
+        </w:rPr>
+        <w:t xml:space="preserve">  </w:t>
+      </w:r>
+      <w:r>
+        <w:rPr>
+          <w:rFonts w:ascii="Consolas" w:hAnsi="Consolas"/>
+          <w:color w:val="795E26"/>
+        </w:rPr>
+        <w:t xml:space="preserve">-e</w:t>
+      </w:r>
+      <w:r>
+        <w:rPr>
+          <w:rFonts w:ascii="Consolas" w:hAnsi="Consolas"/>
+        </w:rPr>
+        <w:t xml:space="preserve"> SQL_HOST=&lt;db</w:t>
+      </w:r>
+      <w:r>
+        <w:rPr>
+          <w:rFonts w:ascii="Consolas" w:hAnsi="Consolas"/>
+          <w:color w:val="795E26"/>
+        </w:rPr>
+        <w:t xml:space="preserve">-host</w:t>
+      </w:r>
+      <w:r>
+        <w:rPr>
+          <w:rFonts w:ascii="Consolas" w:hAnsi="Consolas"/>
+        </w:rPr>
+        <w:t xml:space="preserve">&gt; `</w:t>
+      </w:r>
+    </w:p>
+    <w:p>
+      <w:pPr>
+        <w:pStyle w:val="CodeBlock"/>
+      </w:pPr>
+      <w:r>
+        <w:rPr>
+          <w:rFonts w:ascii="Consolas" w:hAnsi="Consolas"/>
+        </w:rPr>
+        <w:t xml:space="preserve">  </w:t>
+      </w:r>
+      <w:r>
+        <w:rPr>
+          <w:rFonts w:ascii="Consolas" w:hAnsi="Consolas"/>
+          <w:color w:val="795E26"/>
+        </w:rPr>
+        <w:t xml:space="preserve">-e</w:t>
+      </w:r>
+      <w:r>
+        <w:rPr>
+          <w:rFonts w:ascii="Consolas" w:hAnsi="Consolas"/>
+        </w:rPr>
+        <w:t xml:space="preserve"> AWS_ACCESS_KEY_ID=</w:t>
+      </w:r>
+      <w:r>
+        <w:rPr>
+          <w:rFonts w:ascii="Consolas" w:hAnsi="Consolas"/>
+          <w:color w:val="267F99"/>
+        </w:rPr>
+        <w:t xml:space="preserve">$keyId</w:t>
+      </w:r>
+      <w:r>
+        <w:rPr>
+          <w:rFonts w:ascii="Consolas" w:hAnsi="Consolas"/>
+        </w:rPr>
+        <w:t xml:space="preserve"> `</w:t>
+      </w:r>
+    </w:p>
+    <w:p>
+      <w:pPr>
+        <w:pStyle w:val="CodeBlock"/>
+      </w:pPr>
+      <w:r>
+        <w:rPr>
+          <w:rFonts w:ascii="Consolas" w:hAnsi="Consolas"/>
+        </w:rPr>
+        <w:t xml:space="preserve">  </w:t>
+      </w:r>
+      <w:r>
+        <w:rPr>
+          <w:rFonts w:ascii="Consolas" w:hAnsi="Consolas"/>
+          <w:color w:val="795E26"/>
+        </w:rPr>
+        <w:t xml:space="preserve">-e</w:t>
+      </w:r>
+      <w:r>
+        <w:rPr>
+          <w:rFonts w:ascii="Consolas" w:hAnsi="Consolas"/>
+        </w:rPr>
+        <w:t xml:space="preserve"> AWS_SECRET_ACCESS_KEY=</w:t>
+      </w:r>
+      <w:r>
+        <w:rPr>
+          <w:rFonts w:ascii="Consolas" w:hAnsi="Consolas"/>
+          <w:color w:val="267F99"/>
+        </w:rPr>
+        <w:t xml:space="preserve">$keySecret</w:t>
+      </w:r>
+      <w:r>
+        <w:rPr>
+          <w:rFonts w:ascii="Consolas" w:hAnsi="Consolas"/>
+        </w:rPr>
+        <w:t xml:space="preserve"> `</w:t>
+      </w:r>
+    </w:p>
+    <w:p>
+      <w:pPr>
+        <w:pStyle w:val="CodeBlock"/>
+      </w:pPr>
+      <w:r>
+        <w:rPr>
+          <w:rFonts w:ascii="Consolas" w:hAnsi="Consolas"/>
+        </w:rPr>
+        <w:t xml:space="preserve">  </w:t>
+      </w:r>
+      <w:r>
+        <w:rPr>
+          <w:rFonts w:ascii="Consolas" w:hAnsi="Consolas"/>
+          <w:color w:val="795E26"/>
+        </w:rPr>
+        <w:t xml:space="preserve">-e</w:t>
+      </w:r>
+      <w:r>
+        <w:rPr>
+          <w:rFonts w:ascii="Consolas" w:hAnsi="Consolas"/>
+        </w:rPr>
+        <w:t xml:space="preserve"> AWS_DEFAULT_REGION=ap</w:t>
+      </w:r>
+      <w:r>
+        <w:rPr>
+          <w:rFonts w:ascii="Consolas" w:hAnsi="Consolas"/>
+          <w:color w:val="795E26"/>
+        </w:rPr>
+        <w:t xml:space="preserve">-southeast-2</w:t>
+      </w:r>
+      <w:r>
+        <w:rPr>
+          <w:rFonts w:ascii="Consolas" w:hAnsi="Consolas"/>
+        </w:rPr>
+        <w:t xml:space="preserve"> `</w:t>
+      </w:r>
+    </w:p>
+    <w:p>
+      <w:pPr>
+        <w:pStyle w:val="CodeBlock"/>
+      </w:pPr>
+      <w:r>
+        <w:rPr>
+          <w:rFonts w:ascii="Consolas" w:hAnsi="Consolas"/>
+        </w:rPr>
+        <w:t xml:space="preserve">  </w:t>
+      </w:r>
+      <w:r>
+        <w:rPr>
+          <w:rFonts w:ascii="Consolas" w:hAnsi="Consolas"/>
+          <w:color w:val="795E26"/>
+        </w:rPr>
+        <w:t xml:space="preserve">-p</w:t>
+      </w:r>
+      <w:r>
+        <w:rPr>
+          <w:rFonts w:ascii="Consolas" w:hAnsi="Consolas"/>
+        </w:rPr>
+        <w:t xml:space="preserve"> 80:80 `</w:t>
+      </w:r>
+    </w:p>
+    <w:p>
+      <w:pPr>
+        <w:pStyle w:val="CodeBlock"/>
+      </w:pPr>
+      <w:r>
+        <w:rPr>
+          <w:rFonts w:ascii="Consolas" w:hAnsi="Consolas"/>
+        </w:rPr>
+        <w:t xml:space="preserve">  lansalpc/vldemoapp</w:t>
+      </w:r>
+      <w:r>
+        <w:rPr>
+          <w:rFonts w:ascii="Consolas" w:hAnsi="Consolas"/>
+          <w:color w:val="795E26"/>
+        </w:rPr>
+        <w:t xml:space="preserve">-servercore</w:t>
+      </w:r>
+      <w:r>
+        <w:rPr>
+          <w:rFonts w:ascii="Consolas" w:hAnsi="Consolas"/>
+        </w:rPr>
+        <w:t xml:space="preserve">:16.0.26030</w:t>
+      </w:r>
+      <w:r>
+        <w:rPr>
+          <w:rFonts w:ascii="Consolas" w:hAnsi="Consolas"/>
+          <w:color w:val="795E26"/>
+        </w:rPr>
+        <w:t xml:space="preserve">-ltsc2025-AWS</w:t>
+      </w:r>
+    </w:p>
+    <w:p>
+      <w:pPr>
+        <w:pStyle w:val="CodeBlock"/>
+      </w:pPr>
+      <w:r>
+        <w:rPr>
+          <w:rFonts w:ascii="Consolas" w:hAnsi="Consolas"/>
+        </w:rPr>
+        <w:t xml:space="preserve"/>
+      </w:r>
+    </w:p>
+    <w:p>
+      <w:pPr>
+        <w:pStyle w:val="CodeBlock"/>
+      </w:pPr>
+      <w:r>
+        <w:rPr>
+          <w:rFonts w:ascii="Consolas" w:hAnsi="Consolas"/>
+          <w:color w:val="008000"/>
+        </w:rPr>
+        <w:t xml:space="preserve"># Clear variables from host memory immediately</w:t>
+      </w:r>
+    </w:p>
+    <w:p>
+      <w:pPr>
+        <w:pStyle w:val="CodeBlock"/>
+      </w:pPr>
+      <w:r>
+        <w:rPr>
+          <w:rFonts w:ascii="Consolas" w:hAnsi="Consolas"/>
+        </w:rPr>
+        <w:t xml:space="preserve">Remove</w:t>
+      </w:r>
+      <w:r>
+        <w:rPr>
+          <w:rFonts w:ascii="Consolas" w:hAnsi="Consolas"/>
+          <w:color w:val="795E26"/>
+        </w:rPr>
+        <w:t xml:space="preserve">-Variable</w:t>
+      </w:r>
+      <w:r>
+        <w:rPr>
+          <w:rFonts w:ascii="Consolas" w:hAnsi="Consolas"/>
+        </w:rPr>
+        <w:t xml:space="preserve"> keyId, keySecret</w:t>
+      </w:r>
+    </w:p>
+    <w:p>
+      <w:pPr>
+        <w:spacing w:before="120" w:after="120"/>
+        <w:pBdr>
+          <w:bottom w:val="single" w:sz="6" w:space="1" w:color="BFBFBF"/>
+        </w:pBdr>
+      </w:pPr>
+    </w:p>
+    <w:p>
+      <w:pPr>
+        <w:pStyle w:val="Heading2"/>
+      </w:pPr>
+      <w:r>
+        <w:t xml:space="preserve">6.4 Development and Testing (Local Machine)</w:t>
+      </w:r>
+    </w:p>
+    <w:p>
+      <w:r>
+        <w:t xml:space="preserve">On a developer workstation there is no cloud metadata service and no secrets manager agent. Retrieve short-lived credentials interactively and pass them directly. </w:t>
+      </w:r>
+      <w:r>
+        <w:rPr>
+          <w:b/>
+        </w:rPr>
+        <w:t xml:space="preserve">Do not store long-lived credentials in scripts or shell profiles.</w:t>
+      </w:r>
+    </w:p>
+    <w:p>
+      <w:r>
+        <w:rPr>
+          <w:b/>
+        </w:rPr>
+        <w:t xml:space="preserve">Azure:</w:t>
+      </w:r>
+    </w:p>
+    <w:p>
+      <w:pPr>
+        <w:pStyle w:val="CodeBlock"/>
+      </w:pPr>
+      <w:r>
+        <w:rPr>
+          <w:rFonts w:ascii="Consolas" w:hAnsi="Consolas"/>
+          <w:color w:val="008000"/>
+        </w:rPr>
+        <w:t xml:space="preserve"># Authenticate interactively once per session</w:t>
+      </w:r>
+    </w:p>
+    <w:p>
+      <w:pPr>
+        <w:pStyle w:val="CodeBlock"/>
+      </w:pPr>
+      <w:r>
+        <w:rPr>
+          <w:rFonts w:ascii="Consolas" w:hAnsi="Consolas"/>
+        </w:rPr>
+        <w:t xml:space="preserve">az log</w:t>
+      </w:r>
+      <w:r>
+        <w:rPr>
+          <w:rFonts w:ascii="Consolas" w:hAnsi="Consolas"/>
+          <w:color w:val="0000FF"/>
+        </w:rPr>
+        <w:t xml:space="preserve">in</w:t>
+      </w:r>
+    </w:p>
+    <w:p>
+      <w:pPr>
+        <w:pStyle w:val="CodeBlock"/>
+      </w:pPr>
+      <w:r>
+        <w:rPr>
+          <w:rFonts w:ascii="Consolas" w:hAnsi="Consolas"/>
+        </w:rPr>
+        <w:t xml:space="preserve"/>
+      </w:r>
+    </w:p>
+    <w:p>
+      <w:pPr>
+        <w:pStyle w:val="CodeBlock"/>
+      </w:pPr>
+      <w:r>
+        <w:rPr>
+          <w:rFonts w:ascii="Consolas" w:hAnsi="Consolas"/>
+          <w:color w:val="008000"/>
+        </w:rPr>
+        <w:t xml:space="preserve"># Retrieve from Key Vault using your personal account</w:t>
+      </w:r>
+    </w:p>
+    <w:p>
+      <w:pPr>
+        <w:pStyle w:val="CodeBlock"/>
+      </w:pPr>
+      <w:r>
+        <w:rPr>
+          <w:rFonts w:ascii="Consolas" w:hAnsi="Consolas"/>
+          <w:color w:val="267F99"/>
+        </w:rPr>
+        <w:t xml:space="preserve">$tenantId</w:t>
+      </w:r>
+      <w:r>
+        <w:rPr>
+          <w:rFonts w:ascii="Consolas" w:hAnsi="Consolas"/>
+        </w:rPr>
+        <w:t xml:space="preserve">     = az keyvault secret show </w:t>
+      </w:r>
+      <w:r>
+        <w:rPr>
+          <w:rFonts w:ascii="Consolas" w:hAnsi="Consolas"/>
+          <w:color w:val="795E26"/>
+        </w:rPr>
+        <w:t xml:space="preserve">--vault-name</w:t>
+      </w:r>
+      <w:r>
+        <w:rPr>
+          <w:rFonts w:ascii="Consolas" w:hAnsi="Consolas"/>
+        </w:rPr>
+        <w:t xml:space="preserve"> &lt;vault&gt; </w:t>
+      </w:r>
+      <w:r>
+        <w:rPr>
+          <w:rFonts w:ascii="Consolas" w:hAnsi="Consolas"/>
+          <w:color w:val="795E26"/>
+        </w:rPr>
+        <w:t xml:space="preserve">--name</w:t>
+      </w:r>
+      <w:r>
+        <w:rPr>
+          <w:rFonts w:ascii="Consolas" w:hAnsi="Consolas"/>
+        </w:rPr>
+        <w:t xml:space="preserve"> lansa</w:t>
+      </w:r>
+      <w:r>
+        <w:rPr>
+          <w:rFonts w:ascii="Consolas" w:hAnsi="Consolas"/>
+          <w:color w:val="795E26"/>
+        </w:rPr>
+        <w:t xml:space="preserve">-tenant-id</w:t>
+      </w:r>
+      <w:r>
+        <w:rPr>
+          <w:rFonts w:ascii="Consolas" w:hAnsi="Consolas"/>
+        </w:rPr>
+        <w:t xml:space="preserve">     </w:t>
+      </w:r>
+      <w:r>
+        <w:rPr>
+          <w:rFonts w:ascii="Consolas" w:hAnsi="Consolas"/>
+          <w:color w:val="795E26"/>
+        </w:rPr>
+        <w:t xml:space="preserve">--query</w:t>
+      </w:r>
+      <w:r>
+        <w:rPr>
+          <w:rFonts w:ascii="Consolas" w:hAnsi="Consolas"/>
+        </w:rPr>
+        <w:t xml:space="preserve"> value </w:t>
+      </w:r>
+      <w:r>
+        <w:rPr>
+          <w:rFonts w:ascii="Consolas" w:hAnsi="Consolas"/>
+          <w:color w:val="795E26"/>
+        </w:rPr>
+        <w:t xml:space="preserve">-o</w:t>
+      </w:r>
+      <w:r>
+        <w:rPr>
+          <w:rFonts w:ascii="Consolas" w:hAnsi="Consolas"/>
+        </w:rPr>
+        <w:t xml:space="preserve"> tsv</w:t>
+      </w:r>
+    </w:p>
+    <w:p>
+      <w:pPr>
+        <w:pStyle w:val="CodeBlock"/>
+      </w:pPr>
+      <w:r>
+        <w:rPr>
+          <w:rFonts w:ascii="Consolas" w:hAnsi="Consolas"/>
+          <w:color w:val="267F99"/>
+        </w:rPr>
+        <w:t xml:space="preserve">$clientId</w:t>
+      </w:r>
+      <w:r>
+        <w:rPr>
+          <w:rFonts w:ascii="Consolas" w:hAnsi="Consolas"/>
+        </w:rPr>
+        <w:t xml:space="preserve">     = az keyvault secret show </w:t>
+      </w:r>
+      <w:r>
+        <w:rPr>
+          <w:rFonts w:ascii="Consolas" w:hAnsi="Consolas"/>
+          <w:color w:val="795E26"/>
+        </w:rPr>
+        <w:t xml:space="preserve">--vault-name</w:t>
+      </w:r>
+      <w:r>
+        <w:rPr>
+          <w:rFonts w:ascii="Consolas" w:hAnsi="Consolas"/>
+        </w:rPr>
+        <w:t xml:space="preserve"> &lt;vault&gt; </w:t>
+      </w:r>
+      <w:r>
+        <w:rPr>
+          <w:rFonts w:ascii="Consolas" w:hAnsi="Consolas"/>
+          <w:color w:val="795E26"/>
+        </w:rPr>
+        <w:t xml:space="preserve">--name</w:t>
+      </w:r>
+      <w:r>
+        <w:rPr>
+          <w:rFonts w:ascii="Consolas" w:hAnsi="Consolas"/>
+        </w:rPr>
+        <w:t xml:space="preserve"> lansa</w:t>
+      </w:r>
+      <w:r>
+        <w:rPr>
+          <w:rFonts w:ascii="Consolas" w:hAnsi="Consolas"/>
+          <w:color w:val="795E26"/>
+        </w:rPr>
+        <w:t xml:space="preserve">-client-id</w:t>
+      </w:r>
+      <w:r>
+        <w:rPr>
+          <w:rFonts w:ascii="Consolas" w:hAnsi="Consolas"/>
+        </w:rPr>
+        <w:t xml:space="preserve">     </w:t>
+      </w:r>
+      <w:r>
+        <w:rPr>
+          <w:rFonts w:ascii="Consolas" w:hAnsi="Consolas"/>
+          <w:color w:val="795E26"/>
+        </w:rPr>
+        <w:t xml:space="preserve">--query</w:t>
+      </w:r>
+      <w:r>
+        <w:rPr>
+          <w:rFonts w:ascii="Consolas" w:hAnsi="Consolas"/>
+        </w:rPr>
+        <w:t xml:space="preserve"> value </w:t>
+      </w:r>
+      <w:r>
+        <w:rPr>
+          <w:rFonts w:ascii="Consolas" w:hAnsi="Consolas"/>
+          <w:color w:val="795E26"/>
+        </w:rPr>
+        <w:t xml:space="preserve">-o</w:t>
+      </w:r>
+      <w:r>
+        <w:rPr>
+          <w:rFonts w:ascii="Consolas" w:hAnsi="Consolas"/>
+        </w:rPr>
+        <w:t xml:space="preserve"> tsv</w:t>
+      </w:r>
+    </w:p>
+    <w:p>
+      <w:pPr>
+        <w:pStyle w:val="CodeBlock"/>
+      </w:pPr>
+      <w:r>
+        <w:rPr>
+          <w:rFonts w:ascii="Consolas" w:hAnsi="Consolas"/>
+          <w:color w:val="267F99"/>
+        </w:rPr>
+        <w:t xml:space="preserve">$clientSecret</w:t>
+      </w:r>
+      <w:r>
+        <w:rPr>
+          <w:rFonts w:ascii="Consolas" w:hAnsi="Consolas"/>
+        </w:rPr>
+        <w:t xml:space="preserve"> = az keyvault secret show </w:t>
+      </w:r>
+      <w:r>
+        <w:rPr>
+          <w:rFonts w:ascii="Consolas" w:hAnsi="Consolas"/>
+          <w:color w:val="795E26"/>
+        </w:rPr>
+        <w:t xml:space="preserve">--vault-name</w:t>
+      </w:r>
+      <w:r>
+        <w:rPr>
+          <w:rFonts w:ascii="Consolas" w:hAnsi="Consolas"/>
+        </w:rPr>
+        <w:t xml:space="preserve"> &lt;vault&gt; </w:t>
+      </w:r>
+      <w:r>
+        <w:rPr>
+          <w:rFonts w:ascii="Consolas" w:hAnsi="Consolas"/>
+          <w:color w:val="795E26"/>
+        </w:rPr>
+        <w:t xml:space="preserve">--name</w:t>
+      </w:r>
+      <w:r>
+        <w:rPr>
+          <w:rFonts w:ascii="Consolas" w:hAnsi="Consolas"/>
+        </w:rPr>
+        <w:t xml:space="preserve"> lansa</w:t>
+      </w:r>
+      <w:r>
+        <w:rPr>
+          <w:rFonts w:ascii="Consolas" w:hAnsi="Consolas"/>
+          <w:color w:val="795E26"/>
+        </w:rPr>
+        <w:t xml:space="preserve">-client-secret</w:t>
+      </w:r>
+      <w:r>
+        <w:rPr>
+          <w:rFonts w:ascii="Consolas" w:hAnsi="Consolas"/>
+        </w:rPr>
+        <w:t xml:space="preserve"> </w:t>
+      </w:r>
+      <w:r>
+        <w:rPr>
+          <w:rFonts w:ascii="Consolas" w:hAnsi="Consolas"/>
+          <w:color w:val="795E26"/>
+        </w:rPr>
+        <w:t xml:space="preserve">--query</w:t>
+      </w:r>
+      <w:r>
+        <w:rPr>
+          <w:rFonts w:ascii="Consolas" w:hAnsi="Consolas"/>
+        </w:rPr>
+        <w:t xml:space="preserve"> value </w:t>
+      </w:r>
+      <w:r>
+        <w:rPr>
+          <w:rFonts w:ascii="Consolas" w:hAnsi="Consolas"/>
+          <w:color w:val="795E26"/>
+        </w:rPr>
+        <w:t xml:space="preserve">-o</w:t>
+      </w:r>
+      <w:r>
+        <w:rPr>
+          <w:rFonts w:ascii="Consolas" w:hAnsi="Consolas"/>
+        </w:rPr>
+        <w:t xml:space="preserve"> tsv</w:t>
+      </w:r>
+    </w:p>
+    <w:p>
+      <w:pPr>
+        <w:pStyle w:val="CodeBlock"/>
+      </w:pPr>
+      <w:r>
+        <w:rPr>
+          <w:rFonts w:ascii="Consolas" w:hAnsi="Consolas"/>
+        </w:rPr>
+        <w:t xml:space="preserve"/>
+      </w:r>
+    </w:p>
+    <w:p>
+      <w:pPr>
+        <w:pStyle w:val="CodeBlock"/>
+      </w:pPr>
+      <w:r>
+        <w:rPr>
+          <w:rFonts w:ascii="Consolas" w:hAnsi="Consolas"/>
+        </w:rPr>
+        <w:t xml:space="preserve">docker run </w:t>
+      </w:r>
+      <w:r>
+        <w:rPr>
+          <w:rFonts w:ascii="Consolas" w:hAnsi="Consolas"/>
+          <w:color w:val="795E26"/>
+        </w:rPr>
+        <w:t xml:space="preserve">--name</w:t>
+      </w:r>
+      <w:r>
+        <w:rPr>
+          <w:rFonts w:ascii="Consolas" w:hAnsi="Consolas"/>
+        </w:rPr>
+        <w:t xml:space="preserve"> LANSA</w:t>
+      </w:r>
+      <w:r>
+        <w:rPr>
+          <w:rFonts w:ascii="Consolas" w:hAnsi="Consolas"/>
+          <w:color w:val="795E26"/>
+        </w:rPr>
+        <w:t xml:space="preserve">-IMG</w:t>
+      </w:r>
+      <w:r>
+        <w:rPr>
+          <w:rFonts w:ascii="Consolas" w:hAnsi="Consolas"/>
+        </w:rPr>
+        <w:t xml:space="preserve"> </w:t>
+      </w:r>
+      <w:r>
+        <w:rPr>
+          <w:rFonts w:ascii="Consolas" w:hAnsi="Consolas"/>
+          <w:color w:val="795E26"/>
+        </w:rPr>
+        <w:t xml:space="preserve">-d</w:t>
+      </w:r>
+      <w:r>
+        <w:rPr>
+          <w:rFonts w:ascii="Consolas" w:hAnsi="Consolas"/>
+        </w:rPr>
+        <w:t xml:space="preserve"> `</w:t>
+      </w:r>
+    </w:p>
+    <w:p>
+      <w:pPr>
+        <w:pStyle w:val="CodeBlock"/>
+      </w:pPr>
+      <w:r>
+        <w:rPr>
+          <w:rFonts w:ascii="Consolas" w:hAnsi="Consolas"/>
+        </w:rPr>
+        <w:t xml:space="preserve">  </w:t>
+      </w:r>
+      <w:r>
+        <w:rPr>
+          <w:rFonts w:ascii="Consolas" w:hAnsi="Consolas"/>
+          <w:color w:val="795E26"/>
+        </w:rPr>
+        <w:t xml:space="preserve">-e</w:t>
+      </w:r>
+      <w:r>
+        <w:rPr>
+          <w:rFonts w:ascii="Consolas" w:hAnsi="Consolas"/>
+        </w:rPr>
+        <w:t xml:space="preserve"> SQL_HOST=&lt;db</w:t>
+      </w:r>
+      <w:r>
+        <w:rPr>
+          <w:rFonts w:ascii="Consolas" w:hAnsi="Consolas"/>
+          <w:color w:val="795E26"/>
+        </w:rPr>
+        <w:t xml:space="preserve">-host</w:t>
+      </w:r>
+      <w:r>
+        <w:rPr>
+          <w:rFonts w:ascii="Consolas" w:hAnsi="Consolas"/>
+        </w:rPr>
+        <w:t xml:space="preserve">&gt; `</w:t>
+      </w:r>
+    </w:p>
+    <w:p>
+      <w:pPr>
+        <w:pStyle w:val="CodeBlock"/>
+      </w:pPr>
+      <w:r>
+        <w:rPr>
+          <w:rFonts w:ascii="Consolas" w:hAnsi="Consolas"/>
+        </w:rPr>
+        <w:t xml:space="preserve">  </w:t>
+      </w:r>
+      <w:r>
+        <w:rPr>
+          <w:rFonts w:ascii="Consolas" w:hAnsi="Consolas"/>
+          <w:color w:val="795E26"/>
+        </w:rPr>
+        <w:t xml:space="preserve">-e</w:t>
+      </w:r>
+      <w:r>
+        <w:rPr>
+          <w:rFonts w:ascii="Consolas" w:hAnsi="Consolas"/>
+        </w:rPr>
+        <w:t xml:space="preserve"> AZURE_TENANT_ID=</w:t>
+      </w:r>
+      <w:r>
+        <w:rPr>
+          <w:rFonts w:ascii="Consolas" w:hAnsi="Consolas"/>
+          <w:color w:val="267F99"/>
+        </w:rPr>
+        <w:t xml:space="preserve">$tenantId</w:t>
+      </w:r>
+      <w:r>
+        <w:rPr>
+          <w:rFonts w:ascii="Consolas" w:hAnsi="Consolas"/>
+        </w:rPr>
+        <w:t xml:space="preserve"> `</w:t>
+      </w:r>
+    </w:p>
+    <w:p>
+      <w:pPr>
+        <w:pStyle w:val="CodeBlock"/>
+      </w:pPr>
+      <w:r>
+        <w:rPr>
+          <w:rFonts w:ascii="Consolas" w:hAnsi="Consolas"/>
+        </w:rPr>
+        <w:t xml:space="preserve">  </w:t>
+      </w:r>
+      <w:r>
+        <w:rPr>
+          <w:rFonts w:ascii="Consolas" w:hAnsi="Consolas"/>
+          <w:color w:val="795E26"/>
+        </w:rPr>
+        <w:t xml:space="preserve">-e</w:t>
+      </w:r>
+      <w:r>
+        <w:rPr>
+          <w:rFonts w:ascii="Consolas" w:hAnsi="Consolas"/>
+        </w:rPr>
+        <w:t xml:space="preserve"> AZURE_CLIENT_ID=</w:t>
+      </w:r>
+      <w:r>
+        <w:rPr>
+          <w:rFonts w:ascii="Consolas" w:hAnsi="Consolas"/>
+          <w:color w:val="267F99"/>
+        </w:rPr>
+        <w:t xml:space="preserve">$clientId</w:t>
+      </w:r>
+      <w:r>
+        <w:rPr>
+          <w:rFonts w:ascii="Consolas" w:hAnsi="Consolas"/>
+        </w:rPr>
+        <w:t xml:space="preserve"> `</w:t>
+      </w:r>
+    </w:p>
+    <w:p>
+      <w:pPr>
+        <w:pStyle w:val="CodeBlock"/>
+      </w:pPr>
+      <w:r>
+        <w:rPr>
+          <w:rFonts w:ascii="Consolas" w:hAnsi="Consolas"/>
+        </w:rPr>
+        <w:t xml:space="preserve">  </w:t>
+      </w:r>
+      <w:r>
+        <w:rPr>
+          <w:rFonts w:ascii="Consolas" w:hAnsi="Consolas"/>
+          <w:color w:val="795E26"/>
+        </w:rPr>
+        <w:t xml:space="preserve">-e</w:t>
+      </w:r>
+      <w:r>
+        <w:rPr>
+          <w:rFonts w:ascii="Consolas" w:hAnsi="Consolas"/>
+        </w:rPr>
+        <w:t xml:space="preserve"> AZURE_CLIENT_SECRET=</w:t>
+      </w:r>
+      <w:r>
+        <w:rPr>
+          <w:rFonts w:ascii="Consolas" w:hAnsi="Consolas"/>
+          <w:color w:val="267F99"/>
+        </w:rPr>
+        <w:t xml:space="preserve">$clientSecret</w:t>
+      </w:r>
+      <w:r>
+        <w:rPr>
+          <w:rFonts w:ascii="Consolas" w:hAnsi="Consolas"/>
+        </w:rPr>
+        <w:t xml:space="preserve"> `</w:t>
+      </w:r>
+    </w:p>
+    <w:p>
+      <w:pPr>
+        <w:pStyle w:val="CodeBlock"/>
+      </w:pPr>
+      <w:r>
+        <w:rPr>
+          <w:rFonts w:ascii="Consolas" w:hAnsi="Consolas"/>
+        </w:rPr>
+        <w:t xml:space="preserve">  </w:t>
+      </w:r>
+      <w:r>
+        <w:rPr>
+          <w:rFonts w:ascii="Consolas" w:hAnsi="Consolas"/>
+          <w:color w:val="795E26"/>
+        </w:rPr>
+        <w:t xml:space="preserve">-e</w:t>
+      </w:r>
+      <w:r>
+        <w:rPr>
+          <w:rFonts w:ascii="Consolas" w:hAnsi="Consolas"/>
+        </w:rPr>
+        <w:t xml:space="preserve"> AZURE_LOCATION=australiaeast `</w:t>
+      </w:r>
+    </w:p>
+    <w:p>
+      <w:pPr>
+        <w:pStyle w:val="CodeBlock"/>
+      </w:pPr>
+      <w:r>
+        <w:rPr>
+          <w:rFonts w:ascii="Consolas" w:hAnsi="Consolas"/>
+        </w:rPr>
+        <w:t xml:space="preserve">  </w:t>
+      </w:r>
+      <w:r>
+        <w:rPr>
+          <w:rFonts w:ascii="Consolas" w:hAnsi="Consolas"/>
+          <w:color w:val="795E26"/>
+        </w:rPr>
+        <w:t xml:space="preserve">-p</w:t>
+      </w:r>
+      <w:r>
+        <w:rPr>
+          <w:rFonts w:ascii="Consolas" w:hAnsi="Consolas"/>
+        </w:rPr>
+        <w:t xml:space="preserve"> 50080:80 `</w:t>
+      </w:r>
+    </w:p>
+    <w:p>
+      <w:pPr>
+        <w:pStyle w:val="CodeBlock"/>
+      </w:pPr>
+      <w:r>
+        <w:rPr>
+          <w:rFonts w:ascii="Consolas" w:hAnsi="Consolas"/>
+        </w:rPr>
+        <w:t xml:space="preserve">  lansalpc/vldemoapp</w:t>
+      </w:r>
+      <w:r>
+        <w:rPr>
+          <w:rFonts w:ascii="Consolas" w:hAnsi="Consolas"/>
+          <w:color w:val="795E26"/>
+        </w:rPr>
+        <w:t xml:space="preserve">-servercore</w:t>
+      </w:r>
+      <w:r>
+        <w:rPr>
+          <w:rFonts w:ascii="Consolas" w:hAnsi="Consolas"/>
+        </w:rPr>
+        <w:t xml:space="preserve">:16.0.26030</w:t>
+      </w:r>
+      <w:r>
+        <w:rPr>
+          <w:rFonts w:ascii="Consolas" w:hAnsi="Consolas"/>
+          <w:color w:val="795E26"/>
+        </w:rPr>
+        <w:t xml:space="preserve">-ltsc2025-Azure</w:t>
+      </w:r>
+    </w:p>
+    <w:p>
+      <w:pPr>
+        <w:pStyle w:val="CodeBlock"/>
+      </w:pPr>
+      <w:r>
+        <w:rPr>
+          <w:rFonts w:ascii="Consolas" w:hAnsi="Consolas"/>
+        </w:rPr>
+        <w:t xml:space="preserve"/>
+      </w:r>
+    </w:p>
+    <w:p>
+      <w:pPr>
+        <w:pStyle w:val="CodeBlock"/>
+      </w:pPr>
+      <w:r>
+        <w:rPr>
+          <w:rFonts w:ascii="Consolas" w:hAnsi="Consolas"/>
+        </w:rPr>
+        <w:t xml:space="preserve">Remove</w:t>
+      </w:r>
+      <w:r>
+        <w:rPr>
+          <w:rFonts w:ascii="Consolas" w:hAnsi="Consolas"/>
+          <w:color w:val="795E26"/>
+        </w:rPr>
+        <w:t xml:space="preserve">-Variable</w:t>
+      </w:r>
+      <w:r>
+        <w:rPr>
+          <w:rFonts w:ascii="Consolas" w:hAnsi="Consolas"/>
+        </w:rPr>
+        <w:t xml:space="preserve"> tenantId, clientId, clientSecret</w:t>
+      </w:r>
+    </w:p>
+    <w:p>
+      <w:r>
+        <w:rPr>
+          <w:b/>
+        </w:rPr>
+        <w:t xml:space="preserve">AWS:</w:t>
+      </w:r>
+    </w:p>
+    <w:p>
+      <w:pPr>
+        <w:pStyle w:val="CodeBlock"/>
+      </w:pPr>
+      <w:r>
+        <w:rPr>
+          <w:rFonts w:ascii="Consolas" w:hAnsi="Consolas"/>
+          <w:color w:val="008000"/>
+        </w:rPr>
+        <w:t xml:space="preserve"># Obtain short-lived credentials via STS AssumeRole (1-hour expiry by default)</w:t>
+      </w:r>
+    </w:p>
+    <w:p>
+      <w:pPr>
+        <w:pStyle w:val="CodeBlock"/>
+      </w:pPr>
+      <w:r>
+        <w:rPr>
+          <w:rFonts w:ascii="Consolas" w:hAnsi="Consolas"/>
+          <w:color w:val="267F99"/>
+        </w:rPr>
+        <w:t xml:space="preserve">$creds</w:t>
+      </w:r>
+      <w:r>
+        <w:rPr>
+          <w:rFonts w:ascii="Consolas" w:hAnsi="Consolas"/>
+        </w:rPr>
+        <w:t xml:space="preserve"> = (aws sts assume</w:t>
+      </w:r>
+      <w:r>
+        <w:rPr>
+          <w:rFonts w:ascii="Consolas" w:hAnsi="Consolas"/>
+          <w:color w:val="795E26"/>
+        </w:rPr>
+        <w:t xml:space="preserve">-role</w:t>
+      </w:r>
+      <w:r>
+        <w:rPr>
+          <w:rFonts w:ascii="Consolas" w:hAnsi="Consolas"/>
+        </w:rPr>
+        <w:t xml:space="preserve"> `</w:t>
+      </w:r>
+    </w:p>
+    <w:p>
+      <w:pPr>
+        <w:pStyle w:val="CodeBlock"/>
+      </w:pPr>
+      <w:r>
+        <w:rPr>
+          <w:rFonts w:ascii="Consolas" w:hAnsi="Consolas"/>
+        </w:rPr>
+        <w:t xml:space="preserve">  </w:t>
+      </w:r>
+      <w:r>
+        <w:rPr>
+          <w:rFonts w:ascii="Consolas" w:hAnsi="Consolas"/>
+          <w:color w:val="795E26"/>
+        </w:rPr>
+        <w:t xml:space="preserve">--role-arn</w:t>
+      </w:r>
+      <w:r>
+        <w:rPr>
+          <w:rFonts w:ascii="Consolas" w:hAnsi="Consolas"/>
+        </w:rPr>
+        <w:t xml:space="preserve"> arn:aws:iam::&lt;account</w:t>
+      </w:r>
+      <w:r>
+        <w:rPr>
+          <w:rFonts w:ascii="Consolas" w:hAnsi="Consolas"/>
+          <w:color w:val="795E26"/>
+        </w:rPr>
+        <w:t xml:space="preserve">-id</w:t>
+      </w:r>
+      <w:r>
+        <w:rPr>
+          <w:rFonts w:ascii="Consolas" w:hAnsi="Consolas"/>
+        </w:rPr>
+        <w:t xml:space="preserve">&gt;:role/lansa</w:t>
+      </w:r>
+      <w:r>
+        <w:rPr>
+          <w:rFonts w:ascii="Consolas" w:hAnsi="Consolas"/>
+          <w:color w:val="795E26"/>
+        </w:rPr>
+        <w:t xml:space="preserve">-docker-run</w:t>
+      </w:r>
+      <w:r>
+        <w:rPr>
+          <w:rFonts w:ascii="Consolas" w:hAnsi="Consolas"/>
+        </w:rPr>
+        <w:t xml:space="preserve"> `</w:t>
+      </w:r>
+    </w:p>
+    <w:p>
+      <w:pPr>
+        <w:pStyle w:val="CodeBlock"/>
+      </w:pPr>
+      <w:r>
+        <w:rPr>
+          <w:rFonts w:ascii="Consolas" w:hAnsi="Consolas"/>
+        </w:rPr>
+        <w:t xml:space="preserve">  </w:t>
+      </w:r>
+      <w:r>
+        <w:rPr>
+          <w:rFonts w:ascii="Consolas" w:hAnsi="Consolas"/>
+          <w:color w:val="795E26"/>
+        </w:rPr>
+        <w:t xml:space="preserve">--role-session-name</w:t>
+      </w:r>
+      <w:r>
+        <w:rPr>
+          <w:rFonts w:ascii="Consolas" w:hAnsi="Consolas"/>
+        </w:rPr>
+        <w:t xml:space="preserve"> lansa</w:t>
+      </w:r>
+      <w:r>
+        <w:rPr>
+          <w:rFonts w:ascii="Consolas" w:hAnsi="Consolas"/>
+          <w:color w:val="795E26"/>
+        </w:rPr>
+        <w:t xml:space="preserve">-dev</w:t>
+      </w:r>
+      <w:r>
+        <w:rPr>
+          <w:rFonts w:ascii="Consolas" w:hAnsi="Consolas"/>
+        </w:rPr>
+        <w:t xml:space="preserve"> | Convert</w:t>
+      </w:r>
+      <w:r>
+        <w:rPr>
+          <w:rFonts w:ascii="Consolas" w:hAnsi="Consolas"/>
+          <w:color w:val="0000FF"/>
+        </w:rPr>
+        <w:t xml:space="preserve">From</w:t>
+      </w:r>
+      <w:r>
+        <w:rPr>
+          <w:rFonts w:ascii="Consolas" w:hAnsi="Consolas"/>
+          <w:color w:val="795E26"/>
+        </w:rPr>
+        <w:t xml:space="preserve">-Json</w:t>
+      </w:r>
+      <w:r>
+        <w:rPr>
+          <w:rFonts w:ascii="Consolas" w:hAnsi="Consolas"/>
+        </w:rPr>
+        <w:t xml:space="preserve">).Credentials</w:t>
+      </w:r>
+    </w:p>
+    <w:p>
+      <w:pPr>
+        <w:pStyle w:val="CodeBlock"/>
+      </w:pPr>
+      <w:r>
+        <w:rPr>
+          <w:rFonts w:ascii="Consolas" w:hAnsi="Consolas"/>
+        </w:rPr>
+        <w:t xml:space="preserve"/>
+      </w:r>
+    </w:p>
+    <w:p>
+      <w:pPr>
+        <w:pStyle w:val="CodeBlock"/>
+      </w:pPr>
+      <w:r>
+        <w:rPr>
+          <w:rFonts w:ascii="Consolas" w:hAnsi="Consolas"/>
+        </w:rPr>
+        <w:t xml:space="preserve">docker run </w:t>
+      </w:r>
+      <w:r>
+        <w:rPr>
+          <w:rFonts w:ascii="Consolas" w:hAnsi="Consolas"/>
+          <w:color w:val="795E26"/>
+        </w:rPr>
+        <w:t xml:space="preserve">--name</w:t>
+      </w:r>
+      <w:r>
+        <w:rPr>
+          <w:rFonts w:ascii="Consolas" w:hAnsi="Consolas"/>
+        </w:rPr>
+        <w:t xml:space="preserve"> LANSA</w:t>
+      </w:r>
+      <w:r>
+        <w:rPr>
+          <w:rFonts w:ascii="Consolas" w:hAnsi="Consolas"/>
+          <w:color w:val="795E26"/>
+        </w:rPr>
+        <w:t xml:space="preserve">-IMG</w:t>
+      </w:r>
+      <w:r>
+        <w:rPr>
+          <w:rFonts w:ascii="Consolas" w:hAnsi="Consolas"/>
+        </w:rPr>
+        <w:t xml:space="preserve"> </w:t>
+      </w:r>
+      <w:r>
+        <w:rPr>
+          <w:rFonts w:ascii="Consolas" w:hAnsi="Consolas"/>
+          <w:color w:val="795E26"/>
+        </w:rPr>
+        <w:t xml:space="preserve">-d</w:t>
+      </w:r>
+      <w:r>
+        <w:rPr>
+          <w:rFonts w:ascii="Consolas" w:hAnsi="Consolas"/>
+        </w:rPr>
+        <w:t xml:space="preserve"> `</w:t>
+      </w:r>
+    </w:p>
+    <w:p>
+      <w:pPr>
+        <w:pStyle w:val="CodeBlock"/>
+      </w:pPr>
+      <w:r>
+        <w:rPr>
+          <w:rFonts w:ascii="Consolas" w:hAnsi="Consolas"/>
+        </w:rPr>
+        <w:t xml:space="preserve">  </w:t>
+      </w:r>
+      <w:r>
+        <w:rPr>
+          <w:rFonts w:ascii="Consolas" w:hAnsi="Consolas"/>
+          <w:color w:val="795E26"/>
+        </w:rPr>
+        <w:t xml:space="preserve">-e</w:t>
+      </w:r>
+      <w:r>
+        <w:rPr>
+          <w:rFonts w:ascii="Consolas" w:hAnsi="Consolas"/>
+        </w:rPr>
+        <w:t xml:space="preserve"> SQL_HOST=&lt;db</w:t>
+      </w:r>
+      <w:r>
+        <w:rPr>
+          <w:rFonts w:ascii="Consolas" w:hAnsi="Consolas"/>
+          <w:color w:val="795E26"/>
+        </w:rPr>
+        <w:t xml:space="preserve">-host</w:t>
+      </w:r>
+      <w:r>
+        <w:rPr>
+          <w:rFonts w:ascii="Consolas" w:hAnsi="Consolas"/>
+        </w:rPr>
+        <w:t xml:space="preserve">&gt; `</w:t>
+      </w:r>
+    </w:p>
+    <w:p>
+      <w:pPr>
+        <w:pStyle w:val="CodeBlock"/>
+      </w:pPr>
+      <w:r>
+        <w:rPr>
+          <w:rFonts w:ascii="Consolas" w:hAnsi="Consolas"/>
+        </w:rPr>
+        <w:t xml:space="preserve">  </w:t>
+      </w:r>
+      <w:r>
+        <w:rPr>
+          <w:rFonts w:ascii="Consolas" w:hAnsi="Consolas"/>
+          <w:color w:val="795E26"/>
+        </w:rPr>
+        <w:t xml:space="preserve">-e</w:t>
+      </w:r>
+      <w:r>
+        <w:rPr>
+          <w:rFonts w:ascii="Consolas" w:hAnsi="Consolas"/>
+        </w:rPr>
+        <w:t xml:space="preserve"> AWS_ACCESS_KEY_ID=</w:t>
+      </w:r>
+      <w:r>
+        <w:rPr>
+          <w:rFonts w:ascii="Consolas" w:hAnsi="Consolas"/>
+          <w:color w:val="267F99"/>
+        </w:rPr>
+        <w:t xml:space="preserve">$creds.AccessKeyId</w:t>
+      </w:r>
+      <w:r>
+        <w:rPr>
+          <w:rFonts w:ascii="Consolas" w:hAnsi="Consolas"/>
+        </w:rPr>
+        <w:t xml:space="preserve"> `</w:t>
+      </w:r>
+    </w:p>
+    <w:p>
+      <w:pPr>
+        <w:pStyle w:val="CodeBlock"/>
+      </w:pPr>
+      <w:r>
+        <w:rPr>
+          <w:rFonts w:ascii="Consolas" w:hAnsi="Consolas"/>
+        </w:rPr>
+        <w:t xml:space="preserve">  </w:t>
+      </w:r>
+      <w:r>
+        <w:rPr>
+          <w:rFonts w:ascii="Consolas" w:hAnsi="Consolas"/>
+          <w:color w:val="795E26"/>
+        </w:rPr>
+        <w:t xml:space="preserve">-e</w:t>
+      </w:r>
+      <w:r>
+        <w:rPr>
+          <w:rFonts w:ascii="Consolas" w:hAnsi="Consolas"/>
+        </w:rPr>
+        <w:t xml:space="preserve"> AWS_SECRET_ACCESS_KEY=</w:t>
+      </w:r>
+      <w:r>
+        <w:rPr>
+          <w:rFonts w:ascii="Consolas" w:hAnsi="Consolas"/>
+          <w:color w:val="267F99"/>
+        </w:rPr>
+        <w:t xml:space="preserve">$creds.SecretAccessKey</w:t>
+      </w:r>
+      <w:r>
+        <w:rPr>
+          <w:rFonts w:ascii="Consolas" w:hAnsi="Consolas"/>
+        </w:rPr>
+        <w:t xml:space="preserve"> `</w:t>
+      </w:r>
+    </w:p>
+    <w:p>
+      <w:pPr>
+        <w:pStyle w:val="CodeBlock"/>
+      </w:pPr>
+      <w:r>
+        <w:rPr>
+          <w:rFonts w:ascii="Consolas" w:hAnsi="Consolas"/>
+        </w:rPr>
+        <w:t xml:space="preserve">  </w:t>
+      </w:r>
+      <w:r>
+        <w:rPr>
+          <w:rFonts w:ascii="Consolas" w:hAnsi="Consolas"/>
+          <w:color w:val="795E26"/>
+        </w:rPr>
+        <w:t xml:space="preserve">-e</w:t>
+      </w:r>
+      <w:r>
+        <w:rPr>
+          <w:rFonts w:ascii="Consolas" w:hAnsi="Consolas"/>
+        </w:rPr>
+        <w:t xml:space="preserve"> AWS_SESSION_TOKEN=</w:t>
+      </w:r>
+      <w:r>
+        <w:rPr>
+          <w:rFonts w:ascii="Consolas" w:hAnsi="Consolas"/>
+          <w:color w:val="267F99"/>
+        </w:rPr>
+        <w:t xml:space="preserve">$creds.SessionToken</w:t>
+      </w:r>
+      <w:r>
+        <w:rPr>
+          <w:rFonts w:ascii="Consolas" w:hAnsi="Consolas"/>
+        </w:rPr>
+        <w:t xml:space="preserve"> `</w:t>
+      </w:r>
+    </w:p>
+    <w:p>
+      <w:pPr>
+        <w:pStyle w:val="CodeBlock"/>
+      </w:pPr>
+      <w:r>
+        <w:rPr>
+          <w:rFonts w:ascii="Consolas" w:hAnsi="Consolas"/>
+        </w:rPr>
+        <w:t xml:space="preserve">  </w:t>
+      </w:r>
+      <w:r>
+        <w:rPr>
+          <w:rFonts w:ascii="Consolas" w:hAnsi="Consolas"/>
+          <w:color w:val="795E26"/>
+        </w:rPr>
+        <w:t xml:space="preserve">-e</w:t>
+      </w:r>
+      <w:r>
+        <w:rPr>
+          <w:rFonts w:ascii="Consolas" w:hAnsi="Consolas"/>
+        </w:rPr>
+        <w:t xml:space="preserve"> AWS_DEFAULT_REGION=ap</w:t>
+      </w:r>
+      <w:r>
+        <w:rPr>
+          <w:rFonts w:ascii="Consolas" w:hAnsi="Consolas"/>
+          <w:color w:val="795E26"/>
+        </w:rPr>
+        <w:t xml:space="preserve">-southeast-2</w:t>
+      </w:r>
+      <w:r>
+        <w:rPr>
+          <w:rFonts w:ascii="Consolas" w:hAnsi="Consolas"/>
+        </w:rPr>
+        <w:t xml:space="preserve"> `</w:t>
+      </w:r>
+    </w:p>
+    <w:p>
+      <w:pPr>
+        <w:pStyle w:val="CodeBlock"/>
+      </w:pPr>
+      <w:r>
+        <w:rPr>
+          <w:rFonts w:ascii="Consolas" w:hAnsi="Consolas"/>
+        </w:rPr>
+        <w:t xml:space="preserve">  </w:t>
+      </w:r>
+      <w:r>
+        <w:rPr>
+          <w:rFonts w:ascii="Consolas" w:hAnsi="Consolas"/>
+          <w:color w:val="795E26"/>
+        </w:rPr>
+        <w:t xml:space="preserve">-p</w:t>
+      </w:r>
+      <w:r>
+        <w:rPr>
+          <w:rFonts w:ascii="Consolas" w:hAnsi="Consolas"/>
+        </w:rPr>
+        <w:t xml:space="preserve"> 50080:80 `</w:t>
+      </w:r>
+    </w:p>
+    <w:p>
+      <w:pPr>
+        <w:pStyle w:val="CodeBlock"/>
+      </w:pPr>
+      <w:r>
+        <w:rPr>
+          <w:rFonts w:ascii="Consolas" w:hAnsi="Consolas"/>
+        </w:rPr>
+        <w:t xml:space="preserve">  lansalpc/vldemoapp</w:t>
+      </w:r>
+      <w:r>
+        <w:rPr>
+          <w:rFonts w:ascii="Consolas" w:hAnsi="Consolas"/>
+          <w:color w:val="795E26"/>
+        </w:rPr>
+        <w:t xml:space="preserve">-servercore</w:t>
+      </w:r>
+      <w:r>
+        <w:rPr>
+          <w:rFonts w:ascii="Consolas" w:hAnsi="Consolas"/>
+        </w:rPr>
+        <w:t xml:space="preserve">:16.0.26030</w:t>
+      </w:r>
+      <w:r>
+        <w:rPr>
+          <w:rFonts w:ascii="Consolas" w:hAnsi="Consolas"/>
+          <w:color w:val="795E26"/>
+        </w:rPr>
+        <w:t xml:space="preserve">-ltsc2025-AWS</w:t>
+      </w:r>
+    </w:p>
+    <w:p>
+      <w:pPr>
+        <w:pStyle w:val="CodeBlock"/>
+      </w:pPr>
+      <w:r>
+        <w:rPr>
+          <w:rFonts w:ascii="Consolas" w:hAnsi="Consolas"/>
+        </w:rPr>
+        <w:t xml:space="preserve"/>
+      </w:r>
+    </w:p>
+    <w:p>
+      <w:pPr>
+        <w:pStyle w:val="CodeBlock"/>
+      </w:pPr>
+      <w:r>
+        <w:rPr>
+          <w:rFonts w:ascii="Consolas" w:hAnsi="Consolas"/>
+        </w:rPr>
+        <w:t xml:space="preserve">Remove</w:t>
+      </w:r>
+      <w:r>
+        <w:rPr>
+          <w:rFonts w:ascii="Consolas" w:hAnsi="Consolas"/>
+          <w:color w:val="795E26"/>
+        </w:rPr>
+        <w:t xml:space="preserve">-Variable</w:t>
+      </w:r>
+      <w:r>
+        <w:rPr>
+          <w:rFonts w:ascii="Consolas" w:hAnsi="Consolas"/>
+        </w:rPr>
+        <w:t xml:space="preserve"> creds</w:t>
+      </w:r>
+    </w:p>
+    <w:p>
+      <w:r>
+        <w:t xml:space="preserve">In both cases credentials live only in host memory for the duration of the call, expire automatically, and are never written to disk.</w:t>
+      </w:r>
+    </w:p>
+    <w:p>
+      <w:pPr>
+        <w:spacing w:before="120" w:after="120"/>
+        <w:pBdr>
+          <w:bottom w:val="single" w:sz="6" w:space="1" w:color="BFBFBF"/>
+        </w:pBdr>
+      </w:pPr>
+    </w:p>
+    <w:p>
+      <w:pPr>
+        <w:pStyle w:val="Heading1"/>
+      </w:pPr>
+      <w:r>
+        <w:t xml:space="preserve">7. Notes</w:t>
       </w:r>
     </w:p>
     <w:p>
@@ -1344,5 +6415,57 @@
       <w:spacing w:after="120"/>
     </w:pPr>
   </w:style>
+  <w:style w:type="paragraph" w:styleId="Heading3">
+    <w:name w:val="heading 3"/>
+    <w:basedOn w:val="Normal"/>
+    <w:qFormat/>
+    <w:rPr>
+      <w:rFonts w:ascii="Calibri" w:hAnsi="Calibri"/>
+      <w:sz w:val="22"/>
+      <w:b/>
+    </w:rPr>
+    <w:pPr>
+      <w:spacing w:after="100"/>
+    </w:pPr>
+  </w:style>
+  <w:style w:type="paragraph" w:styleId="Heading4">
+    <w:name w:val="heading 4"/>
+    <w:basedOn w:val="Normal"/>
+    <w:qFormat/>
+    <w:rPr>
+      <w:rFonts w:ascii="Calibri" w:hAnsi="Calibri"/>
+      <w:sz w:val="20"/>
+      <w:b/>
+    </w:rPr>
+    <w:pPr>
+      <w:spacing w:after="80"/>
+    </w:pPr>
+  </w:style>
+  <w:style w:type="paragraph" w:styleId="Heading5">
+    <w:name w:val="heading 5"/>
+    <w:basedOn w:val="Normal"/>
+    <w:qFormat/>
+    <w:rPr>
+      <w:rFonts w:ascii="Calibri" w:hAnsi="Calibri"/>
+      <w:sz w:val="20"/>
+      <w:b/>
+    </w:rPr>
+    <w:pPr>
+      <w:spacing w:after="60"/>
+    </w:pPr>
+  </w:style>
+  <w:style w:type="paragraph" w:styleId="CodeBlock">
+    <w:name w:val="CodeBlock"/>
+    <w:basedOn w:val="Normal"/>
+    <w:rPr>
+      <w:rFonts w:ascii="Consolas" w:hAnsi="Consolas"/>
+      <w:sz w:val="20"/>
+    </w:rPr>
+    <w:pPr>
+      <w:spacing w:before="0" w:after="0" w:line="240" w:lineRule="auto"/>
+      <w:ind w:left="360"/>
+      <w:shd w:val="clear" w:color="auto" w:fill="F3F3F3"/>
+    </w:pPr>
+  </w:style>
 </w:styles>
 </file>
--- a/Docker/LANSA Docker Image creation and Usage Instructions.docx
+++ b/Docker/LANSA Docker Image creation and Usage Instructions.docx
@@ -25,6 +25,20 @@
     </w:p>
     <w:p>
       <w:r>
+        <w:t xml:space="preserve">The example code presumes that the git hub repo is cloned into the directory </w:t>
+      </w:r>
+      <w:r>
+        <w:rPr>
+          <w:rFonts w:ascii="Consolas" w:hAnsi="Consolas"/>
+        </w:rPr>
+        <w:t xml:space="preserve">C:\dev\cookbooks</w:t>
+      </w:r>
+      <w:r>
+        <w:t xml:space="preserve">.</w:t>
+      </w:r>
+    </w:p>
+    <w:p>
+      <w:r>
         <w:t xml:space="preserve">I have published a Visual LANSA runtime base image to Docker Hub. The AWAMAPP example image is not published. The base image includes only the prerequisites to install and run LANSA.</w:t>
       </w:r>
     </w:p>
@@ -96,7 +110,7 @@
     </w:p>
     <w:p>
       <w:r>
-        <w:t xml:space="preserve">You will need to install Hot Fix EPC160000HF_260417 for V16 and Hot Fix ****** for V15 and construct an MSI to deploy into the Docker image. These Hot Fixes enable Cloud Account Id licensing in a Docker image for both AWS and Azure. I have tested both. Scripts in the above github repo require a Cloud type to be supplied when constructing the application image.</w:t>
+        <w:t xml:space="preserve">You will need to install Hot Fix EPC160000HF_260417 for V16 and Hot Fix EPC150070HF_260421 for V15 and construct an MSI to deploy into the Docker image. These Hot Fixes enable Cloud Account Id licensing in a Docker image for both AWS and Azure. I have tested both. Scripts in the above github repo require a Cloud type to be supplied when constructing the application image.</w:t>
       </w:r>
     </w:p>
     <w:p>
@@ -193,12 +207,590 @@
     </w:p>
     <w:p>
       <w:r>
-        <w:t xml:space="preserve">Key inputs: -DockerLabel, -VersionNum, -VersionLabel, -SQLHost (optional), -SQLPort (optional), -Trace (optional), -Cloud (required).</w:t>
-      </w:r>
-    </w:p>
-    <w:p>
-      <w:r>
-        <w:t xml:space="preserve">Before </w:t>
+        <w:t xml:space="preserve">Key inputs: </w:t>
+      </w:r>
+      <w:r>
+        <w:rPr>
+          <w:rFonts w:ascii="Consolas" w:hAnsi="Consolas"/>
+        </w:rPr>
+        <w:t xml:space="preserve">-MSIuri</w:t>
+      </w:r>
+      <w:r>
+        <w:t xml:space="preserve">, </w:t>
+      </w:r>
+      <w:r>
+        <w:rPr>
+          <w:rFonts w:ascii="Consolas" w:hAnsi="Consolas"/>
+        </w:rPr>
+        <w:t xml:space="preserve">-DockerLabel</w:t>
+      </w:r>
+      <w:r>
+        <w:t xml:space="preserve">, </w:t>
+      </w:r>
+      <w:r>
+        <w:rPr>
+          <w:rFonts w:ascii="Consolas" w:hAnsi="Consolas"/>
+        </w:rPr>
+        <w:t xml:space="preserve">-VersionNum</w:t>
+      </w:r>
+      <w:r>
+        <w:t xml:space="preserve">, </w:t>
+      </w:r>
+      <w:r>
+        <w:rPr>
+          <w:rFonts w:ascii="Consolas" w:hAnsi="Consolas"/>
+        </w:rPr>
+        <w:t xml:space="preserve">-VersionLabel</w:t>
+      </w:r>
+      <w:r>
+        <w:t xml:space="preserve">, </w:t>
+      </w:r>
+      <w:r>
+        <w:rPr>
+          <w:rFonts w:ascii="Consolas" w:hAnsi="Consolas"/>
+        </w:rPr>
+        <w:t xml:space="preserve">-SQLHost</w:t>
+      </w:r>
+      <w:r>
+        <w:t xml:space="preserve"> (optional), </w:t>
+      </w:r>
+      <w:r>
+        <w:rPr>
+          <w:rFonts w:ascii="Consolas" w:hAnsi="Consolas"/>
+        </w:rPr>
+        <w:t xml:space="preserve">-SQLPort</w:t>
+      </w:r>
+      <w:r>
+        <w:t xml:space="preserve"> (optional), </w:t>
+      </w:r>
+      <w:r>
+        <w:rPr>
+          <w:rFonts w:ascii="Consolas" w:hAnsi="Consolas"/>
+        </w:rPr>
+        <w:t xml:space="preserve">-Trace</w:t>
+      </w:r>
+      <w:r>
+        <w:t xml:space="preserve"> (optional), </w:t>
+      </w:r>
+      <w:r>
+        <w:rPr>
+          <w:rFonts w:ascii="Consolas" w:hAnsi="Consolas"/>
+        </w:rPr>
+        <w:t xml:space="preserve">-Cloud</w:t>
+      </w:r>
+      <w:r>
+        <w:t xml:space="preserve"> (required).</w:t>
+      </w:r>
+    </w:p>
+    <w:p>
+      <w:r>
+        <w:rPr>
+          <w:rFonts w:ascii="Consolas" w:hAnsi="Consolas"/>
+        </w:rPr>
+        <w:t xml:space="preserve">run.ps1</w:t>
+      </w:r>
+      <w:r>
+        <w:t xml:space="preserve"> maps the following host paths to Container paths using this syntax on the </w:t>
+      </w:r>
+      <w:r>
+        <w:rPr>
+          <w:rFonts w:ascii="Consolas" w:hAnsi="Consolas"/>
+        </w:rPr>
+        <w:t xml:space="preserve">docker run</w:t>
+      </w:r>
+      <w:r>
+        <w:t xml:space="preserve"> command:</w:t>
+      </w:r>
+    </w:p>
+    <w:p>
+      <w:pPr>
+        <w:pStyle w:val="CodeBlock"/>
+      </w:pPr>
+      <w:r>
+        <w:rPr>
+          <w:rFonts w:ascii="Consolas" w:hAnsi="Consolas"/>
+        </w:rPr>
+        <w:t xml:space="preserve">-v c:\temp:c:\temp -v c:\secrets:c:\secrets -v C:\msi:c:\msi `</w:t>
+      </w:r>
+    </w:p>
+    <w:p>
+      <w:pPr>
+        <w:pStyle w:val="CodeBlock"/>
+      </w:pPr>
+      <w:r>
+        <w:rPr>
+          <w:rFonts w:ascii="Consolas" w:hAnsi="Consolas"/>
+        </w:rPr>
+        <w:t xml:space="preserve">-v C:\dev\cookbooks\Docker:C:\docker</w:t>
+      </w:r>
+    </w:p>
+    <w:p>
+      <w:r>
+        <w:t xml:space="preserve">Graphically this may be represented like this:</w:t>
+      </w:r>
+    </w:p>
+    <w:tbl>
+      <w:tblPr>
+        <w:tblW w:w="0" w:type="auto"/>
+        <w:tblBorders>
+          <w:top w:val="single" w:sz="4" w:space="0" w:color="808080"/>
+          <w:left w:val="single" w:sz="4" w:space="0" w:color="808080"/>
+          <w:bottom w:val="single" w:sz="4" w:space="0" w:color="808080"/>
+          <w:right w:val="single" w:sz="4" w:space="0" w:color="808080"/>
+          <w:insideH w:val="single" w:sz="4" w:space="0" w:color="C0C0C0"/>
+          <w:insideV w:val="single" w:sz="4" w:space="0" w:color="C0C0C0"/>
+        </w:tblBorders>
+      </w:tblPr>
+      <w:tblGrid>
+        <w:gridCol w:w="4500"/>
+        <w:gridCol w:w="4500"/>
+      </w:tblGrid>
+      <w:tr>
+        <w:tc>
+          <w:tcPr>
+            <w:tcW w:w="4500" w:type="dxa"/>
+            <w:shd w:val="clear" w:color="auto" w:fill="D9EAF7"/>
+          </w:tcPr>
+          <w:p>
+            <w:r>
+              <w:rPr>
+                <w:b/>
+              </w:rPr>
+              <w:t xml:space="preserve">Host Path</w:t>
+            </w:r>
+          </w:p>
+        </w:tc>
+        <w:tc>
+          <w:tcPr>
+            <w:tcW w:w="4500" w:type="dxa"/>
+            <w:shd w:val="clear" w:color="auto" w:fill="D9EAF7"/>
+          </w:tcPr>
+          <w:p>
+            <w:r>
+              <w:rPr>
+                <w:b/>
+              </w:rPr>
+              <w:t xml:space="preserve">Container Path</w:t>
+            </w:r>
+          </w:p>
+        </w:tc>
+      </w:tr>
+      <w:tr>
+        <w:tc>
+          <w:tcPr>
+            <w:tcW w:w="4500" w:type="dxa"/>
+          </w:tcPr>
+          <w:p>
+            <w:r>
+              <w:rPr>
+                <w:rFonts w:ascii="Consolas" w:hAnsi="Consolas"/>
+              </w:rPr>
+              <w:t xml:space="preserve">c:\temp</w:t>
+            </w:r>
+          </w:p>
+        </w:tc>
+        <w:tc>
+          <w:tcPr>
+            <w:tcW w:w="4500" w:type="dxa"/>
+          </w:tcPr>
+          <w:p>
+            <w:r>
+              <w:rPr>
+                <w:rFonts w:ascii="Consolas" w:hAnsi="Consolas"/>
+              </w:rPr>
+              <w:t xml:space="preserve">c:\temp</w:t>
+            </w:r>
+          </w:p>
+        </w:tc>
+      </w:tr>
+      <w:tr>
+        <w:tc>
+          <w:tcPr>
+            <w:tcW w:w="4500" w:type="dxa"/>
+          </w:tcPr>
+          <w:p>
+            <w:r>
+              <w:rPr>
+                <w:rFonts w:ascii="Consolas" w:hAnsi="Consolas"/>
+              </w:rPr>
+              <w:t xml:space="preserve">c:\secrets</w:t>
+            </w:r>
+          </w:p>
+        </w:tc>
+        <w:tc>
+          <w:tcPr>
+            <w:tcW w:w="4500" w:type="dxa"/>
+          </w:tcPr>
+          <w:p>
+            <w:r>
+              <w:rPr>
+                <w:rFonts w:ascii="Consolas" w:hAnsi="Consolas"/>
+              </w:rPr>
+              <w:t xml:space="preserve">c:\secrets</w:t>
+            </w:r>
+          </w:p>
+        </w:tc>
+      </w:tr>
+      <w:tr>
+        <w:tc>
+          <w:tcPr>
+            <w:tcW w:w="4500" w:type="dxa"/>
+          </w:tcPr>
+          <w:p>
+            <w:r>
+              <w:rPr>
+                <w:rFonts w:ascii="Consolas" w:hAnsi="Consolas"/>
+              </w:rPr>
+              <w:t xml:space="preserve">C:\msi</w:t>
+            </w:r>
+          </w:p>
+        </w:tc>
+        <w:tc>
+          <w:tcPr>
+            <w:tcW w:w="4500" w:type="dxa"/>
+          </w:tcPr>
+          <w:p>
+            <w:r>
+              <w:rPr>
+                <w:rFonts w:ascii="Consolas" w:hAnsi="Consolas"/>
+              </w:rPr>
+              <w:t xml:space="preserve">c:\msi</w:t>
+            </w:r>
+          </w:p>
+        </w:tc>
+      </w:tr>
+      <w:tr>
+        <w:tc>
+          <w:tcPr>
+            <w:tcW w:w="4500" w:type="dxa"/>
+          </w:tcPr>
+          <w:p>
+            <w:r>
+              <w:rPr>
+                <w:rFonts w:ascii="Consolas" w:hAnsi="Consolas"/>
+              </w:rPr>
+              <w:t xml:space="preserve">C:\dev\cookbooks\Docker</w:t>
+            </w:r>
+          </w:p>
+        </w:tc>
+        <w:tc>
+          <w:tcPr>
+            <w:tcW w:w="4500" w:type="dxa"/>
+          </w:tcPr>
+          <w:p>
+            <w:r>
+              <w:rPr>
+                <w:rFonts w:ascii="Consolas" w:hAnsi="Consolas"/>
+              </w:rPr>
+              <w:t xml:space="preserve">C:\docker</w:t>
+            </w:r>
+          </w:p>
+        </w:tc>
+      </w:tr>
+    </w:tbl>
+    <w:p>
+      <w:r>
+        <w:rPr>
+          <w:rFonts w:ascii="Consolas" w:hAnsi="Consolas"/>
+        </w:rPr>
+        <w:t xml:space="preserve">c:\temp</w:t>
+      </w:r>
+      <w:r>
+        <w:t xml:space="preserve"> is expected by the installed application with installation logs and trace files output by the container to its </w:t>
+      </w:r>
+      <w:r>
+        <w:rPr>
+          <w:rFonts w:ascii="Consolas" w:hAnsi="Consolas"/>
+        </w:rPr>
+        <w:t xml:space="preserve">c:\temp</w:t>
+      </w:r>
+      <w:r>
+        <w:t xml:space="preserve"> directory. Always provide this mapping.</w:t>
+      </w:r>
+    </w:p>
+    <w:p>
+      <w:r>
+        <w:rPr>
+          <w:rFonts w:ascii="Consolas" w:hAnsi="Consolas"/>
+        </w:rPr>
+        <w:t xml:space="preserve">c:\secrets</w:t>
+      </w:r>
+      <w:r>
+        <w:t xml:space="preserve"> should contain two files: </w:t>
+      </w:r>
+      <w:r>
+        <w:rPr>
+          <w:rFonts w:ascii="Consolas" w:hAnsi="Consolas"/>
+        </w:rPr>
+        <w:t xml:space="preserve">dbpassword.txt</w:t>
+      </w:r>
+      <w:r>
+        <w:t xml:space="preserve"> and </w:t>
+      </w:r>
+      <w:r>
+        <w:rPr>
+          <w:rFonts w:ascii="Consolas" w:hAnsi="Consolas"/>
+        </w:rPr>
+        <w:t xml:space="preserve">webpassword.txt</w:t>
+      </w:r>
+      <w:r>
+        <w:t xml:space="preserve">. The database user password and web user password need to exist in these files. They may be injected into these files using similar techniques described in section (6) for the Cloud secrets. Alternatively, they may also be passed on the command line using </w:t>
+      </w:r>
+      <w:r>
+        <w:rPr>
+          <w:rFonts w:ascii="Consolas" w:hAnsi="Consolas"/>
+        </w:rPr>
+        <w:t xml:space="preserve">-dbpassword</w:t>
+      </w:r>
+      <w:r>
+        <w:t xml:space="preserve"> and </w:t>
+      </w:r>
+      <w:r>
+        <w:rPr>
+          <w:rFonts w:ascii="Consolas" w:hAnsi="Consolas"/>
+        </w:rPr>
+        <w:t xml:space="preserve">-webpassword</w:t>
+      </w:r>
+      <w:r>
+        <w:t xml:space="preserve"> as Powershell secure strings.</w:t>
+      </w:r>
+    </w:p>
+    <w:p>
+      <w:r>
+        <w:t xml:space="preserve">A directory needs to be mapped to the directory where the MSI is installed and </w:t>
+      </w:r>
+      <w:r>
+        <w:rPr>
+          <w:b/>
+        </w:rPr>
+        <w:t xml:space="preserve">the container's</w:t>
+      </w:r>
+      <w:r>
+        <w:t xml:space="preserve"> path to the MSI provided in the </w:t>
+      </w:r>
+      <w:r>
+        <w:rPr>
+          <w:rFonts w:ascii="Consolas" w:hAnsi="Consolas"/>
+        </w:rPr>
+        <w:t xml:space="preserve">-MSIuri</w:t>
+      </w:r>
+      <w:r>
+        <w:t xml:space="preserve"> parameter. If the shipped value of </w:t>
+      </w:r>
+      <w:r>
+        <w:rPr>
+          <w:rFonts w:ascii="Consolas" w:hAnsi="Consolas"/>
+        </w:rPr>
+        <w:t xml:space="preserve">MSIuri</w:t>
+      </w:r>
+      <w:r>
+        <w:t xml:space="preserve"> is used - </w:t>
+      </w:r>
+      <w:r>
+        <w:rPr>
+          <w:rFonts w:ascii="Consolas" w:hAnsi="Consolas"/>
+        </w:rPr>
+        <w:t xml:space="preserve">c:\msi</w:t>
+      </w:r>
+      <w:r>
+        <w:t xml:space="preserve"> for both host and container then no confusion will occur as the path is the same in both contexts.</w:t>
+      </w:r>
+    </w:p>
+    <w:p>
+      <w:r>
+        <w:t xml:space="preserve">The github repo location of the source code is provided by mapping </w:t>
+      </w:r>
+      <w:r>
+        <w:rPr>
+          <w:rFonts w:ascii="Consolas" w:hAnsi="Consolas"/>
+        </w:rPr>
+        <w:t xml:space="preserve">C:\dev\cookbooks\Docker</w:t>
+      </w:r>
+      <w:r>
+        <w:t xml:space="preserve"> on the host to </w:t>
+      </w:r>
+      <w:r>
+        <w:rPr>
+          <w:rFonts w:ascii="Consolas" w:hAnsi="Consolas"/>
+        </w:rPr>
+        <w:t xml:space="preserve">C:\Docker</w:t>
+      </w:r>
+      <w:r>
+        <w:t xml:space="preserve"> in the container making the entire contents available for container construction but not included in the image.</w:t>
+      </w:r>
+    </w:p>
+    <w:p>
+      <w:r>
+        <w:rPr>
+          <w:rFonts w:ascii="Consolas" w:hAnsi="Consolas"/>
+        </w:rPr>
+        <w:t xml:space="preserve">run.ps1</w:t>
+      </w:r>
+      <w:r>
+        <w:t xml:space="preserve"> passes selected host environment variables through to the container based on </w:t>
+      </w:r>
+      <w:r>
+        <w:rPr>
+          <w:rFonts w:ascii="Consolas" w:hAnsi="Consolas"/>
+        </w:rPr>
+        <w:t xml:space="preserve">-Cloud</w:t>
+      </w:r>
+      <w:r>
+        <w:t xml:space="preserve">.</w:t>
+      </w:r>
+    </w:p>
+    <w:p>
+      <w:r>
+        <w:t xml:space="preserve">When </w:t>
+      </w:r>
+      <w:r>
+        <w:rPr>
+          <w:rFonts w:ascii="Consolas" w:hAnsi="Consolas"/>
+        </w:rPr>
+        <w:t xml:space="preserve">-Cloud Azure</w:t>
+      </w:r>
+      <w:r>
+        <w:t xml:space="preserve">, these host environment variables must exist:</w:t>
+      </w:r>
+    </w:p>
+    <w:p>
+      <w:pPr>
+        <w:ind w:left="720" w:hanging="360"/>
+      </w:pPr>
+      <w:r>
+        <w:t xml:space="preserve">• </w:t>
+      </w:r>
+      <w:r>
+        <w:rPr>
+          <w:rFonts w:ascii="Consolas" w:hAnsi="Consolas"/>
+        </w:rPr>
+        <w:t xml:space="preserve">AZURE_TENANT_ID</w:t>
+      </w:r>
+    </w:p>
+    <w:p>
+      <w:pPr>
+        <w:ind w:left="720" w:hanging="360"/>
+      </w:pPr>
+      <w:r>
+        <w:t xml:space="preserve">• </w:t>
+      </w:r>
+      <w:r>
+        <w:rPr>
+          <w:rFonts w:ascii="Consolas" w:hAnsi="Consolas"/>
+        </w:rPr>
+        <w:t xml:space="preserve">AZURE_CLIENT_ID</w:t>
+      </w:r>
+    </w:p>
+    <w:p>
+      <w:pPr>
+        <w:ind w:left="720" w:hanging="360"/>
+      </w:pPr>
+      <w:r>
+        <w:t xml:space="preserve">• </w:t>
+      </w:r>
+      <w:r>
+        <w:rPr>
+          <w:rFonts w:ascii="Consolas" w:hAnsi="Consolas"/>
+        </w:rPr>
+        <w:t xml:space="preserve">AZURE_CLIENT_SECRET</w:t>
+      </w:r>
+    </w:p>
+    <w:p>
+      <w:pPr>
+        <w:ind w:left="720" w:hanging="360"/>
+      </w:pPr>
+      <w:r>
+        <w:t xml:space="preserve">• </w:t>
+      </w:r>
+      <w:r>
+        <w:rPr>
+          <w:rFonts w:ascii="Consolas" w:hAnsi="Consolas"/>
+        </w:rPr>
+        <w:t xml:space="preserve">AZURE_LOCATION</w:t>
+      </w:r>
+    </w:p>
+    <w:p>
+      <w:r>
+        <w:t xml:space="preserve">When </w:t>
+      </w:r>
+      <w:r>
+        <w:rPr>
+          <w:rFonts w:ascii="Consolas" w:hAnsi="Consolas"/>
+        </w:rPr>
+        <w:t xml:space="preserve">-Cloud AWS</w:t>
+      </w:r>
+      <w:r>
+        <w:t xml:space="preserve">, these host environment variables must exist:</w:t>
+      </w:r>
+    </w:p>
+    <w:p>
+      <w:pPr>
+        <w:ind w:left="720" w:hanging="360"/>
+      </w:pPr>
+      <w:r>
+        <w:t xml:space="preserve">• </w:t>
+      </w:r>
+      <w:r>
+        <w:rPr>
+          <w:rFonts w:ascii="Consolas" w:hAnsi="Consolas"/>
+        </w:rPr>
+        <w:t xml:space="preserve">AWS_ACCESS_KEY_ID</w:t>
+      </w:r>
+    </w:p>
+    <w:p>
+      <w:pPr>
+        <w:ind w:left="720" w:hanging="360"/>
+      </w:pPr>
+      <w:r>
+        <w:t xml:space="preserve">• </w:t>
+      </w:r>
+      <w:r>
+        <w:rPr>
+          <w:rFonts w:ascii="Consolas" w:hAnsi="Consolas"/>
+        </w:rPr>
+        <w:t xml:space="preserve">AWS_SECRET_ACCESS_KEY</w:t>
+      </w:r>
+    </w:p>
+    <w:p>
+      <w:pPr>
+        <w:ind w:left="720" w:hanging="360"/>
+      </w:pPr>
+      <w:r>
+        <w:t xml:space="preserve">• </w:t>
+      </w:r>
+      <w:r>
+        <w:rPr>
+          <w:rFonts w:ascii="Consolas" w:hAnsi="Consolas"/>
+        </w:rPr>
+        <w:t xml:space="preserve">AWS_DEFAULT_REGION</w:t>
+      </w:r>
+    </w:p>
+    <w:p>
+      <w:r>
+        <w:t xml:space="preserve">When </w:t>
+      </w:r>
+      <w:r>
+        <w:rPr>
+          <w:rFonts w:ascii="Consolas" w:hAnsi="Consolas"/>
+        </w:rPr>
+        <w:t xml:space="preserve">-Cloud AWS</w:t>
+      </w:r>
+      <w:r>
+        <w:t xml:space="preserve">, </w:t>
+      </w:r>
+      <w:r>
+        <w:rPr>
+          <w:rFonts w:ascii="Consolas" w:hAnsi="Consolas"/>
+        </w:rPr>
+        <w:t xml:space="preserve">AWS_SESSION_TOKEN</w:t>
+      </w:r>
+      <w:r>
+        <w:t xml:space="preserve"> is also passed through if it exists on the host.</w:t>
+      </w:r>
+    </w:p>
+    <w:p>
+      <w:r>
+        <w:t xml:space="preserve">When </w:t>
       </w:r>
       <w:r>
         <w:rPr>
@@ -207,16 +799,7 @@
         <w:t xml:space="preserve">init.ps1</w:t>
       </w:r>
       <w:r>
-        <w:t xml:space="preserve"> is invoked, </w:t>
-      </w:r>
-      <w:r>
-        <w:rPr>
-          <w:rFonts w:ascii="Consolas" w:hAnsi="Consolas"/>
-        </w:rPr>
-        <w:t xml:space="preserve">run.ps1</w:t>
-      </w:r>
-      <w:r>
-        <w:t xml:space="preserve"> copies the top-level </w:t>
+        <w:t xml:space="preserve"> is invoked, it copies the top-level </w:t>
       </w:r>
       <w:r>
         <w:rPr>
@@ -253,175 +836,6 @@
       </w:r>
       <w:r>
         <w:t xml:space="preserve"> are skipped. This provides Dockerfile-like override behavior without rebuilding the base image.</w:t>
-      </w:r>
-    </w:p>
-    <w:p>
-      <w:r>
-        <w:rPr>
-          <w:rFonts w:ascii="Consolas" w:hAnsi="Consolas"/>
-        </w:rPr>
-        <w:t xml:space="preserve">run.ps1</w:t>
-      </w:r>
-      <w:r>
-        <w:t xml:space="preserve"> passes selected host environment variables through to the container based on </w:t>
-      </w:r>
-      <w:r>
-        <w:rPr>
-          <w:rFonts w:ascii="Consolas" w:hAnsi="Consolas"/>
-        </w:rPr>
-        <w:t xml:space="preserve">-Cloud</w:t>
-      </w:r>
-      <w:r>
-        <w:t xml:space="preserve">.</w:t>
-      </w:r>
-    </w:p>
-    <w:p>
-      <w:r>
-        <w:t xml:space="preserve">When </w:t>
-      </w:r>
-      <w:r>
-        <w:rPr>
-          <w:rFonts w:ascii="Consolas" w:hAnsi="Consolas"/>
-        </w:rPr>
-        <w:t xml:space="preserve">-Cloud Azure</w:t>
-      </w:r>
-      <w:r>
-        <w:t xml:space="preserve">, these host environment variables must exist:</w:t>
-      </w:r>
-    </w:p>
-    <w:p>
-      <w:pPr>
-        <w:ind w:left="720" w:hanging="360"/>
-      </w:pPr>
-      <w:r>
-        <w:t xml:space="preserve">• </w:t>
-      </w:r>
-      <w:r>
-        <w:rPr>
-          <w:rFonts w:ascii="Consolas" w:hAnsi="Consolas"/>
-        </w:rPr>
-        <w:t xml:space="preserve">AZURE_TENANT_ID</w:t>
-      </w:r>
-    </w:p>
-    <w:p>
-      <w:pPr>
-        <w:ind w:left="720" w:hanging="360"/>
-      </w:pPr>
-      <w:r>
-        <w:t xml:space="preserve">• </w:t>
-      </w:r>
-      <w:r>
-        <w:rPr>
-          <w:rFonts w:ascii="Consolas" w:hAnsi="Consolas"/>
-        </w:rPr>
-        <w:t xml:space="preserve">AZURE_CLIENT_ID</w:t>
-      </w:r>
-    </w:p>
-    <w:p>
-      <w:pPr>
-        <w:ind w:left="720" w:hanging="360"/>
-      </w:pPr>
-      <w:r>
-        <w:t xml:space="preserve">• </w:t>
-      </w:r>
-      <w:r>
-        <w:rPr>
-          <w:rFonts w:ascii="Consolas" w:hAnsi="Consolas"/>
-        </w:rPr>
-        <w:t xml:space="preserve">AZURE_CLIENT_SECRET</w:t>
-      </w:r>
-    </w:p>
-    <w:p>
-      <w:pPr>
-        <w:ind w:left="720" w:hanging="360"/>
-      </w:pPr>
-      <w:r>
-        <w:t xml:space="preserve">• </w:t>
-      </w:r>
-      <w:r>
-        <w:rPr>
-          <w:rFonts w:ascii="Consolas" w:hAnsi="Consolas"/>
-        </w:rPr>
-        <w:t xml:space="preserve">AZURE_LOCATION</w:t>
-      </w:r>
-    </w:p>
-    <w:p>
-      <w:r>
-        <w:t xml:space="preserve">When </w:t>
-      </w:r>
-      <w:r>
-        <w:rPr>
-          <w:rFonts w:ascii="Consolas" w:hAnsi="Consolas"/>
-        </w:rPr>
-        <w:t xml:space="preserve">-Cloud AWS</w:t>
-      </w:r>
-      <w:r>
-        <w:t xml:space="preserve">, these host environment variables must exist:</w:t>
-      </w:r>
-    </w:p>
-    <w:p>
-      <w:pPr>
-        <w:ind w:left="720" w:hanging="360"/>
-      </w:pPr>
-      <w:r>
-        <w:t xml:space="preserve">• </w:t>
-      </w:r>
-      <w:r>
-        <w:rPr>
-          <w:rFonts w:ascii="Consolas" w:hAnsi="Consolas"/>
-        </w:rPr>
-        <w:t xml:space="preserve">AWS_ACCESS_KEY_ID</w:t>
-      </w:r>
-    </w:p>
-    <w:p>
-      <w:pPr>
-        <w:ind w:left="720" w:hanging="360"/>
-      </w:pPr>
-      <w:r>
-        <w:t xml:space="preserve">• </w:t>
-      </w:r>
-      <w:r>
-        <w:rPr>
-          <w:rFonts w:ascii="Consolas" w:hAnsi="Consolas"/>
-        </w:rPr>
-        <w:t xml:space="preserve">AWS_SECRET_ACCESS_KEY</w:t>
-      </w:r>
-    </w:p>
-    <w:p>
-      <w:pPr>
-        <w:ind w:left="720" w:hanging="360"/>
-      </w:pPr>
-      <w:r>
-        <w:t xml:space="preserve">• </w:t>
-      </w:r>
-      <w:r>
-        <w:rPr>
-          <w:rFonts w:ascii="Consolas" w:hAnsi="Consolas"/>
-        </w:rPr>
-        <w:t xml:space="preserve">AWS_DEFAULT_REGION</w:t>
-      </w:r>
-    </w:p>
-    <w:p>
-      <w:r>
-        <w:t xml:space="preserve">When </w:t>
-      </w:r>
-      <w:r>
-        <w:rPr>
-          <w:rFonts w:ascii="Consolas" w:hAnsi="Consolas"/>
-        </w:rPr>
-        <w:t xml:space="preserve">-Cloud AWS</w:t>
-      </w:r>
-      <w:r>
-        <w:t xml:space="preserve">, </w:t>
-      </w:r>
-      <w:r>
-        <w:rPr>
-          <w:rFonts w:ascii="Consolas" w:hAnsi="Consolas"/>
-        </w:rPr>
-        <w:t xml:space="preserve">AWS_SESSION_TOKEN</w:t>
-      </w:r>
-      <w:r>
-        <w:t xml:space="preserve"> is also passed through if it exists on the host.</w:t>
       </w:r>
     </w:p>
     <w:p>
